--- a/foundations-of-modern-social-thought-notes.docx
+++ b/foundations-of-modern-social-thought-notes.docx
@@ -9,7 +9,7 @@
       </w:pPr>
       <w:r>
         <w:rPr>
-          <w:rFonts w:ascii="Aptos" w:hAnsi="Aptos" w:cs="Aptos" w:eastAsia="PingFang SC"/>
+          <w:rFonts w:ascii="Calibri" w:hAnsi="Calibri" w:cs="Calibri" w:eastAsia="PingFang SC"/>
           <w:b/>
           <w:sz w:val="40"/>
           <w:szCs w:val="40"/>
@@ -23,9 +23,9 @@
       </w:pPr>
       <w:r>
         <w:rPr>
-          <w:rFonts w:ascii="Aptos" w:hAnsi="Aptos" w:cs="Aptos" w:eastAsia="PingFang SC"/>
+          <w:rFonts w:ascii="Calibri" w:hAnsi="Calibri" w:cs="Calibri" w:eastAsia="PingFang SC"/>
           <w:b/>
-          <w:color w:val="2E74B5"/>
+          <w:color w:val="C96442"/>
           <w:sz w:val="26"/>
           <w:szCs w:val="26"/>
         </w:rPr>
@@ -39,7 +39,8 @@
       </w:pPr>
       <w:r>
         <w:rPr>
-          <w:rFonts w:ascii="Aptos" w:hAnsi="Aptos" w:cs="Aptos" w:eastAsia="PingFang SC"/>
+          <w:rFonts w:ascii="Calibri" w:hAnsi="Calibri" w:cs="Calibri" w:eastAsia="PingFang SC"/>
+          <w:color w:val="3D3A33"/>
           <w:sz w:val="22"/>
           <w:szCs w:val="22"/>
         </w:rPr>
@@ -47,15 +48,17 @@
       </w:r>
       <w:r>
         <w:rPr>
-          <w:rFonts w:ascii="Aptos" w:hAnsi="Aptos" w:cs="Aptos" w:eastAsia="PingFang SC"/>
-          <w:sz w:val="22"/>
-          <w:szCs w:val="22"/>
-        </w:rPr>
-        <w:tab/>
-      </w:r>
-      <w:r>
-        <w:rPr>
-          <w:rFonts w:ascii="Aptos" w:hAnsi="Aptos" w:cs="Aptos" w:eastAsia="PingFang SC"/>
+          <w:rFonts w:ascii="Calibri" w:hAnsi="Calibri" w:cs="Calibri" w:eastAsia="PingFang SC"/>
+          <w:color w:val="3D3A33"/>
+          <w:sz w:val="22"/>
+          <w:szCs w:val="22"/>
+        </w:rPr>
+        <w:tab/>
+      </w:r>
+      <w:r>
+        <w:rPr>
+          <w:rFonts w:ascii="Calibri" w:hAnsi="Calibri" w:cs="Calibri" w:eastAsia="PingFang SC"/>
+          <w:color w:val="3D3A33"/>
           <w:sz w:val="22"/>
           <w:szCs w:val="22"/>
         </w:rPr>
@@ -69,7 +72,8 @@
       </w:pPr>
       <w:r>
         <w:rPr>
-          <w:rFonts w:ascii="Aptos" w:hAnsi="Aptos" w:cs="Aptos" w:eastAsia="PingFang SC"/>
+          <w:rFonts w:ascii="Calibri" w:hAnsi="Calibri" w:cs="Calibri" w:eastAsia="PingFang SC"/>
+          <w:color w:val="3D3A33"/>
           <w:sz w:val="22"/>
           <w:szCs w:val="22"/>
         </w:rPr>
@@ -77,15 +81,17 @@
       </w:r>
       <w:r>
         <w:rPr>
-          <w:rFonts w:ascii="Aptos" w:hAnsi="Aptos" w:cs="Aptos" w:eastAsia="PingFang SC"/>
-          <w:sz w:val="22"/>
-          <w:szCs w:val="22"/>
-        </w:rPr>
-        <w:tab/>
-      </w:r>
-      <w:r>
-        <w:rPr>
-          <w:rFonts w:ascii="Aptos" w:hAnsi="Aptos" w:cs="Aptos" w:eastAsia="PingFang SC"/>
+          <w:rFonts w:ascii="Calibri" w:hAnsi="Calibri" w:cs="Calibri" w:eastAsia="PingFang SC"/>
+          <w:color w:val="3D3A33"/>
+          <w:sz w:val="22"/>
+          <w:szCs w:val="22"/>
+        </w:rPr>
+        <w:tab/>
+      </w:r>
+      <w:r>
+        <w:rPr>
+          <w:rFonts w:ascii="Calibri" w:hAnsi="Calibri" w:cs="Calibri" w:eastAsia="PingFang SC"/>
+          <w:color w:val="3D3A33"/>
           <w:sz w:val="22"/>
           <w:szCs w:val="22"/>
         </w:rPr>
@@ -99,7 +105,8 @@
       </w:pPr>
       <w:r>
         <w:rPr>
-          <w:rFonts w:ascii="Aptos" w:hAnsi="Aptos" w:cs="Aptos" w:eastAsia="PingFang SC"/>
+          <w:rFonts w:ascii="Calibri" w:hAnsi="Calibri" w:cs="Calibri" w:eastAsia="PingFang SC"/>
+          <w:color w:val="3D3A33"/>
           <w:sz w:val="22"/>
           <w:szCs w:val="22"/>
         </w:rPr>
@@ -107,15 +114,17 @@
       </w:r>
       <w:r>
         <w:rPr>
-          <w:rFonts w:ascii="Aptos" w:hAnsi="Aptos" w:cs="Aptos" w:eastAsia="PingFang SC"/>
-          <w:sz w:val="22"/>
-          <w:szCs w:val="22"/>
-        </w:rPr>
-        <w:tab/>
-      </w:r>
-      <w:r>
-        <w:rPr>
-          <w:rFonts w:ascii="Aptos" w:hAnsi="Aptos" w:cs="Aptos" w:eastAsia="PingFang SC"/>
+          <w:rFonts w:ascii="Calibri" w:hAnsi="Calibri" w:cs="Calibri" w:eastAsia="PingFang SC"/>
+          <w:color w:val="3D3A33"/>
+          <w:sz w:val="22"/>
+          <w:szCs w:val="22"/>
+        </w:rPr>
+        <w:tab/>
+      </w:r>
+      <w:r>
+        <w:rPr>
+          <w:rFonts w:ascii="Calibri" w:hAnsi="Calibri" w:cs="Calibri" w:eastAsia="PingFang SC"/>
+          <w:color w:val="3D3A33"/>
           <w:sz w:val="22"/>
           <w:szCs w:val="22"/>
         </w:rPr>
@@ -129,7 +138,8 @@
       </w:pPr>
       <w:r>
         <w:rPr>
-          <w:rFonts w:ascii="Aptos" w:hAnsi="Aptos" w:cs="Aptos" w:eastAsia="PingFang SC"/>
+          <w:rFonts w:ascii="Calibri" w:hAnsi="Calibri" w:cs="Calibri" w:eastAsia="PingFang SC"/>
+          <w:color w:val="3D3A33"/>
           <w:sz w:val="22"/>
           <w:szCs w:val="22"/>
         </w:rPr>
@@ -137,15 +147,17 @@
       </w:r>
       <w:r>
         <w:rPr>
-          <w:rFonts w:ascii="Aptos" w:hAnsi="Aptos" w:cs="Aptos" w:eastAsia="PingFang SC"/>
-          <w:sz w:val="22"/>
-          <w:szCs w:val="22"/>
-        </w:rPr>
-        <w:tab/>
-      </w:r>
-      <w:r>
-        <w:rPr>
-          <w:rFonts w:ascii="Aptos" w:hAnsi="Aptos" w:cs="Aptos" w:eastAsia="PingFang SC"/>
+          <w:rFonts w:ascii="Calibri" w:hAnsi="Calibri" w:cs="Calibri" w:eastAsia="PingFang SC"/>
+          <w:color w:val="3D3A33"/>
+          <w:sz w:val="22"/>
+          <w:szCs w:val="22"/>
+        </w:rPr>
+        <w:tab/>
+      </w:r>
+      <w:r>
+        <w:rPr>
+          <w:rFonts w:ascii="Calibri" w:hAnsi="Calibri" w:cs="Calibri" w:eastAsia="PingFang SC"/>
+          <w:color w:val="3D3A33"/>
           <w:sz w:val="22"/>
           <w:szCs w:val="22"/>
         </w:rPr>
@@ -159,7 +171,8 @@
       </w:pPr>
       <w:r>
         <w:rPr>
-          <w:rFonts w:ascii="Aptos" w:hAnsi="Aptos" w:cs="Aptos" w:eastAsia="PingFang SC"/>
+          <w:rFonts w:ascii="Calibri" w:hAnsi="Calibri" w:cs="Calibri" w:eastAsia="PingFang SC"/>
+          <w:color w:val="3D3A33"/>
           <w:sz w:val="22"/>
           <w:szCs w:val="22"/>
         </w:rPr>
@@ -167,15 +180,17 @@
       </w:r>
       <w:r>
         <w:rPr>
-          <w:rFonts w:ascii="Aptos" w:hAnsi="Aptos" w:cs="Aptos" w:eastAsia="PingFang SC"/>
-          <w:sz w:val="22"/>
-          <w:szCs w:val="22"/>
-        </w:rPr>
-        <w:tab/>
-      </w:r>
-      <w:r>
-        <w:rPr>
-          <w:rFonts w:ascii="Aptos" w:hAnsi="Aptos" w:cs="Aptos" w:eastAsia="PingFang SC"/>
+          <w:rFonts w:ascii="Calibri" w:hAnsi="Calibri" w:cs="Calibri" w:eastAsia="PingFang SC"/>
+          <w:color w:val="3D3A33"/>
+          <w:sz w:val="22"/>
+          <w:szCs w:val="22"/>
+        </w:rPr>
+        <w:tab/>
+      </w:r>
+      <w:r>
+        <w:rPr>
+          <w:rFonts w:ascii="Calibri" w:hAnsi="Calibri" w:cs="Calibri" w:eastAsia="PingFang SC"/>
+          <w:color w:val="3D3A33"/>
           <w:sz w:val="22"/>
           <w:szCs w:val="22"/>
         </w:rPr>
@@ -189,7 +204,8 @@
       </w:pPr>
       <w:r>
         <w:rPr>
-          <w:rFonts w:ascii="Aptos" w:hAnsi="Aptos" w:cs="Aptos" w:eastAsia="PingFang SC"/>
+          <w:rFonts w:ascii="Calibri" w:hAnsi="Calibri" w:cs="Calibri" w:eastAsia="PingFang SC"/>
+          <w:color w:val="3D3A33"/>
           <w:sz w:val="22"/>
           <w:szCs w:val="22"/>
         </w:rPr>
@@ -197,15 +213,17 @@
       </w:r>
       <w:r>
         <w:rPr>
-          <w:rFonts w:ascii="Aptos" w:hAnsi="Aptos" w:cs="Aptos" w:eastAsia="PingFang SC"/>
-          <w:sz w:val="22"/>
-          <w:szCs w:val="22"/>
-        </w:rPr>
-        <w:tab/>
-      </w:r>
-      <w:r>
-        <w:rPr>
-          <w:rFonts w:ascii="Aptos" w:hAnsi="Aptos" w:cs="Aptos" w:eastAsia="PingFang SC"/>
+          <w:rFonts w:ascii="Calibri" w:hAnsi="Calibri" w:cs="Calibri" w:eastAsia="PingFang SC"/>
+          <w:color w:val="3D3A33"/>
+          <w:sz w:val="22"/>
+          <w:szCs w:val="22"/>
+        </w:rPr>
+        <w:tab/>
+      </w:r>
+      <w:r>
+        <w:rPr>
+          <w:rFonts w:ascii="Calibri" w:hAnsi="Calibri" w:cs="Calibri" w:eastAsia="PingFang SC"/>
+          <w:color w:val="3D3A33"/>
           <w:sz w:val="22"/>
           <w:szCs w:val="22"/>
         </w:rPr>
@@ -219,7 +237,8 @@
       </w:pPr>
       <w:r>
         <w:rPr>
-          <w:rFonts w:ascii="Aptos" w:hAnsi="Aptos" w:cs="Aptos" w:eastAsia="PingFang SC"/>
+          <w:rFonts w:ascii="Calibri" w:hAnsi="Calibri" w:cs="Calibri" w:eastAsia="PingFang SC"/>
+          <w:color w:val="3D3A33"/>
           <w:sz w:val="22"/>
           <w:szCs w:val="22"/>
         </w:rPr>
@@ -227,15 +246,17 @@
       </w:r>
       <w:r>
         <w:rPr>
-          <w:rFonts w:ascii="Aptos" w:hAnsi="Aptos" w:cs="Aptos" w:eastAsia="PingFang SC"/>
-          <w:sz w:val="22"/>
-          <w:szCs w:val="22"/>
-        </w:rPr>
-        <w:tab/>
-      </w:r>
-      <w:r>
-        <w:rPr>
-          <w:rFonts w:ascii="Aptos" w:hAnsi="Aptos" w:cs="Aptos" w:eastAsia="PingFang SC"/>
+          <w:rFonts w:ascii="Calibri" w:hAnsi="Calibri" w:cs="Calibri" w:eastAsia="PingFang SC"/>
+          <w:color w:val="3D3A33"/>
+          <w:sz w:val="22"/>
+          <w:szCs w:val="22"/>
+        </w:rPr>
+        <w:tab/>
+      </w:r>
+      <w:r>
+        <w:rPr>
+          <w:rFonts w:ascii="Calibri" w:hAnsi="Calibri" w:cs="Calibri" w:eastAsia="PingFang SC"/>
+          <w:color w:val="3D3A33"/>
           <w:sz w:val="22"/>
           <w:szCs w:val="22"/>
         </w:rPr>
@@ -249,7 +270,8 @@
       </w:pPr>
       <w:r>
         <w:rPr>
-          <w:rFonts w:ascii="Aptos" w:hAnsi="Aptos" w:cs="Aptos" w:eastAsia="PingFang SC"/>
+          <w:rFonts w:ascii="Calibri" w:hAnsi="Calibri" w:cs="Calibri" w:eastAsia="PingFang SC"/>
+          <w:color w:val="3D3A33"/>
           <w:sz w:val="22"/>
           <w:szCs w:val="22"/>
         </w:rPr>
@@ -257,15 +279,17 @@
       </w:r>
       <w:r>
         <w:rPr>
-          <w:rFonts w:ascii="Aptos" w:hAnsi="Aptos" w:cs="Aptos" w:eastAsia="PingFang SC"/>
-          <w:sz w:val="22"/>
-          <w:szCs w:val="22"/>
-        </w:rPr>
-        <w:tab/>
-      </w:r>
-      <w:r>
-        <w:rPr>
-          <w:rFonts w:ascii="Aptos" w:hAnsi="Aptos" w:cs="Aptos" w:eastAsia="PingFang SC"/>
+          <w:rFonts w:ascii="Calibri" w:hAnsi="Calibri" w:cs="Calibri" w:eastAsia="PingFang SC"/>
+          <w:color w:val="3D3A33"/>
+          <w:sz w:val="22"/>
+          <w:szCs w:val="22"/>
+        </w:rPr>
+        <w:tab/>
+      </w:r>
+      <w:r>
+        <w:rPr>
+          <w:rFonts w:ascii="Calibri" w:hAnsi="Calibri" w:cs="Calibri" w:eastAsia="PingFang SC"/>
+          <w:color w:val="3D3A33"/>
           <w:sz w:val="22"/>
           <w:szCs w:val="22"/>
         </w:rPr>
@@ -279,7 +303,8 @@
       </w:pPr>
       <w:r>
         <w:rPr>
-          <w:rFonts w:ascii="Aptos" w:hAnsi="Aptos" w:cs="Aptos" w:eastAsia="PingFang SC"/>
+          <w:rFonts w:ascii="Calibri" w:hAnsi="Calibri" w:cs="Calibri" w:eastAsia="PingFang SC"/>
+          <w:color w:val="3D3A33"/>
           <w:sz w:val="22"/>
           <w:szCs w:val="22"/>
         </w:rPr>
@@ -287,15 +312,17 @@
       </w:r>
       <w:r>
         <w:rPr>
-          <w:rFonts w:ascii="Aptos" w:hAnsi="Aptos" w:cs="Aptos" w:eastAsia="PingFang SC"/>
-          <w:sz w:val="22"/>
-          <w:szCs w:val="22"/>
-        </w:rPr>
-        <w:tab/>
-      </w:r>
-      <w:r>
-        <w:rPr>
-          <w:rFonts w:ascii="Aptos" w:hAnsi="Aptos" w:cs="Aptos" w:eastAsia="PingFang SC"/>
+          <w:rFonts w:ascii="Calibri" w:hAnsi="Calibri" w:cs="Calibri" w:eastAsia="PingFang SC"/>
+          <w:color w:val="3D3A33"/>
+          <w:sz w:val="22"/>
+          <w:szCs w:val="22"/>
+        </w:rPr>
+        <w:tab/>
+      </w:r>
+      <w:r>
+        <w:rPr>
+          <w:rFonts w:ascii="Calibri" w:hAnsi="Calibri" w:cs="Calibri" w:eastAsia="PingFang SC"/>
+          <w:color w:val="3D3A33"/>
           <w:sz w:val="22"/>
           <w:szCs w:val="22"/>
         </w:rPr>
@@ -309,7 +336,8 @@
       </w:pPr>
       <w:r>
         <w:rPr>
-          <w:rFonts w:ascii="Aptos" w:hAnsi="Aptos" w:cs="Aptos" w:eastAsia="PingFang SC"/>
+          <w:rFonts w:ascii="Calibri" w:hAnsi="Calibri" w:cs="Calibri" w:eastAsia="PingFang SC"/>
+          <w:color w:val="3D3A33"/>
           <w:sz w:val="22"/>
           <w:szCs w:val="22"/>
         </w:rPr>
@@ -317,15 +345,17 @@
       </w:r>
       <w:r>
         <w:rPr>
-          <w:rFonts w:ascii="Aptos" w:hAnsi="Aptos" w:cs="Aptos" w:eastAsia="PingFang SC"/>
-          <w:sz w:val="22"/>
-          <w:szCs w:val="22"/>
-        </w:rPr>
-        <w:tab/>
-      </w:r>
-      <w:r>
-        <w:rPr>
-          <w:rFonts w:ascii="Aptos" w:hAnsi="Aptos" w:cs="Aptos" w:eastAsia="PingFang SC"/>
+          <w:rFonts w:ascii="Calibri" w:hAnsi="Calibri" w:cs="Calibri" w:eastAsia="PingFang SC"/>
+          <w:color w:val="3D3A33"/>
+          <w:sz w:val="22"/>
+          <w:szCs w:val="22"/>
+        </w:rPr>
+        <w:tab/>
+      </w:r>
+      <w:r>
+        <w:rPr>
+          <w:rFonts w:ascii="Calibri" w:hAnsi="Calibri" w:cs="Calibri" w:eastAsia="PingFang SC"/>
+          <w:color w:val="3D3A33"/>
           <w:sz w:val="22"/>
           <w:szCs w:val="22"/>
         </w:rPr>
@@ -339,7 +369,8 @@
       </w:pPr>
       <w:r>
         <w:rPr>
-          <w:rFonts w:ascii="Aptos" w:hAnsi="Aptos" w:cs="Aptos" w:eastAsia="PingFang SC"/>
+          <w:rFonts w:ascii="Calibri" w:hAnsi="Calibri" w:cs="Calibri" w:eastAsia="PingFang SC"/>
+          <w:color w:val="3D3A33"/>
           <w:sz w:val="22"/>
           <w:szCs w:val="22"/>
         </w:rPr>
@@ -347,15 +378,17 @@
       </w:r>
       <w:r>
         <w:rPr>
-          <w:rFonts w:ascii="Aptos" w:hAnsi="Aptos" w:cs="Aptos" w:eastAsia="PingFang SC"/>
-          <w:sz w:val="22"/>
-          <w:szCs w:val="22"/>
-        </w:rPr>
-        <w:tab/>
-      </w:r>
-      <w:r>
-        <w:rPr>
-          <w:rFonts w:ascii="Aptos" w:hAnsi="Aptos" w:cs="Aptos" w:eastAsia="PingFang SC"/>
+          <w:rFonts w:ascii="Calibri" w:hAnsi="Calibri" w:cs="Calibri" w:eastAsia="PingFang SC"/>
+          <w:color w:val="3D3A33"/>
+          <w:sz w:val="22"/>
+          <w:szCs w:val="22"/>
+        </w:rPr>
+        <w:tab/>
+      </w:r>
+      <w:r>
+        <w:rPr>
+          <w:rFonts w:ascii="Calibri" w:hAnsi="Calibri" w:cs="Calibri" w:eastAsia="PingFang SC"/>
+          <w:color w:val="3D3A33"/>
           <w:sz w:val="22"/>
           <w:szCs w:val="22"/>
         </w:rPr>
@@ -368,9 +401,9 @@
       </w:pPr>
       <w:r>
         <w:rPr>
-          <w:rFonts w:ascii="Aptos" w:hAnsi="Aptos" w:cs="Aptos" w:eastAsia="PingFang SC"/>
+          <w:rFonts w:ascii="Calibri" w:hAnsi="Calibri" w:cs="Calibri" w:eastAsia="PingFang SC"/>
           <w:b/>
-          <w:color w:val="2E74B5"/>
+          <w:color w:val="C96442"/>
           <w:sz w:val="26"/>
           <w:szCs w:val="26"/>
         </w:rPr>
@@ -383,7 +416,8 @@
       </w:pPr>
       <w:r>
         <w:rPr>
-          <w:rFonts w:ascii="Aptos" w:hAnsi="Aptos" w:cs="Aptos" w:eastAsia="PingFang SC"/>
+          <w:rFonts w:ascii="Calibri" w:hAnsi="Calibri" w:cs="Calibri" w:eastAsia="PingFang SC"/>
+          <w:color w:val="3D3A33"/>
           <w:sz w:val="22"/>
           <w:szCs w:val="22"/>
         </w:rPr>
@@ -396,7 +430,8 @@
       </w:pPr>
       <w:r>
         <w:rPr>
-          <w:rFonts w:ascii="Aptos" w:hAnsi="Aptos" w:cs="Aptos" w:eastAsia="PingFang SC"/>
+          <w:rFonts w:ascii="Calibri" w:hAnsi="Calibri" w:cs="Calibri" w:eastAsia="PingFang SC"/>
+          <w:color w:val="3D3A33"/>
           <w:sz w:val="22"/>
           <w:szCs w:val="22"/>
         </w:rPr>
@@ -409,7 +444,8 @@
       </w:pPr>
       <w:r>
         <w:rPr>
-          <w:rFonts w:ascii="Aptos" w:hAnsi="Aptos" w:cs="Aptos" w:eastAsia="PingFang SC"/>
+          <w:rFonts w:ascii="Calibri" w:hAnsi="Calibri" w:cs="Calibri" w:eastAsia="PingFang SC"/>
+          <w:color w:val="3D3A33"/>
           <w:sz w:val="22"/>
           <w:szCs w:val="22"/>
         </w:rPr>
@@ -422,7 +458,8 @@
       </w:pPr>
       <w:r>
         <w:rPr>
-          <w:rFonts w:ascii="Aptos" w:hAnsi="Aptos" w:cs="Aptos" w:eastAsia="PingFang SC"/>
+          <w:rFonts w:ascii="Calibri" w:hAnsi="Calibri" w:cs="Calibri" w:eastAsia="PingFang SC"/>
+          <w:color w:val="3D3A33"/>
           <w:sz w:val="22"/>
           <w:szCs w:val="22"/>
         </w:rPr>
@@ -435,7 +472,8 @@
       </w:pPr>
       <w:r>
         <w:rPr>
-          <w:rFonts w:ascii="Aptos" w:hAnsi="Aptos" w:cs="Aptos" w:eastAsia="PingFang SC"/>
+          <w:rFonts w:ascii="Calibri" w:hAnsi="Calibri" w:cs="Calibri" w:eastAsia="PingFang SC"/>
+          <w:color w:val="3D3A33"/>
           <w:sz w:val="22"/>
           <w:szCs w:val="22"/>
         </w:rPr>
@@ -452,7 +490,8 @@
       </w:pPr>
       <w:r>
         <w:rPr>
-          <w:rFonts w:ascii="Aptos" w:hAnsi="Aptos" w:cs="Aptos" w:eastAsia="PingFang SC"/>
+          <w:rFonts w:ascii="Calibri" w:hAnsi="Calibri" w:cs="Calibri" w:eastAsia="PingFang SC"/>
+          <w:color w:val="3D3A33"/>
           <w:sz w:val="22"/>
           <w:szCs w:val="22"/>
         </w:rPr>
@@ -469,7 +508,8 @@
       </w:pPr>
       <w:r>
         <w:rPr>
-          <w:rFonts w:ascii="Aptos" w:hAnsi="Aptos" w:cs="Aptos" w:eastAsia="PingFang SC"/>
+          <w:rFonts w:ascii="Calibri" w:hAnsi="Calibri" w:cs="Calibri" w:eastAsia="PingFang SC"/>
+          <w:color w:val="3D3A33"/>
           <w:sz w:val="22"/>
           <w:szCs w:val="22"/>
         </w:rPr>
@@ -482,7 +522,8 @@
       </w:pPr>
       <w:r>
         <w:rPr>
-          <w:rFonts w:ascii="Aptos" w:hAnsi="Aptos" w:cs="Aptos" w:eastAsia="PingFang SC"/>
+          <w:rFonts w:ascii="Calibri" w:hAnsi="Calibri" w:cs="Calibri" w:eastAsia="PingFang SC"/>
+          <w:color w:val="3D3A33"/>
           <w:sz w:val="22"/>
           <w:szCs w:val="22"/>
         </w:rPr>
@@ -495,8 +536,9 @@
       </w:pPr>
       <w:r>
         <w:rPr>
-          <w:rFonts w:ascii="Aptos" w:hAnsi="Aptos" w:cs="Aptos" w:eastAsia="PingFang SC"/>
+          <w:rFonts w:ascii="Calibri" w:hAnsi="Calibri" w:cs="Calibri" w:eastAsia="PingFang SC"/>
           <w:b/>
+          <w:color w:val="3D3A33"/>
           <w:sz w:val="22"/>
           <w:szCs w:val="22"/>
         </w:rPr>
@@ -509,9 +551,9 @@
       </w:pPr>
       <w:r>
         <w:rPr>
-          <w:rFonts w:ascii="Aptos" w:hAnsi="Aptos" w:cs="Aptos" w:eastAsia="PingFang SC"/>
+          <w:rFonts w:ascii="Calibri" w:hAnsi="Calibri" w:cs="Calibri" w:eastAsia="PingFang SC"/>
           <w:b/>
-          <w:color w:val="2E74B5"/>
+          <w:color w:val="C96442"/>
           <w:sz w:val="26"/>
           <w:szCs w:val="26"/>
         </w:rPr>
@@ -528,7 +570,8 @@
       </w:pPr>
       <w:r>
         <w:rPr>
-          <w:rFonts w:ascii="Aptos" w:hAnsi="Aptos" w:cs="Aptos" w:eastAsia="PingFang SC"/>
+          <w:rFonts w:ascii="Calibri" w:hAnsi="Calibri" w:cs="Calibri" w:eastAsia="PingFang SC"/>
+          <w:color w:val="3D3A33"/>
           <w:sz w:val="22"/>
           <w:szCs w:val="22"/>
         </w:rPr>
@@ -542,27 +585,279 @@
       </w:pPr>
       <w:r>
         <w:rPr>
-          <w:rFonts w:ascii="Aptos" w:hAnsi="Aptos" w:cs="Aptos" w:eastAsia="PingFang SC"/>
-          <w:sz w:val="22"/>
-          <w:szCs w:val="22"/>
-        </w:rPr>
-        <w:t xml:space="preserve">◦</w:t>
-      </w:r>
-      <w:r>
-        <w:rPr>
-          <w:rFonts w:ascii="Aptos" w:hAnsi="Aptos" w:cs="Aptos" w:eastAsia="PingFang SC"/>
-          <w:sz w:val="22"/>
-          <w:szCs w:val="22"/>
-        </w:rPr>
-        <w:tab/>
-      </w:r>
-      <w:r>
-        <w:rPr>
-          <w:rFonts w:ascii="Aptos" w:hAnsi="Aptos" w:cs="Aptos" w:eastAsia="PingFang SC"/>
+          <w:rFonts w:ascii="Calibri" w:hAnsi="Calibri" w:cs="Calibri" w:eastAsia="PingFang SC"/>
+          <w:color w:val="3D3A33"/>
+          <w:sz w:val="22"/>
+          <w:szCs w:val="22"/>
+        </w:rPr>
+        <w:t xml:space="preserve">◦</w:t>
+      </w:r>
+      <w:r>
+        <w:rPr>
+          <w:rFonts w:ascii="Calibri" w:hAnsi="Calibri" w:cs="Calibri" w:eastAsia="PingFang SC"/>
+          <w:color w:val="3D3A33"/>
+          <w:sz w:val="22"/>
+          <w:szCs w:val="22"/>
+        </w:rPr>
+        <w:tab/>
+      </w:r>
+      <w:r>
+        <w:rPr>
+          <w:rFonts w:ascii="Calibri" w:hAnsi="Calibri" w:cs="Calibri" w:eastAsia="PingFang SC"/>
+          <w:color w:val="3D3A33"/>
           <w:sz w:val="22"/>
           <w:szCs w:val="22"/>
         </w:rPr>
         <w:t xml:space="preserve">born in 1588</w:t>
+      </w:r>
+    </w:p>
+    <w:p>
+      <w:pPr>
+        <w:spacing w:after="80" w:line="312" w:lineRule="auto"/>
+        <w:ind w:left="1080" w:hanging="360"/>
+      </w:pPr>
+      <w:r>
+        <w:rPr>
+          <w:rFonts w:ascii="Calibri" w:hAnsi="Calibri" w:cs="Calibri" w:eastAsia="PingFang SC"/>
+          <w:color w:val="3D3A33"/>
+          <w:sz w:val="22"/>
+          <w:szCs w:val="22"/>
+        </w:rPr>
+        <w:t xml:space="preserve">◦</w:t>
+      </w:r>
+      <w:r>
+        <w:rPr>
+          <w:rFonts w:ascii="Calibri" w:hAnsi="Calibri" w:cs="Calibri" w:eastAsia="PingFang SC"/>
+          <w:color w:val="3D3A33"/>
+          <w:sz w:val="22"/>
+          <w:szCs w:val="22"/>
+        </w:rPr>
+        <w:tab/>
+      </w:r>
+      <w:r>
+        <w:rPr>
+          <w:rFonts w:ascii="Calibri" w:hAnsi="Calibri" w:cs="Calibri" w:eastAsia="PingFang SC"/>
+          <w:color w:val="3D3A33"/>
+          <w:sz w:val="22"/>
+          <w:szCs w:val="22"/>
+        </w:rPr>
+        <w:t xml:space="preserve">Troubled childhood</w:t>
+      </w:r>
+    </w:p>
+    <w:p>
+      <w:pPr>
+        <w:spacing w:after="80" w:line="312" w:lineRule="auto"/>
+        <w:ind w:left="1080" w:hanging="360"/>
+      </w:pPr>
+      <w:r>
+        <w:rPr>
+          <w:rFonts w:ascii="Calibri" w:hAnsi="Calibri" w:cs="Calibri" w:eastAsia="PingFang SC"/>
+          <w:color w:val="3D3A33"/>
+          <w:sz w:val="22"/>
+          <w:szCs w:val="22"/>
+        </w:rPr>
+        <w:t xml:space="preserve">◦</w:t>
+      </w:r>
+      <w:r>
+        <w:rPr>
+          <w:rFonts w:ascii="Calibri" w:hAnsi="Calibri" w:cs="Calibri" w:eastAsia="PingFang SC"/>
+          <w:color w:val="3D3A33"/>
+          <w:sz w:val="22"/>
+          <w:szCs w:val="22"/>
+        </w:rPr>
+        <w:tab/>
+      </w:r>
+      <w:r>
+        <w:rPr>
+          <w:rFonts w:ascii="Calibri" w:hAnsi="Calibri" w:cs="Calibri" w:eastAsia="PingFang SC"/>
+          <w:color w:val="3D3A33"/>
+          <w:sz w:val="22"/>
+          <w:szCs w:val="22"/>
+        </w:rPr>
+        <w:t xml:space="preserve">1602 - 1608 Magdalene Hall, Oxford, Tutor of William Cavendish, later Earl of Devonshire. </w:t>
+      </w:r>
+    </w:p>
+    <w:p>
+      <w:pPr>
+        <w:spacing w:after="80" w:line="312" w:lineRule="auto"/>
+        <w:ind w:left="1080" w:hanging="360"/>
+      </w:pPr>
+      <w:r>
+        <w:rPr>
+          <w:rFonts w:ascii="Calibri" w:hAnsi="Calibri" w:cs="Calibri" w:eastAsia="PingFang SC"/>
+          <w:color w:val="3D3A33"/>
+          <w:sz w:val="22"/>
+          <w:szCs w:val="22"/>
+        </w:rPr>
+        <w:t xml:space="preserve">◦</w:t>
+      </w:r>
+      <w:r>
+        <w:rPr>
+          <w:rFonts w:ascii="Calibri" w:hAnsi="Calibri" w:cs="Calibri" w:eastAsia="PingFang SC"/>
+          <w:color w:val="3D3A33"/>
+          <w:sz w:val="22"/>
+          <w:szCs w:val="22"/>
+        </w:rPr>
+        <w:tab/>
+      </w:r>
+      <w:r>
+        <w:rPr>
+          <w:rFonts w:ascii="Calibri" w:hAnsi="Calibri" w:cs="Calibri" w:eastAsia="PingFang SC"/>
+          <w:color w:val="3D3A33"/>
+          <w:sz w:val="22"/>
+          <w:szCs w:val="22"/>
+        </w:rPr>
+        <w:t xml:space="preserve">1620 travels with pupil to France and Italy, is influenced by Galileo and modern science, rejects Aristotelian logic. </w:t>
+      </w:r>
+    </w:p>
+    <w:p>
+      <w:pPr>
+        <w:spacing w:after="80" w:line="312" w:lineRule="auto"/>
+        <w:ind w:left="1080" w:hanging="360"/>
+      </w:pPr>
+      <w:r>
+        <w:rPr>
+          <w:rFonts w:ascii="Calibri" w:hAnsi="Calibri" w:cs="Calibri" w:eastAsia="PingFang SC"/>
+          <w:color w:val="3D3A33"/>
+          <w:sz w:val="22"/>
+          <w:szCs w:val="22"/>
+        </w:rPr>
+        <w:t xml:space="preserve">◦</w:t>
+      </w:r>
+      <w:r>
+        <w:rPr>
+          <w:rFonts w:ascii="Calibri" w:hAnsi="Calibri" w:cs="Calibri" w:eastAsia="PingFang SC"/>
+          <w:color w:val="3D3A33"/>
+          <w:sz w:val="22"/>
+          <w:szCs w:val="22"/>
+        </w:rPr>
+        <w:tab/>
+      </w:r>
+      <w:r>
+        <w:rPr>
+          <w:rFonts w:ascii="Calibri" w:hAnsi="Calibri" w:cs="Calibri" w:eastAsia="PingFang SC"/>
+          <w:color w:val="3D3A33"/>
+          <w:sz w:val="22"/>
+          <w:szCs w:val="22"/>
+        </w:rPr>
+        <w:t xml:space="preserve">1625 - 1640 involved in turbulent politics - sides with Charles </w:t>
+      </w:r>
+      <w:r>
+        <w:rPr>
+          <w:rFonts w:ascii="Calibri" w:hAnsi="Calibri" w:cs="Calibri" w:eastAsia="PingFang SC"/>
+          <w:color w:val="3D3A33"/>
+          <w:sz w:val="22"/>
+          <w:szCs w:val="22"/>
+        </w:rPr>
+        <w:t xml:space="preserve">one </w:t>
+      </w:r>
+      <w:r>
+        <w:rPr>
+          <w:rFonts w:ascii="Calibri" w:hAnsi="Calibri" w:cs="Calibri" w:eastAsia="PingFang SC"/>
+          <w:color w:val="3D3A33"/>
+          <w:sz w:val="22"/>
+          <w:szCs w:val="22"/>
+        </w:rPr>
+        <w:t xml:space="preserve">Against parliament. </w:t>
+      </w:r>
+    </w:p>
+    <w:p>
+      <w:pPr>
+        <w:spacing w:after="80" w:line="312" w:lineRule="auto"/>
+        <w:ind w:left="1080" w:hanging="360"/>
+      </w:pPr>
+      <w:r>
+        <w:rPr>
+          <w:rFonts w:ascii="Calibri" w:hAnsi="Calibri" w:cs="Calibri" w:eastAsia="PingFang SC"/>
+          <w:color w:val="3D3A33"/>
+          <w:sz w:val="22"/>
+          <w:szCs w:val="22"/>
+        </w:rPr>
+        <w:t xml:space="preserve">◦</w:t>
+      </w:r>
+      <w:r>
+        <w:rPr>
+          <w:rFonts w:ascii="Calibri" w:hAnsi="Calibri" w:cs="Calibri" w:eastAsia="PingFang SC"/>
+          <w:color w:val="3D3A33"/>
+          <w:sz w:val="22"/>
+          <w:szCs w:val="22"/>
+        </w:rPr>
+        <w:tab/>
+      </w:r>
+      <w:r>
+        <w:rPr>
+          <w:rFonts w:ascii="Calibri" w:hAnsi="Calibri" w:cs="Calibri" w:eastAsia="PingFang SC"/>
+          <w:color w:val="3D3A33"/>
+          <w:sz w:val="22"/>
+          <w:szCs w:val="22"/>
+        </w:rPr>
+        <w:t xml:space="preserve">1640 goes into exile to France. </w:t>
+      </w:r>
+    </w:p>
+    <w:p>
+      <w:pPr>
+        <w:spacing w:after="80" w:line="312" w:lineRule="auto"/>
+        <w:ind w:left="1080" w:hanging="360"/>
+      </w:pPr>
+      <w:r>
+        <w:rPr>
+          <w:rFonts w:ascii="Calibri" w:hAnsi="Calibri" w:cs="Calibri" w:eastAsia="PingFang SC"/>
+          <w:color w:val="3D3A33"/>
+          <w:sz w:val="22"/>
+          <w:szCs w:val="22"/>
+        </w:rPr>
+        <w:t xml:space="preserve">◦</w:t>
+      </w:r>
+      <w:r>
+        <w:rPr>
+          <w:rFonts w:ascii="Calibri" w:hAnsi="Calibri" w:cs="Calibri" w:eastAsia="PingFang SC"/>
+          <w:color w:val="3D3A33"/>
+          <w:sz w:val="22"/>
+          <w:szCs w:val="22"/>
+        </w:rPr>
+        <w:tab/>
+      </w:r>
+      <w:r>
+        <w:rPr>
+          <w:rFonts w:ascii="Calibri" w:hAnsi="Calibri" w:cs="Calibri" w:eastAsia="PingFang SC"/>
+          <w:color w:val="3D3A33"/>
+          <w:sz w:val="22"/>
+          <w:szCs w:val="22"/>
+        </w:rPr>
+        <w:t xml:space="preserve">1651 returned to England. </w:t>
+      </w:r>
+    </w:p>
+    <w:p>
+      <w:pPr>
+        <w:spacing w:after="80" w:line="312" w:lineRule="auto"/>
+        <w:ind w:left="1080" w:hanging="360"/>
+      </w:pPr>
+      <w:r>
+        <w:rPr>
+          <w:rFonts w:ascii="Calibri" w:hAnsi="Calibri" w:cs="Calibri" w:eastAsia="PingFang SC"/>
+          <w:color w:val="3D3A33"/>
+          <w:sz w:val="22"/>
+          <w:szCs w:val="22"/>
+        </w:rPr>
+        <w:t xml:space="preserve">◦</w:t>
+      </w:r>
+      <w:r>
+        <w:rPr>
+          <w:rFonts w:ascii="Calibri" w:hAnsi="Calibri" w:cs="Calibri" w:eastAsia="PingFang SC"/>
+          <w:color w:val="3D3A33"/>
+          <w:sz w:val="22"/>
+          <w:szCs w:val="22"/>
+        </w:rPr>
+        <w:tab/>
+      </w:r>
+      <w:r>
+        <w:rPr>
+          <w:rFonts w:ascii="Calibri" w:hAnsi="Calibri" w:cs="Calibri" w:eastAsia="PingFang SC"/>
+          <w:color w:val="3D3A33"/>
+          <w:sz w:val="22"/>
+          <w:szCs w:val="22"/>
+        </w:rPr>
+        <w:t xml:space="preserve">1679, died</w:t>
       </w:r>
     </w:p>
     <w:p>
@@ -575,11 +870,200 @@
       </w:pPr>
       <w:r>
         <w:rPr>
-          <w:rFonts w:ascii="Aptos" w:hAnsi="Aptos" w:cs="Aptos" w:eastAsia="PingFang SC"/>
+          <w:rFonts w:ascii="Calibri" w:hAnsi="Calibri" w:cs="Calibri" w:eastAsia="PingFang SC"/>
+          <w:color w:val="3D3A33"/>
           <w:sz w:val="22"/>
           <w:szCs w:val="22"/>
         </w:rPr>
         <w:t xml:space="preserve">Thomas Hobbes: work</w:t>
+      </w:r>
+    </w:p>
+    <w:p>
+      <w:pPr>
+        <w:spacing w:after="80" w:line="312" w:lineRule="auto"/>
+        <w:ind w:left="1080" w:hanging="360"/>
+      </w:pPr>
+      <w:r>
+        <w:rPr>
+          <w:rFonts w:ascii="Calibri" w:hAnsi="Calibri" w:cs="Calibri" w:eastAsia="PingFang SC"/>
+          <w:color w:val="3D3A33"/>
+          <w:sz w:val="22"/>
+          <w:szCs w:val="22"/>
+        </w:rPr>
+        <w:t xml:space="preserve">◦</w:t>
+      </w:r>
+      <w:r>
+        <w:rPr>
+          <w:rFonts w:ascii="Calibri" w:hAnsi="Calibri" w:cs="Calibri" w:eastAsia="PingFang SC"/>
+          <w:color w:val="3D3A33"/>
+          <w:sz w:val="22"/>
+          <w:szCs w:val="22"/>
+        </w:rPr>
+        <w:tab/>
+      </w:r>
+      <w:r>
+        <w:rPr>
+          <w:rFonts w:ascii="Calibri" w:hAnsi="Calibri" w:cs="Calibri" w:eastAsia="PingFang SC"/>
+          <w:color w:val="3D3A33"/>
+          <w:sz w:val="22"/>
+          <w:szCs w:val="22"/>
+        </w:rPr>
+        <w:t xml:space="preserve">1628: translates </w:t>
+      </w:r>
+      <w:r>
+        <w:rPr>
+          <w:rFonts w:ascii="Calibri" w:hAnsi="Calibri" w:cs="Calibri" w:eastAsia="PingFang SC"/>
+          <w:b/>
+          <w:color w:val="3D3A33"/>
+          <w:sz w:val="22"/>
+          <w:szCs w:val="22"/>
+        </w:rPr>
+        <w:t xml:space="preserve">Thucydides</w:t>
+      </w:r>
+      <w:r>
+        <w:rPr>
+          <w:rFonts w:ascii="Calibri" w:hAnsi="Calibri" w:cs="Calibri" w:eastAsia="PingFang SC"/>
+          <w:color w:val="3D3A33"/>
+          <w:sz w:val="22"/>
+          <w:szCs w:val="22"/>
+        </w:rPr>
+        <w:t xml:space="preserve"> who in his view showed the incompetence of democracy. </w:t>
+      </w:r>
+    </w:p>
+    <w:p>
+      <w:pPr>
+        <w:spacing w:after="80" w:line="312" w:lineRule="auto"/>
+        <w:ind w:left="1080" w:hanging="360"/>
+      </w:pPr>
+      <w:r>
+        <w:rPr>
+          <w:rFonts w:ascii="Calibri" w:hAnsi="Calibri" w:cs="Calibri" w:eastAsia="PingFang SC"/>
+          <w:color w:val="3D3A33"/>
+          <w:sz w:val="22"/>
+          <w:szCs w:val="22"/>
+        </w:rPr>
+        <w:t xml:space="preserve">◦</w:t>
+      </w:r>
+      <w:r>
+        <w:rPr>
+          <w:rFonts w:ascii="Calibri" w:hAnsi="Calibri" w:cs="Calibri" w:eastAsia="PingFang SC"/>
+          <w:color w:val="3D3A33"/>
+          <w:sz w:val="22"/>
+          <w:szCs w:val="22"/>
+        </w:rPr>
+        <w:tab/>
+      </w:r>
+      <w:r>
+        <w:rPr>
+          <w:rFonts w:ascii="Calibri" w:hAnsi="Calibri" w:cs="Calibri" w:eastAsia="PingFang SC"/>
+          <w:color w:val="3D3A33"/>
+          <w:sz w:val="22"/>
+          <w:szCs w:val="22"/>
+        </w:rPr>
+        <w:t xml:space="preserve">He wrote a trilogy (moving from the analysis of body to human nature and society), 1642, 1655, 1658. </w:t>
+      </w:r>
+    </w:p>
+    <w:p>
+      <w:pPr>
+        <w:spacing w:after="80" w:line="312" w:lineRule="auto"/>
+        <w:ind w:left="1080" w:hanging="360"/>
+      </w:pPr>
+      <w:r>
+        <w:rPr>
+          <w:rFonts w:ascii="Calibri" w:hAnsi="Calibri" w:cs="Calibri" w:eastAsia="PingFang SC"/>
+          <w:color w:val="3D3A33"/>
+          <w:sz w:val="22"/>
+          <w:szCs w:val="22"/>
+        </w:rPr>
+        <w:t xml:space="preserve">◦</w:t>
+      </w:r>
+      <w:r>
+        <w:rPr>
+          <w:rFonts w:ascii="Calibri" w:hAnsi="Calibri" w:cs="Calibri" w:eastAsia="PingFang SC"/>
+          <w:color w:val="3D3A33"/>
+          <w:sz w:val="22"/>
+          <w:szCs w:val="22"/>
+        </w:rPr>
+        <w:tab/>
+      </w:r>
+      <w:r>
+        <w:rPr>
+          <w:rFonts w:ascii="Calibri" w:hAnsi="Calibri" w:cs="Calibri" w:eastAsia="PingFang SC"/>
+          <w:color w:val="3D3A33"/>
+          <w:sz w:val="22"/>
+          <w:szCs w:val="22"/>
+        </w:rPr>
+        <w:t xml:space="preserve">The major work: </w:t>
+      </w:r>
+      <w:r>
+        <w:rPr>
+          <w:rFonts w:ascii="Calibri" w:hAnsi="Calibri" w:cs="Calibri" w:eastAsia="PingFang SC"/>
+          <w:b/>
+          <w:color w:val="3D3A33"/>
+          <w:sz w:val="22"/>
+          <w:szCs w:val="22"/>
+        </w:rPr>
+        <w:t xml:space="preserve">Leviathan (One of the most influential books in politics ever written)  </w:t>
+      </w:r>
+      <w:r>
+        <w:rPr>
+          <w:rFonts w:ascii="Calibri" w:hAnsi="Calibri" w:cs="Calibri" w:eastAsia="PingFang SC"/>
+          <w:color w:val="3D3A33"/>
+          <w:sz w:val="22"/>
+          <w:szCs w:val="22"/>
+        </w:rPr>
+        <w:t xml:space="preserve">was completed in 1651 when Charles one was already dead and considered that submission to a new sovereign can be legitimate. Royalist turn against hum, has to leave France an returns to England. </w:t>
+      </w:r>
+    </w:p>
+    <w:p>
+      <w:pPr>
+        <w:spacing w:after="80" w:line="312" w:lineRule="auto"/>
+        <w:ind w:left="1080" w:hanging="360"/>
+      </w:pPr>
+      <w:r>
+        <w:rPr>
+          <w:rFonts w:ascii="Calibri" w:hAnsi="Calibri" w:cs="Calibri" w:eastAsia="PingFang SC"/>
+          <w:color w:val="3D3A33"/>
+          <w:sz w:val="22"/>
+          <w:szCs w:val="22"/>
+        </w:rPr>
+        <w:t xml:space="preserve">◦</w:t>
+      </w:r>
+      <w:r>
+        <w:rPr>
+          <w:rFonts w:ascii="Calibri" w:hAnsi="Calibri" w:cs="Calibri" w:eastAsia="PingFang SC"/>
+          <w:color w:val="3D3A33"/>
+          <w:sz w:val="22"/>
+          <w:szCs w:val="22"/>
+        </w:rPr>
+        <w:tab/>
+      </w:r>
+      <w:r>
+        <w:rPr>
+          <w:rFonts w:ascii="Calibri" w:hAnsi="Calibri" w:cs="Calibri" w:eastAsia="PingFang SC"/>
+          <w:color w:val="3D3A33"/>
+          <w:sz w:val="22"/>
+          <w:szCs w:val="22"/>
+        </w:rPr>
+        <w:t xml:space="preserve">Main theme: need for an all powerful sovereign. </w:t>
+      </w:r>
+      <w:r>
+        <w:rPr>
+          <w:rFonts w:ascii="Calibri" w:hAnsi="Calibri" w:cs="Calibri" w:eastAsia="PingFang SC"/>
+          <w:color w:val="3D3A33"/>
+          <w:sz w:val="22"/>
+          <w:szCs w:val="22"/>
+        </w:rPr>
+        <w:br/>
+      </w:r>
+      <w:r>
+        <w:rPr>
+          <w:rFonts w:ascii="Calibri" w:hAnsi="Calibri" w:cs="Calibri" w:eastAsia="PingFang SC"/>
+          <w:color w:val="3D3A33"/>
+          <w:sz w:val="22"/>
+          <w:szCs w:val="22"/>
+        </w:rPr>
+        <w:t xml:space="preserve">In the state of nature people are evill. Order has to be imposed on them by all powerful sovereign, otherwise we would be in the state of war of every one against every one. </w:t>
       </w:r>
     </w:p>
     <w:p>
@@ -592,11 +1076,243 @@
       </w:pPr>
       <w:r>
         <w:rPr>
-          <w:rFonts w:ascii="Aptos" w:hAnsi="Aptos" w:cs="Aptos" w:eastAsia="PingFang SC"/>
+          <w:rFonts w:ascii="Calibri" w:hAnsi="Calibri" w:cs="Calibri" w:eastAsia="PingFang SC"/>
+          <w:color w:val="3D3A33"/>
           <w:sz w:val="22"/>
           <w:szCs w:val="22"/>
         </w:rPr>
         <w:t xml:space="preserve">Jon Locke: life</w:t>
+      </w:r>
+    </w:p>
+    <w:p>
+      <w:pPr>
+        <w:spacing w:after="80" w:line="312" w:lineRule="auto"/>
+        <w:ind w:left="1080" w:hanging="360"/>
+      </w:pPr>
+      <w:r>
+        <w:rPr>
+          <w:rFonts w:ascii="Calibri" w:hAnsi="Calibri" w:cs="Calibri" w:eastAsia="PingFang SC"/>
+          <w:color w:val="3D3A33"/>
+          <w:sz w:val="22"/>
+          <w:szCs w:val="22"/>
+        </w:rPr>
+        <w:t xml:space="preserve">◦</w:t>
+      </w:r>
+      <w:r>
+        <w:rPr>
+          <w:rFonts w:ascii="Calibri" w:hAnsi="Calibri" w:cs="Calibri" w:eastAsia="PingFang SC"/>
+          <w:color w:val="3D3A33"/>
+          <w:sz w:val="22"/>
+          <w:szCs w:val="22"/>
+        </w:rPr>
+        <w:tab/>
+      </w:r>
+      <w:r>
+        <w:rPr>
+          <w:rFonts w:ascii="Calibri" w:hAnsi="Calibri" w:cs="Calibri" w:eastAsia="PingFang SC"/>
+          <w:color w:val="3D3A33"/>
+          <w:sz w:val="22"/>
+          <w:szCs w:val="22"/>
+        </w:rPr>
+        <w:t xml:space="preserve">1632 ~ 1704</w:t>
+      </w:r>
+    </w:p>
+    <w:p>
+      <w:pPr>
+        <w:spacing w:after="80" w:line="312" w:lineRule="auto"/>
+        <w:ind w:left="1080" w:hanging="360"/>
+      </w:pPr>
+      <w:r>
+        <w:rPr>
+          <w:rFonts w:ascii="Calibri" w:hAnsi="Calibri" w:cs="Calibri" w:eastAsia="PingFang SC"/>
+          <w:color w:val="3D3A33"/>
+          <w:sz w:val="22"/>
+          <w:szCs w:val="22"/>
+        </w:rPr>
+        <w:t xml:space="preserve">◦</w:t>
+      </w:r>
+      <w:r>
+        <w:rPr>
+          <w:rFonts w:ascii="Calibri" w:hAnsi="Calibri" w:cs="Calibri" w:eastAsia="PingFang SC"/>
+          <w:color w:val="3D3A33"/>
+          <w:sz w:val="22"/>
+          <w:szCs w:val="22"/>
+        </w:rPr>
+        <w:tab/>
+      </w:r>
+      <w:r>
+        <w:rPr>
+          <w:rFonts w:ascii="Calibri" w:hAnsi="Calibri" w:cs="Calibri" w:eastAsia="PingFang SC"/>
+          <w:color w:val="3D3A33"/>
+          <w:sz w:val="22"/>
+          <w:szCs w:val="22"/>
+        </w:rPr>
+        <w:t xml:space="preserve">Born in 1642 in Somerset, in a very minor gentry family</w:t>
+      </w:r>
+    </w:p>
+    <w:p>
+      <w:pPr>
+        <w:spacing w:after="80" w:line="312" w:lineRule="auto"/>
+        <w:ind w:left="1080" w:hanging="360"/>
+      </w:pPr>
+      <w:r>
+        <w:rPr>
+          <w:rFonts w:ascii="Calibri" w:hAnsi="Calibri" w:cs="Calibri" w:eastAsia="PingFang SC"/>
+          <w:color w:val="3D3A33"/>
+          <w:sz w:val="22"/>
+          <w:szCs w:val="22"/>
+        </w:rPr>
+        <w:t xml:space="preserve">◦</w:t>
+      </w:r>
+      <w:r>
+        <w:rPr>
+          <w:rFonts w:ascii="Calibri" w:hAnsi="Calibri" w:cs="Calibri" w:eastAsia="PingFang SC"/>
+          <w:color w:val="3D3A33"/>
+          <w:sz w:val="22"/>
+          <w:szCs w:val="22"/>
+        </w:rPr>
+        <w:tab/>
+      </w:r>
+      <w:r>
+        <w:rPr>
+          <w:rFonts w:ascii="Calibri" w:hAnsi="Calibri" w:cs="Calibri" w:eastAsia="PingFang SC"/>
+          <w:color w:val="3D3A33"/>
+          <w:sz w:val="22"/>
+          <w:szCs w:val="22"/>
+        </w:rPr>
+        <w:t xml:space="preserve">1652 attends Christ Church College at Oxford, studies philosophy and medicine. </w:t>
+      </w:r>
+    </w:p>
+    <w:p>
+      <w:pPr>
+        <w:spacing w:after="80" w:line="312" w:lineRule="auto"/>
+        <w:ind w:left="1080" w:hanging="360"/>
+      </w:pPr>
+      <w:r>
+        <w:rPr>
+          <w:rFonts w:ascii="Calibri" w:hAnsi="Calibri" w:cs="Calibri" w:eastAsia="PingFang SC"/>
+          <w:color w:val="3D3A33"/>
+          <w:sz w:val="22"/>
+          <w:szCs w:val="22"/>
+        </w:rPr>
+        <w:t xml:space="preserve">◦</w:t>
+      </w:r>
+      <w:r>
+        <w:rPr>
+          <w:rFonts w:ascii="Calibri" w:hAnsi="Calibri" w:cs="Calibri" w:eastAsia="PingFang SC"/>
+          <w:color w:val="3D3A33"/>
+          <w:sz w:val="22"/>
+          <w:szCs w:val="22"/>
+        </w:rPr>
+        <w:tab/>
+      </w:r>
+      <w:r>
+        <w:rPr>
+          <w:rFonts w:ascii="Calibri" w:hAnsi="Calibri" w:cs="Calibri" w:eastAsia="PingFang SC"/>
+          <w:color w:val="3D3A33"/>
+          <w:sz w:val="22"/>
+          <w:szCs w:val="22"/>
+        </w:rPr>
+        <w:t xml:space="preserve">Early he is attracted to Hobbes ideas, welcomes the restoration of Monarchy in 1660, July 1666; turning point of life - meets Shaftesbury. </w:t>
+      </w:r>
+    </w:p>
+    <w:p>
+      <w:pPr>
+        <w:spacing w:after="80" w:line="312" w:lineRule="auto"/>
+        <w:ind w:left="1080" w:hanging="360"/>
+      </w:pPr>
+      <w:r>
+        <w:rPr>
+          <w:rFonts w:ascii="Calibri" w:hAnsi="Calibri" w:cs="Calibri" w:eastAsia="PingFang SC"/>
+          <w:color w:val="3D3A33"/>
+          <w:sz w:val="22"/>
+          <w:szCs w:val="22"/>
+        </w:rPr>
+        <w:t xml:space="preserve">◦</w:t>
+      </w:r>
+      <w:r>
+        <w:rPr>
+          <w:rFonts w:ascii="Calibri" w:hAnsi="Calibri" w:cs="Calibri" w:eastAsia="PingFang SC"/>
+          <w:color w:val="3D3A33"/>
+          <w:sz w:val="22"/>
+          <w:szCs w:val="22"/>
+        </w:rPr>
+        <w:tab/>
+      </w:r>
+      <w:r>
+        <w:rPr>
+          <w:rFonts w:ascii="Calibri" w:hAnsi="Calibri" w:cs="Calibri" w:eastAsia="PingFang SC"/>
+          <w:color w:val="3D3A33"/>
+          <w:sz w:val="22"/>
+          <w:szCs w:val="22"/>
+        </w:rPr>
+        <w:t xml:space="preserve">1682 even plots to overthrow absolutism, Shavestbury arrested. Locke in exile in Holland</w:t>
+      </w:r>
+    </w:p>
+    <w:p>
+      <w:pPr>
+        <w:spacing w:after="80" w:line="312" w:lineRule="auto"/>
+        <w:ind w:left="1080" w:hanging="360"/>
+      </w:pPr>
+      <w:r>
+        <w:rPr>
+          <w:rFonts w:ascii="Calibri" w:hAnsi="Calibri" w:cs="Calibri" w:eastAsia="PingFang SC"/>
+          <w:color w:val="3D3A33"/>
+          <w:sz w:val="22"/>
+          <w:szCs w:val="22"/>
+        </w:rPr>
+        <w:t xml:space="preserve">◦</w:t>
+      </w:r>
+      <w:r>
+        <w:rPr>
+          <w:rFonts w:ascii="Calibri" w:hAnsi="Calibri" w:cs="Calibri" w:eastAsia="PingFang SC"/>
+          <w:color w:val="3D3A33"/>
+          <w:sz w:val="22"/>
+          <w:szCs w:val="22"/>
+        </w:rPr>
+        <w:tab/>
+      </w:r>
+      <w:r>
+        <w:rPr>
+          <w:rFonts w:ascii="Calibri" w:hAnsi="Calibri" w:cs="Calibri" w:eastAsia="PingFang SC"/>
+          <w:color w:val="3D3A33"/>
+          <w:sz w:val="22"/>
+          <w:szCs w:val="22"/>
+        </w:rPr>
+        <w:t xml:space="preserve">1689 returned to London </w:t>
+      </w:r>
+    </w:p>
+    <w:p>
+      <w:pPr>
+        <w:spacing w:after="80" w:line="312" w:lineRule="auto"/>
+        <w:ind w:left="1080" w:hanging="360"/>
+      </w:pPr>
+      <w:r>
+        <w:rPr>
+          <w:rFonts w:ascii="Calibri" w:hAnsi="Calibri" w:cs="Calibri" w:eastAsia="PingFang SC"/>
+          <w:color w:val="3D3A33"/>
+          <w:sz w:val="22"/>
+          <w:szCs w:val="22"/>
+        </w:rPr>
+        <w:t xml:space="preserve">◦</w:t>
+      </w:r>
+      <w:r>
+        <w:rPr>
+          <w:rFonts w:ascii="Calibri" w:hAnsi="Calibri" w:cs="Calibri" w:eastAsia="PingFang SC"/>
+          <w:color w:val="3D3A33"/>
+          <w:sz w:val="22"/>
+          <w:szCs w:val="22"/>
+        </w:rPr>
+        <w:tab/>
+      </w:r>
+      <w:r>
+        <w:rPr>
+          <w:rFonts w:ascii="Calibri" w:hAnsi="Calibri" w:cs="Calibri" w:eastAsia="PingFang SC"/>
+          <w:color w:val="3D3A33"/>
+          <w:sz w:val="22"/>
+          <w:szCs w:val="22"/>
+        </w:rPr>
+        <w:t xml:space="preserve">1704 died</w:t>
       </w:r>
     </w:p>
     <w:p>
@@ -609,11 +1325,181 @@
       </w:pPr>
       <w:r>
         <w:rPr>
-          <w:rFonts w:ascii="Aptos" w:hAnsi="Aptos" w:cs="Aptos" w:eastAsia="PingFang SC"/>
+          <w:rFonts w:ascii="Calibri" w:hAnsi="Calibri" w:cs="Calibri" w:eastAsia="PingFang SC"/>
+          <w:color w:val="3D3A33"/>
           <w:sz w:val="22"/>
           <w:szCs w:val="22"/>
         </w:rPr>
         <w:t xml:space="preserve">Jon Locke: work</w:t>
+      </w:r>
+    </w:p>
+    <w:p>
+      <w:pPr>
+        <w:spacing w:after="80" w:line="312" w:lineRule="auto"/>
+        <w:ind w:left="1080" w:hanging="360"/>
+      </w:pPr>
+      <w:r>
+        <w:rPr>
+          <w:rFonts w:ascii="Calibri" w:hAnsi="Calibri" w:cs="Calibri" w:eastAsia="PingFang SC"/>
+          <w:color w:val="3D3A33"/>
+          <w:sz w:val="22"/>
+          <w:szCs w:val="22"/>
+        </w:rPr>
+        <w:t xml:space="preserve">◦</w:t>
+      </w:r>
+      <w:r>
+        <w:rPr>
+          <w:rFonts w:ascii="Calibri" w:hAnsi="Calibri" w:cs="Calibri" w:eastAsia="PingFang SC"/>
+          <w:color w:val="3D3A33"/>
+          <w:sz w:val="22"/>
+          <w:szCs w:val="22"/>
+        </w:rPr>
+        <w:tab/>
+      </w:r>
+      <w:r>
+        <w:rPr>
+          <w:rFonts w:ascii="Calibri" w:hAnsi="Calibri" w:cs="Calibri" w:eastAsia="PingFang SC"/>
+          <w:color w:val="3D3A33"/>
+          <w:sz w:val="22"/>
+          <w:szCs w:val="22"/>
+        </w:rPr>
+        <w:t xml:space="preserve">Early work conservative: 1664 “Address” at the college, which a Hobbesian: Kings are Gods, people are beasts.</w:t>
+      </w:r>
+    </w:p>
+    <w:p>
+      <w:pPr>
+        <w:spacing w:after="80" w:line="312" w:lineRule="auto"/>
+        <w:ind w:left="1080" w:hanging="360"/>
+      </w:pPr>
+      <w:r>
+        <w:rPr>
+          <w:rFonts w:ascii="Calibri" w:hAnsi="Calibri" w:cs="Calibri" w:eastAsia="PingFang SC"/>
+          <w:color w:val="3D3A33"/>
+          <w:sz w:val="22"/>
+          <w:szCs w:val="22"/>
+        </w:rPr>
+        <w:t xml:space="preserve">◦</w:t>
+      </w:r>
+      <w:r>
+        <w:rPr>
+          <w:rFonts w:ascii="Calibri" w:hAnsi="Calibri" w:cs="Calibri" w:eastAsia="PingFang SC"/>
+          <w:color w:val="3D3A33"/>
+          <w:sz w:val="22"/>
+          <w:szCs w:val="22"/>
+        </w:rPr>
+        <w:tab/>
+      </w:r>
+      <w:r>
+        <w:rPr>
+          <w:rFonts w:ascii="Calibri" w:hAnsi="Calibri" w:cs="Calibri" w:eastAsia="PingFang SC"/>
+          <w:color w:val="3D3A33"/>
+          <w:sz w:val="22"/>
+          <w:szCs w:val="22"/>
+        </w:rPr>
+        <w:t xml:space="preserve">1667 writes “Essay on toleration”, breaks with Hobbes and defends to right to dissent. </w:t>
+      </w:r>
+    </w:p>
+    <w:p>
+      <w:pPr>
+        <w:spacing w:after="80" w:line="312" w:lineRule="auto"/>
+        <w:ind w:left="1080" w:hanging="360"/>
+      </w:pPr>
+      <w:r>
+        <w:rPr>
+          <w:rFonts w:ascii="Calibri" w:hAnsi="Calibri" w:cs="Calibri" w:eastAsia="PingFang SC"/>
+          <w:color w:val="3D3A33"/>
+          <w:sz w:val="22"/>
+          <w:szCs w:val="22"/>
+        </w:rPr>
+        <w:t xml:space="preserve">◦</w:t>
+      </w:r>
+      <w:r>
+        <w:rPr>
+          <w:rFonts w:ascii="Calibri" w:hAnsi="Calibri" w:cs="Calibri" w:eastAsia="PingFang SC"/>
+          <w:color w:val="3D3A33"/>
+          <w:sz w:val="22"/>
+          <w:szCs w:val="22"/>
+        </w:rPr>
+        <w:tab/>
+      </w:r>
+      <w:r>
+        <w:rPr>
+          <w:rFonts w:ascii="Calibri" w:hAnsi="Calibri" w:cs="Calibri" w:eastAsia="PingFang SC"/>
+          <w:b/>
+          <w:color w:val="3D3A33"/>
+          <w:sz w:val="22"/>
+          <w:szCs w:val="22"/>
+        </w:rPr>
+        <w:t xml:space="preserve">Major work:” Two treatise” published anonymously in 1689. It is major foundation work for modern democratic theory and a major foundation work for the American Constitution as well. </w:t>
+      </w:r>
+    </w:p>
+    <w:p>
+      <w:pPr>
+        <w:spacing w:after="80" w:line="312" w:lineRule="auto"/>
+        <w:ind w:left="1080" w:hanging="360"/>
+      </w:pPr>
+      <w:r>
+        <w:rPr>
+          <w:rFonts w:ascii="Calibri" w:hAnsi="Calibri" w:cs="Calibri" w:eastAsia="PingFang SC"/>
+          <w:color w:val="3D3A33"/>
+          <w:sz w:val="22"/>
+          <w:szCs w:val="22"/>
+        </w:rPr>
+        <w:t xml:space="preserve">◦</w:t>
+      </w:r>
+      <w:r>
+        <w:rPr>
+          <w:rFonts w:ascii="Calibri" w:hAnsi="Calibri" w:cs="Calibri" w:eastAsia="PingFang SC"/>
+          <w:color w:val="3D3A33"/>
+          <w:sz w:val="22"/>
+          <w:szCs w:val="22"/>
+        </w:rPr>
+        <w:tab/>
+      </w:r>
+      <w:r>
+        <w:rPr>
+          <w:rFonts w:ascii="Calibri" w:hAnsi="Calibri" w:cs="Calibri" w:eastAsia="PingFang SC"/>
+          <w:color w:val="3D3A33"/>
+          <w:sz w:val="22"/>
+          <w:szCs w:val="22"/>
+        </w:rPr>
+        <w:t xml:space="preserve">Two treatise: main points</w:t>
+      </w:r>
+      <w:r>
+        <w:rPr>
+          <w:rFonts w:ascii="Calibri" w:hAnsi="Calibri" w:cs="Calibri" w:eastAsia="PingFang SC"/>
+          <w:color w:val="3D3A33"/>
+          <w:sz w:val="22"/>
+          <w:szCs w:val="22"/>
+        </w:rPr>
+        <w:br/>
+      </w:r>
+      <w:r>
+        <w:rPr>
+          <w:rFonts w:ascii="Calibri" w:hAnsi="Calibri" w:cs="Calibri" w:eastAsia="PingFang SC"/>
+          <w:color w:val="3D3A33"/>
+          <w:sz w:val="22"/>
+          <w:szCs w:val="22"/>
+        </w:rPr>
+        <w:t xml:space="preserve">1) Men are born free and equal - this is state of nature. There is need for a superior, but one has to accept authority voluntarily and superior needs the consent of subjects. </w:t>
+      </w:r>
+      <w:r>
+        <w:rPr>
+          <w:rFonts w:ascii="Calibri" w:hAnsi="Calibri" w:cs="Calibri" w:eastAsia="PingFang SC"/>
+          <w:color w:val="3D3A33"/>
+          <w:sz w:val="22"/>
+          <w:szCs w:val="22"/>
+        </w:rPr>
+        <w:br/>
+      </w:r>
+      <w:r>
+        <w:rPr>
+          <w:rFonts w:ascii="Calibri" w:hAnsi="Calibri" w:cs="Calibri" w:eastAsia="PingFang SC"/>
+          <w:color w:val="3D3A33"/>
+          <w:sz w:val="22"/>
+          <w:szCs w:val="22"/>
+        </w:rPr>
+        <w:t xml:space="preserve">2) The must be a separation of powers</w:t>
       </w:r>
     </w:p>
     <w:p>
@@ -626,11 +1512,187 @@
       </w:pPr>
       <w:r>
         <w:rPr>
-          <w:rFonts w:ascii="Aptos" w:hAnsi="Aptos" w:cs="Aptos" w:eastAsia="PingFang SC"/>
+          <w:rFonts w:ascii="Calibri" w:hAnsi="Calibri" w:cs="Calibri" w:eastAsia="PingFang SC"/>
+          <w:color w:val="3D3A33"/>
           <w:sz w:val="22"/>
           <w:szCs w:val="22"/>
         </w:rPr>
         <w:t xml:space="preserve">Montesquieu: life</w:t>
+      </w:r>
+    </w:p>
+    <w:p>
+      <w:pPr>
+        <w:spacing w:after="80" w:line="312" w:lineRule="auto"/>
+        <w:ind w:left="1080" w:hanging="360"/>
+      </w:pPr>
+      <w:r>
+        <w:rPr>
+          <w:rFonts w:ascii="Calibri" w:hAnsi="Calibri" w:cs="Calibri" w:eastAsia="PingFang SC"/>
+          <w:color w:val="3D3A33"/>
+          <w:sz w:val="22"/>
+          <w:szCs w:val="22"/>
+        </w:rPr>
+        <w:t xml:space="preserve">◦</w:t>
+      </w:r>
+      <w:r>
+        <w:rPr>
+          <w:rFonts w:ascii="Calibri" w:hAnsi="Calibri" w:cs="Calibri" w:eastAsia="PingFang SC"/>
+          <w:color w:val="3D3A33"/>
+          <w:sz w:val="22"/>
+          <w:szCs w:val="22"/>
+        </w:rPr>
+        <w:tab/>
+      </w:r>
+      <w:r>
+        <w:rPr>
+          <w:rFonts w:ascii="Calibri" w:hAnsi="Calibri" w:cs="Calibri" w:eastAsia="PingFang SC"/>
+          <w:color w:val="3D3A33"/>
+          <w:sz w:val="22"/>
+          <w:szCs w:val="22"/>
+        </w:rPr>
+        <w:t xml:space="preserve">1689 ~ 1755</w:t>
+      </w:r>
+    </w:p>
+    <w:p>
+      <w:pPr>
+        <w:spacing w:after="80" w:line="312" w:lineRule="auto"/>
+        <w:ind w:left="1080" w:hanging="360"/>
+      </w:pPr>
+      <w:r>
+        <w:rPr>
+          <w:rFonts w:ascii="Calibri" w:hAnsi="Calibri" w:cs="Calibri" w:eastAsia="PingFang SC"/>
+          <w:color w:val="3D3A33"/>
+          <w:sz w:val="22"/>
+          <w:szCs w:val="22"/>
+        </w:rPr>
+        <w:t xml:space="preserve">◦</w:t>
+      </w:r>
+      <w:r>
+        <w:rPr>
+          <w:rFonts w:ascii="Calibri" w:hAnsi="Calibri" w:cs="Calibri" w:eastAsia="PingFang SC"/>
+          <w:color w:val="3D3A33"/>
+          <w:sz w:val="22"/>
+          <w:szCs w:val="22"/>
+        </w:rPr>
+        <w:tab/>
+      </w:r>
+      <w:r>
+        <w:rPr>
+          <w:rFonts w:ascii="Calibri" w:hAnsi="Calibri" w:cs="Calibri" w:eastAsia="PingFang SC"/>
+          <w:color w:val="3D3A33"/>
+          <w:sz w:val="22"/>
+          <w:szCs w:val="22"/>
+        </w:rPr>
+        <w:t xml:space="preserve">Born in 1689 in La Brede, near Bordeaux as Charles Louis de Secondat. When his uncle died in 1716 has became the </w:t>
+      </w:r>
+      <w:r>
+        <w:rPr>
+          <w:rFonts w:ascii="Calibri" w:hAnsi="Calibri" w:cs="Calibri" w:eastAsia="PingFang SC"/>
+          <w:b/>
+          <w:color w:val="3D3A33"/>
+          <w:sz w:val="22"/>
+          <w:szCs w:val="22"/>
+        </w:rPr>
+        <w:t xml:space="preserve">Baron de Montesquieu. </w:t>
+      </w:r>
+    </w:p>
+    <w:p>
+      <w:pPr>
+        <w:spacing w:after="80" w:line="312" w:lineRule="auto"/>
+        <w:ind w:left="1080" w:hanging="360"/>
+      </w:pPr>
+      <w:r>
+        <w:rPr>
+          <w:rFonts w:ascii="Calibri" w:hAnsi="Calibri" w:cs="Calibri" w:eastAsia="PingFang SC"/>
+          <w:color w:val="3D3A33"/>
+          <w:sz w:val="22"/>
+          <w:szCs w:val="22"/>
+        </w:rPr>
+        <w:t xml:space="preserve">◦</w:t>
+      </w:r>
+      <w:r>
+        <w:rPr>
+          <w:rFonts w:ascii="Calibri" w:hAnsi="Calibri" w:cs="Calibri" w:eastAsia="PingFang SC"/>
+          <w:color w:val="3D3A33"/>
+          <w:sz w:val="22"/>
+          <w:szCs w:val="22"/>
+        </w:rPr>
+        <w:tab/>
+      </w:r>
+      <w:r>
+        <w:rPr>
+          <w:rFonts w:ascii="Calibri" w:hAnsi="Calibri" w:cs="Calibri" w:eastAsia="PingFang SC"/>
+          <w:color w:val="3D3A33"/>
+          <w:sz w:val="22"/>
+          <w:szCs w:val="22"/>
+        </w:rPr>
+        <w:t xml:space="preserve">1705 entered University of Bordeaux, studied law, received his degree in 17038, As Baron de Montesquieu was deputy president of the parliament of Bordeaux and practiced law also in Paris. </w:t>
+      </w:r>
+    </w:p>
+    <w:p>
+      <w:pPr>
+        <w:spacing w:after="80" w:line="312" w:lineRule="auto"/>
+        <w:ind w:left="1080" w:hanging="360"/>
+      </w:pPr>
+      <w:r>
+        <w:rPr>
+          <w:rFonts w:ascii="Calibri" w:hAnsi="Calibri" w:cs="Calibri" w:eastAsia="PingFang SC"/>
+          <w:color w:val="3D3A33"/>
+          <w:sz w:val="22"/>
+          <w:szCs w:val="22"/>
+        </w:rPr>
+        <w:t xml:space="preserve">◦</w:t>
+      </w:r>
+      <w:r>
+        <w:rPr>
+          <w:rFonts w:ascii="Calibri" w:hAnsi="Calibri" w:cs="Calibri" w:eastAsia="PingFang SC"/>
+          <w:color w:val="3D3A33"/>
+          <w:sz w:val="22"/>
+          <w:szCs w:val="22"/>
+        </w:rPr>
+        <w:tab/>
+      </w:r>
+      <w:r>
+        <w:rPr>
+          <w:rFonts w:ascii="Calibri" w:hAnsi="Calibri" w:cs="Calibri" w:eastAsia="PingFang SC"/>
+          <w:color w:val="3D3A33"/>
+          <w:sz w:val="22"/>
+          <w:szCs w:val="22"/>
+        </w:rPr>
+        <w:t xml:space="preserve">1728 sold his office, became wine merchant and travelled for three years in Europe. After his return he devoted his time mainly to writing. </w:t>
+      </w:r>
+    </w:p>
+    <w:p>
+      <w:pPr>
+        <w:spacing w:after="80" w:line="312" w:lineRule="auto"/>
+        <w:ind w:left="1080" w:hanging="360"/>
+      </w:pPr>
+      <w:r>
+        <w:rPr>
+          <w:rFonts w:ascii="Calibri" w:hAnsi="Calibri" w:cs="Calibri" w:eastAsia="PingFang SC"/>
+          <w:color w:val="3D3A33"/>
+          <w:sz w:val="22"/>
+          <w:szCs w:val="22"/>
+        </w:rPr>
+        <w:t xml:space="preserve">◦</w:t>
+      </w:r>
+      <w:r>
+        <w:rPr>
+          <w:rFonts w:ascii="Calibri" w:hAnsi="Calibri" w:cs="Calibri" w:eastAsia="PingFang SC"/>
+          <w:color w:val="3D3A33"/>
+          <w:sz w:val="22"/>
+          <w:szCs w:val="22"/>
+        </w:rPr>
+        <w:tab/>
+      </w:r>
+      <w:r>
+        <w:rPr>
+          <w:rFonts w:ascii="Calibri" w:hAnsi="Calibri" w:cs="Calibri" w:eastAsia="PingFang SC"/>
+          <w:color w:val="3D3A33"/>
+          <w:sz w:val="22"/>
+          <w:szCs w:val="22"/>
+        </w:rPr>
+        <w:t xml:space="preserve">1755 died in Paris. </w:t>
       </w:r>
     </w:p>
     <w:p>
@@ -643,11 +1705,151 @@
       </w:pPr>
       <w:r>
         <w:rPr>
-          <w:rFonts w:ascii="Aptos" w:hAnsi="Aptos" w:cs="Aptos" w:eastAsia="PingFang SC"/>
+          <w:rFonts w:ascii="Calibri" w:hAnsi="Calibri" w:cs="Calibri" w:eastAsia="PingFang SC"/>
+          <w:color w:val="3D3A33"/>
           <w:sz w:val="22"/>
           <w:szCs w:val="22"/>
         </w:rPr>
         <w:t xml:space="preserve">Montesquieu: work</w:t>
+      </w:r>
+    </w:p>
+    <w:p>
+      <w:pPr>
+        <w:spacing w:after="80" w:line="312" w:lineRule="auto"/>
+        <w:ind w:left="1080" w:hanging="360"/>
+      </w:pPr>
+      <w:r>
+        <w:rPr>
+          <w:rFonts w:ascii="Calibri" w:hAnsi="Calibri" w:cs="Calibri" w:eastAsia="PingFang SC"/>
+          <w:color w:val="3D3A33"/>
+          <w:sz w:val="22"/>
+          <w:szCs w:val="22"/>
+        </w:rPr>
+        <w:t xml:space="preserve">◦</w:t>
+      </w:r>
+      <w:r>
+        <w:rPr>
+          <w:rFonts w:ascii="Calibri" w:hAnsi="Calibri" w:cs="Calibri" w:eastAsia="PingFang SC"/>
+          <w:color w:val="3D3A33"/>
+          <w:sz w:val="22"/>
+          <w:szCs w:val="22"/>
+        </w:rPr>
+        <w:tab/>
+      </w:r>
+      <w:r>
+        <w:rPr>
+          <w:rFonts w:ascii="Calibri" w:hAnsi="Calibri" w:cs="Calibri" w:eastAsia="PingFang SC"/>
+          <w:color w:val="3D3A33"/>
+          <w:sz w:val="22"/>
+          <w:szCs w:val="22"/>
+        </w:rPr>
+        <w:t xml:space="preserve">1721: Parisian letters - an ironic view of French and Parisian life through the eyes of two Persian travelers.</w:t>
+      </w:r>
+    </w:p>
+    <w:p>
+      <w:pPr>
+        <w:spacing w:after="80" w:line="312" w:lineRule="auto"/>
+        <w:ind w:left="1080" w:hanging="360"/>
+      </w:pPr>
+      <w:r>
+        <w:rPr>
+          <w:rFonts w:ascii="Calibri" w:hAnsi="Calibri" w:cs="Calibri" w:eastAsia="PingFang SC"/>
+          <w:color w:val="3D3A33"/>
+          <w:sz w:val="22"/>
+          <w:szCs w:val="22"/>
+        </w:rPr>
+        <w:t xml:space="preserve">◦</w:t>
+      </w:r>
+      <w:r>
+        <w:rPr>
+          <w:rFonts w:ascii="Calibri" w:hAnsi="Calibri" w:cs="Calibri" w:eastAsia="PingFang SC"/>
+          <w:color w:val="3D3A33"/>
+          <w:sz w:val="22"/>
+          <w:szCs w:val="22"/>
+        </w:rPr>
+        <w:tab/>
+      </w:r>
+      <w:r>
+        <w:rPr>
+          <w:rFonts w:ascii="Calibri" w:hAnsi="Calibri" w:cs="Calibri" w:eastAsia="PingFang SC"/>
+          <w:color w:val="3D3A33"/>
+          <w:sz w:val="22"/>
+          <w:szCs w:val="22"/>
+        </w:rPr>
+        <w:t xml:space="preserve">1748: the major work, </w:t>
+      </w:r>
+      <w:r>
+        <w:rPr>
+          <w:rFonts w:ascii="Calibri" w:hAnsi="Calibri" w:cs="Calibri" w:eastAsia="PingFang SC"/>
+          <w:b/>
+          <w:color w:val="3D3A33"/>
+          <w:sz w:val="22"/>
+          <w:szCs w:val="22"/>
+        </w:rPr>
+        <w:t xml:space="preserve">The Spirits of Laws </w:t>
+      </w:r>
+      <w:r>
+        <w:rPr>
+          <w:rFonts w:ascii="Calibri" w:hAnsi="Calibri" w:cs="Calibri" w:eastAsia="PingFang SC"/>
+          <w:color w:val="3D3A33"/>
+          <w:sz w:val="22"/>
+          <w:szCs w:val="22"/>
+        </w:rPr>
+        <w:t xml:space="preserve">was published. </w:t>
+      </w:r>
+      <w:r>
+        <w:rPr>
+          <w:rFonts w:ascii="Calibri" w:hAnsi="Calibri" w:cs="Calibri" w:eastAsia="PingFang SC"/>
+          <w:color w:val="3D3A33"/>
+          <w:sz w:val="22"/>
+          <w:szCs w:val="22"/>
+        </w:rPr>
+        <w:br/>
+      </w:r>
+      <w:r>
+        <w:rPr>
+          <w:rFonts w:ascii="Calibri" w:hAnsi="Calibri" w:cs="Calibri" w:eastAsia="PingFang SC"/>
+          <w:color w:val="3D3A33"/>
+          <w:sz w:val="22"/>
+          <w:szCs w:val="22"/>
+        </w:rPr>
+        <w:t xml:space="preserve">Two major contributions:</w:t>
+      </w:r>
+      <w:r>
+        <w:rPr>
+          <w:rFonts w:ascii="Calibri" w:hAnsi="Calibri" w:cs="Calibri" w:eastAsia="PingFang SC"/>
+          <w:color w:val="3D3A33"/>
+          <w:sz w:val="22"/>
+          <w:szCs w:val="22"/>
+        </w:rPr>
+        <w:br/>
+      </w:r>
+      <w:r>
+        <w:rPr>
+          <w:rFonts w:ascii="Calibri" w:hAnsi="Calibri" w:cs="Calibri" w:eastAsia="PingFang SC"/>
+          <w:color w:val="3D3A33"/>
+          <w:sz w:val="22"/>
+          <w:szCs w:val="22"/>
+        </w:rPr>
+        <w:t xml:space="preserve">1) Locke already noted the need of separation of powers. Montesquieu formulates it the way used today: legislative, executive and juridical.  </w:t>
+      </w:r>
+      <w:r>
+        <w:rPr>
+          <w:rFonts w:ascii="Calibri" w:hAnsi="Calibri" w:cs="Calibri" w:eastAsia="PingFang SC"/>
+          <w:color w:val="3D3A33"/>
+          <w:sz w:val="22"/>
+          <w:szCs w:val="22"/>
+        </w:rPr>
+        <w:br/>
+      </w:r>
+      <w:r>
+        <w:rPr>
+          <w:rFonts w:ascii="Calibri" w:hAnsi="Calibri" w:cs="Calibri" w:eastAsia="PingFang SC"/>
+          <w:color w:val="3D3A33"/>
+          <w:sz w:val="22"/>
+          <w:szCs w:val="22"/>
+        </w:rPr>
+        <w:t xml:space="preserve">2) Explains differences in legal systems from climatic differences - fore-shadows Durkheim. </w:t>
       </w:r>
     </w:p>
     <w:p>
@@ -660,11 +1862,177 @@
       </w:pPr>
       <w:r>
         <w:rPr>
-          <w:rFonts w:ascii="Aptos" w:hAnsi="Aptos" w:cs="Aptos" w:eastAsia="PingFang SC"/>
+          <w:rFonts w:ascii="Calibri" w:hAnsi="Calibri" w:cs="Calibri" w:eastAsia="PingFang SC"/>
+          <w:color w:val="3D3A33"/>
           <w:sz w:val="22"/>
           <w:szCs w:val="22"/>
         </w:rPr>
         <w:t xml:space="preserve">Jean Jacques Rousseau: life</w:t>
+      </w:r>
+    </w:p>
+    <w:p>
+      <w:pPr>
+        <w:spacing w:after="80" w:line="312" w:lineRule="auto"/>
+        <w:ind w:left="1080" w:hanging="360"/>
+      </w:pPr>
+      <w:r>
+        <w:rPr>
+          <w:rFonts w:ascii="Calibri" w:hAnsi="Calibri" w:cs="Calibri" w:eastAsia="PingFang SC"/>
+          <w:color w:val="3D3A33"/>
+          <w:sz w:val="22"/>
+          <w:szCs w:val="22"/>
+        </w:rPr>
+        <w:t xml:space="preserve">◦</w:t>
+      </w:r>
+      <w:r>
+        <w:rPr>
+          <w:rFonts w:ascii="Calibri" w:hAnsi="Calibri" w:cs="Calibri" w:eastAsia="PingFang SC"/>
+          <w:color w:val="3D3A33"/>
+          <w:sz w:val="22"/>
+          <w:szCs w:val="22"/>
+        </w:rPr>
+        <w:tab/>
+      </w:r>
+      <w:r>
+        <w:rPr>
+          <w:rFonts w:ascii="Calibri" w:hAnsi="Calibri" w:cs="Calibri" w:eastAsia="PingFang SC"/>
+          <w:color w:val="3D3A33"/>
+          <w:sz w:val="22"/>
+          <w:szCs w:val="22"/>
+        </w:rPr>
+        <w:t xml:space="preserve">1712 ~ 1778</w:t>
+      </w:r>
+    </w:p>
+    <w:p>
+      <w:pPr>
+        <w:spacing w:after="80" w:line="312" w:lineRule="auto"/>
+        <w:ind w:left="1080" w:hanging="360"/>
+      </w:pPr>
+      <w:r>
+        <w:rPr>
+          <w:rFonts w:ascii="Calibri" w:hAnsi="Calibri" w:cs="Calibri" w:eastAsia="PingFang SC"/>
+          <w:color w:val="3D3A33"/>
+          <w:sz w:val="22"/>
+          <w:szCs w:val="22"/>
+        </w:rPr>
+        <w:t xml:space="preserve">◦</w:t>
+      </w:r>
+      <w:r>
+        <w:rPr>
+          <w:rFonts w:ascii="Calibri" w:hAnsi="Calibri" w:cs="Calibri" w:eastAsia="PingFang SC"/>
+          <w:color w:val="3D3A33"/>
+          <w:sz w:val="22"/>
+          <w:szCs w:val="22"/>
+        </w:rPr>
+        <w:tab/>
+      </w:r>
+      <w:r>
+        <w:rPr>
+          <w:rFonts w:ascii="Calibri" w:hAnsi="Calibri" w:cs="Calibri" w:eastAsia="PingFang SC"/>
+          <w:color w:val="3D3A33"/>
+          <w:sz w:val="22"/>
+          <w:szCs w:val="22"/>
+        </w:rPr>
+        <w:t xml:space="preserve">Born in 1712 in Geneva, father is watchmaker, Father flees to Istanbul in 1722. </w:t>
+      </w:r>
+    </w:p>
+    <w:p>
+      <w:pPr>
+        <w:spacing w:after="80" w:line="312" w:lineRule="auto"/>
+        <w:ind w:left="1080" w:hanging="360"/>
+      </w:pPr>
+      <w:r>
+        <w:rPr>
+          <w:rFonts w:ascii="Calibri" w:hAnsi="Calibri" w:cs="Calibri" w:eastAsia="PingFang SC"/>
+          <w:color w:val="3D3A33"/>
+          <w:sz w:val="22"/>
+          <w:szCs w:val="22"/>
+        </w:rPr>
+        <w:t xml:space="preserve">◦</w:t>
+      </w:r>
+      <w:r>
+        <w:rPr>
+          <w:rFonts w:ascii="Calibri" w:hAnsi="Calibri" w:cs="Calibri" w:eastAsia="PingFang SC"/>
+          <w:color w:val="3D3A33"/>
+          <w:sz w:val="22"/>
+          <w:szCs w:val="22"/>
+        </w:rPr>
+        <w:tab/>
+      </w:r>
+      <w:r>
+        <w:rPr>
+          <w:rFonts w:ascii="Calibri" w:hAnsi="Calibri" w:cs="Calibri" w:eastAsia="PingFang SC"/>
+          <w:color w:val="3D3A33"/>
+          <w:sz w:val="22"/>
+          <w:szCs w:val="22"/>
+        </w:rPr>
+        <w:t xml:space="preserve">1728: Rousseau moves to Annecy and meets Mrs. Warens </w:t>
+      </w:r>
+    </w:p>
+    <w:p>
+      <w:pPr>
+        <w:spacing w:after="80" w:line="312" w:lineRule="auto"/>
+        <w:ind w:left="1080" w:hanging="360"/>
+      </w:pPr>
+      <w:r>
+        <w:rPr>
+          <w:rFonts w:ascii="Calibri" w:hAnsi="Calibri" w:cs="Calibri" w:eastAsia="PingFang SC"/>
+          <w:color w:val="3D3A33"/>
+          <w:sz w:val="22"/>
+          <w:szCs w:val="22"/>
+        </w:rPr>
+        <w:t xml:space="preserve">◦</w:t>
+      </w:r>
+      <w:r>
+        <w:rPr>
+          <w:rFonts w:ascii="Calibri" w:hAnsi="Calibri" w:cs="Calibri" w:eastAsia="PingFang SC"/>
+          <w:color w:val="3D3A33"/>
+          <w:sz w:val="22"/>
+          <w:szCs w:val="22"/>
+        </w:rPr>
+        <w:tab/>
+      </w:r>
+      <w:r>
+        <w:rPr>
+          <w:rFonts w:ascii="Calibri" w:hAnsi="Calibri" w:cs="Calibri" w:eastAsia="PingFang SC"/>
+          <w:color w:val="3D3A33"/>
+          <w:sz w:val="22"/>
+          <w:szCs w:val="22"/>
+        </w:rPr>
+        <w:t xml:space="preserve">1742 moved to Paris, Engaged in political, cultural and scientific life</w:t>
+      </w:r>
+    </w:p>
+    <w:p>
+      <w:pPr>
+        <w:spacing w:after="80" w:line="312" w:lineRule="auto"/>
+        <w:ind w:left="1080" w:hanging="360"/>
+      </w:pPr>
+      <w:r>
+        <w:rPr>
+          <w:rFonts w:ascii="Calibri" w:hAnsi="Calibri" w:cs="Calibri" w:eastAsia="PingFang SC"/>
+          <w:color w:val="3D3A33"/>
+          <w:sz w:val="22"/>
+          <w:szCs w:val="22"/>
+        </w:rPr>
+        <w:t xml:space="preserve">◦</w:t>
+      </w:r>
+      <w:r>
+        <w:rPr>
+          <w:rFonts w:ascii="Calibri" w:hAnsi="Calibri" w:cs="Calibri" w:eastAsia="PingFang SC"/>
+          <w:color w:val="3D3A33"/>
+          <w:sz w:val="22"/>
+          <w:szCs w:val="22"/>
+        </w:rPr>
+        <w:tab/>
+      </w:r>
+      <w:r>
+        <w:rPr>
+          <w:rFonts w:ascii="Calibri" w:hAnsi="Calibri" w:cs="Calibri" w:eastAsia="PingFang SC"/>
+          <w:color w:val="3D3A33"/>
+          <w:sz w:val="22"/>
+          <w:szCs w:val="22"/>
+        </w:rPr>
+        <w:t xml:space="preserve">1762: two of his major books condemned flees to avoid arrest first to Switzerland than to England. </w:t>
       </w:r>
     </w:p>
     <w:p>
@@ -677,11 +2045,402 @@
       </w:pPr>
       <w:r>
         <w:rPr>
-          <w:rFonts w:ascii="Aptos" w:hAnsi="Aptos" w:cs="Aptos" w:eastAsia="PingFang SC"/>
+          <w:rFonts w:ascii="Calibri" w:hAnsi="Calibri" w:cs="Calibri" w:eastAsia="PingFang SC"/>
+          <w:color w:val="3D3A33"/>
           <w:sz w:val="22"/>
           <w:szCs w:val="22"/>
         </w:rPr>
         <w:t xml:space="preserve">Rousseau: work</w:t>
+      </w:r>
+    </w:p>
+    <w:p>
+      <w:pPr>
+        <w:spacing w:after="80" w:line="312" w:lineRule="auto"/>
+        <w:ind w:left="1080" w:hanging="360"/>
+      </w:pPr>
+      <w:r>
+        <w:rPr>
+          <w:rFonts w:ascii="Calibri" w:hAnsi="Calibri" w:cs="Calibri" w:eastAsia="PingFang SC"/>
+          <w:color w:val="3D3A33"/>
+          <w:sz w:val="22"/>
+          <w:szCs w:val="22"/>
+        </w:rPr>
+        <w:t xml:space="preserve">◦</w:t>
+      </w:r>
+      <w:r>
+        <w:rPr>
+          <w:rFonts w:ascii="Calibri" w:hAnsi="Calibri" w:cs="Calibri" w:eastAsia="PingFang SC"/>
+          <w:color w:val="3D3A33"/>
+          <w:sz w:val="22"/>
+          <w:szCs w:val="22"/>
+        </w:rPr>
+        <w:tab/>
+      </w:r>
+      <w:r>
+        <w:rPr>
+          <w:rFonts w:ascii="Calibri" w:hAnsi="Calibri" w:cs="Calibri" w:eastAsia="PingFang SC"/>
+          <w:color w:val="3D3A33"/>
+          <w:sz w:val="22"/>
+          <w:szCs w:val="22"/>
+        </w:rPr>
+        <w:t xml:space="preserve">1750 “Discourse on science and art” (skip in this course) and he becomes instantly famous. </w:t>
+      </w:r>
+    </w:p>
+    <w:p>
+      <w:pPr>
+        <w:spacing w:after="80" w:line="312" w:lineRule="auto"/>
+        <w:ind w:left="1080" w:hanging="360"/>
+      </w:pPr>
+      <w:r>
+        <w:rPr>
+          <w:rFonts w:ascii="Calibri" w:hAnsi="Calibri" w:cs="Calibri" w:eastAsia="PingFang SC"/>
+          <w:color w:val="3D3A33"/>
+          <w:sz w:val="22"/>
+          <w:szCs w:val="22"/>
+        </w:rPr>
+        <w:t xml:space="preserve">◦</w:t>
+      </w:r>
+      <w:r>
+        <w:rPr>
+          <w:rFonts w:ascii="Calibri" w:hAnsi="Calibri" w:cs="Calibri" w:eastAsia="PingFang SC"/>
+          <w:color w:val="3D3A33"/>
+          <w:sz w:val="22"/>
+          <w:szCs w:val="22"/>
+        </w:rPr>
+        <w:tab/>
+      </w:r>
+      <w:r>
+        <w:rPr>
+          <w:rFonts w:ascii="Calibri" w:hAnsi="Calibri" w:cs="Calibri" w:eastAsia="PingFang SC"/>
+          <w:color w:val="3D3A33"/>
+          <w:sz w:val="22"/>
+          <w:szCs w:val="22"/>
+        </w:rPr>
+        <w:t xml:space="preserve">1752: his opera “Le Devin du Village” performed. </w:t>
+      </w:r>
+    </w:p>
+    <w:p>
+      <w:pPr>
+        <w:spacing w:after="80" w:line="312" w:lineRule="auto"/>
+        <w:ind w:left="1080" w:hanging="360"/>
+      </w:pPr>
+      <w:r>
+        <w:rPr>
+          <w:rFonts w:ascii="Calibri" w:hAnsi="Calibri" w:cs="Calibri" w:eastAsia="PingFang SC"/>
+          <w:color w:val="3D3A33"/>
+          <w:sz w:val="22"/>
+          <w:szCs w:val="22"/>
+        </w:rPr>
+        <w:t xml:space="preserve">◦</w:t>
+      </w:r>
+      <w:r>
+        <w:rPr>
+          <w:rFonts w:ascii="Calibri" w:hAnsi="Calibri" w:cs="Calibri" w:eastAsia="PingFang SC"/>
+          <w:color w:val="3D3A33"/>
+          <w:sz w:val="22"/>
+          <w:szCs w:val="22"/>
+        </w:rPr>
+        <w:tab/>
+      </w:r>
+      <w:r>
+        <w:rPr>
+          <w:rFonts w:ascii="Calibri" w:hAnsi="Calibri" w:cs="Calibri" w:eastAsia="PingFang SC"/>
+          <w:color w:val="3D3A33"/>
+          <w:sz w:val="22"/>
+          <w:szCs w:val="22"/>
+        </w:rPr>
+        <w:t xml:space="preserve">Second book: “Discourse on the Origins of Inequality” </w:t>
+      </w:r>
+    </w:p>
+    <w:p>
+      <w:pPr>
+        <w:spacing w:after="80" w:line="312" w:lineRule="auto"/>
+        <w:ind w:left="1080" w:hanging="360"/>
+      </w:pPr>
+      <w:r>
+        <w:rPr>
+          <w:rFonts w:ascii="Calibri" w:hAnsi="Calibri" w:cs="Calibri" w:eastAsia="PingFang SC"/>
+          <w:color w:val="3D3A33"/>
+          <w:sz w:val="22"/>
+          <w:szCs w:val="22"/>
+        </w:rPr>
+        <w:t xml:space="preserve">◦</w:t>
+      </w:r>
+      <w:r>
+        <w:rPr>
+          <w:rFonts w:ascii="Calibri" w:hAnsi="Calibri" w:cs="Calibri" w:eastAsia="PingFang SC"/>
+          <w:color w:val="3D3A33"/>
+          <w:sz w:val="22"/>
+          <w:szCs w:val="22"/>
+        </w:rPr>
+        <w:tab/>
+      </w:r>
+      <w:r>
+        <w:rPr>
+          <w:rFonts w:ascii="Calibri" w:hAnsi="Calibri" w:cs="Calibri" w:eastAsia="PingFang SC"/>
+          <w:color w:val="3D3A33"/>
+          <w:sz w:val="22"/>
+          <w:szCs w:val="22"/>
+        </w:rPr>
+        <w:t xml:space="preserve">1761: Publishes a novel: “ Julie or the new Heloise”</w:t>
+      </w:r>
+    </w:p>
+    <w:p>
+      <w:pPr>
+        <w:spacing w:after="80" w:line="312" w:lineRule="auto"/>
+        <w:ind w:left="1080" w:hanging="360"/>
+      </w:pPr>
+      <w:r>
+        <w:rPr>
+          <w:rFonts w:ascii="Calibri" w:hAnsi="Calibri" w:cs="Calibri" w:eastAsia="PingFang SC"/>
+          <w:color w:val="3D3A33"/>
+          <w:sz w:val="22"/>
+          <w:szCs w:val="22"/>
+        </w:rPr>
+        <w:t xml:space="preserve">◦</w:t>
+      </w:r>
+      <w:r>
+        <w:rPr>
+          <w:rFonts w:ascii="Calibri" w:hAnsi="Calibri" w:cs="Calibri" w:eastAsia="PingFang SC"/>
+          <w:color w:val="3D3A33"/>
+          <w:sz w:val="22"/>
+          <w:szCs w:val="22"/>
+        </w:rPr>
+        <w:tab/>
+      </w:r>
+      <w:r>
+        <w:rPr>
+          <w:rFonts w:ascii="Calibri" w:hAnsi="Calibri" w:cs="Calibri" w:eastAsia="PingFang SC"/>
+          <w:color w:val="3D3A33"/>
+          <w:sz w:val="22"/>
+          <w:szCs w:val="22"/>
+        </w:rPr>
+        <w:t xml:space="preserve">1762: two major books published, </w:t>
+      </w:r>
+      <w:r>
+        <w:rPr>
+          <w:rFonts w:ascii="Calibri" w:hAnsi="Calibri" w:cs="Calibri" w:eastAsia="PingFang SC"/>
+          <w:b/>
+          <w:color w:val="3D3A33"/>
+          <w:sz w:val="22"/>
+          <w:szCs w:val="22"/>
+        </w:rPr>
+        <w:t xml:space="preserve">“Emile”</w:t>
+      </w:r>
+      <w:r>
+        <w:rPr>
+          <w:rFonts w:ascii="Calibri" w:hAnsi="Calibri" w:cs="Calibri" w:eastAsia="PingFang SC"/>
+          <w:color w:val="3D3A33"/>
+          <w:sz w:val="22"/>
+          <w:szCs w:val="22"/>
+        </w:rPr>
+        <w:t xml:space="preserve"> and </w:t>
+      </w:r>
+      <w:r>
+        <w:rPr>
+          <w:rFonts w:ascii="Calibri" w:hAnsi="Calibri" w:cs="Calibri" w:eastAsia="PingFang SC"/>
+          <w:b/>
+          <w:color w:val="3D3A33"/>
+          <w:sz w:val="22"/>
+          <w:szCs w:val="22"/>
+        </w:rPr>
+        <w:t xml:space="preserve">“Social Contract”</w:t>
+      </w:r>
+      <w:r>
+        <w:rPr>
+          <w:rFonts w:ascii="Calibri" w:hAnsi="Calibri" w:cs="Calibri" w:eastAsia="PingFang SC"/>
+          <w:color w:val="3D3A33"/>
+          <w:sz w:val="22"/>
+          <w:szCs w:val="22"/>
+        </w:rPr>
+        <w:t xml:space="preserve">, both were condemned officially. </w:t>
+      </w:r>
+      <w:r>
+        <w:rPr>
+          <w:rFonts w:ascii="Calibri" w:hAnsi="Calibri" w:cs="Calibri" w:eastAsia="PingFang SC"/>
+          <w:color w:val="3D3A33"/>
+          <w:sz w:val="22"/>
+          <w:szCs w:val="22"/>
+        </w:rPr>
+        <w:br/>
+      </w:r>
+      <w:r>
+        <w:rPr>
+          <w:rFonts w:ascii="Calibri" w:hAnsi="Calibri" w:cs="Calibri" w:eastAsia="PingFang SC"/>
+          <w:b/>
+          <w:color w:val="3D3A33"/>
+          <w:sz w:val="22"/>
+          <w:szCs w:val="22"/>
+        </w:rPr>
+        <w:t xml:space="preserve">“Emile”</w:t>
+      </w:r>
+      <w:r>
+        <w:rPr>
+          <w:rFonts w:ascii="Calibri" w:hAnsi="Calibri" w:cs="Calibri" w:eastAsia="PingFang SC"/>
+          <w:color w:val="3D3A33"/>
+          <w:sz w:val="22"/>
+          <w:szCs w:val="22"/>
+        </w:rPr>
+        <w:t xml:space="preserve"> main themes </w:t>
+      </w:r>
+      <w:r>
+        <w:rPr>
+          <w:rFonts w:ascii="Calibri" w:hAnsi="Calibri" w:cs="Calibri" w:eastAsia="PingFang SC"/>
+          <w:color w:val="3D3A33"/>
+          <w:sz w:val="22"/>
+          <w:szCs w:val="22"/>
+        </w:rPr>
+        <w:br/>
+      </w:r>
+      <w:r>
+        <w:rPr>
+          <w:rFonts w:ascii="Calibri" w:hAnsi="Calibri" w:cs="Calibri" w:eastAsia="PingFang SC"/>
+          <w:color w:val="3D3A33"/>
+          <w:sz w:val="22"/>
+          <w:szCs w:val="22"/>
+        </w:rPr>
+        <w:t xml:space="preserve">a) The story: “Jean Jacque” is the tutor of Emil and educates him until he reaches adulthood and marries. </w:t>
+      </w:r>
+      <w:r>
+        <w:rPr>
+          <w:rFonts w:ascii="Calibri" w:hAnsi="Calibri" w:cs="Calibri" w:eastAsia="PingFang SC"/>
+          <w:color w:val="3D3A33"/>
+          <w:sz w:val="22"/>
+          <w:szCs w:val="22"/>
+        </w:rPr>
+        <w:br/>
+      </w:r>
+      <w:r>
+        <w:rPr>
+          <w:rFonts w:ascii="Calibri" w:hAnsi="Calibri" w:cs="Calibri" w:eastAsia="PingFang SC"/>
+          <w:color w:val="3D3A33"/>
+          <w:sz w:val="22"/>
+          <w:szCs w:val="22"/>
+        </w:rPr>
+        <w:t xml:space="preserve">b) Main point: nature is good - society corrupts. Emile has to be taught how to live naturally. The opposite to Hobbes (and Durkheim) and foreshadows Marx.</w:t>
+      </w:r>
+    </w:p>
+    <w:p>
+      <w:pPr>
+        <w:spacing w:after="80" w:line="312" w:lineRule="auto"/>
+        <w:ind w:left="1080" w:hanging="360"/>
+      </w:pPr>
+      <w:r>
+        <w:rPr>
+          <w:rFonts w:ascii="Calibri" w:hAnsi="Calibri" w:cs="Calibri" w:eastAsia="PingFang SC"/>
+          <w:color w:val="3D3A33"/>
+          <w:sz w:val="22"/>
+          <w:szCs w:val="22"/>
+        </w:rPr>
+        <w:t xml:space="preserve">◦</w:t>
+      </w:r>
+      <w:r>
+        <w:rPr>
+          <w:rFonts w:ascii="Calibri" w:hAnsi="Calibri" w:cs="Calibri" w:eastAsia="PingFang SC"/>
+          <w:color w:val="3D3A33"/>
+          <w:sz w:val="22"/>
+          <w:szCs w:val="22"/>
+        </w:rPr>
+        <w:tab/>
+      </w:r>
+      <w:r>
+        <w:rPr>
+          <w:rFonts w:ascii="Calibri" w:hAnsi="Calibri" w:cs="Calibri" w:eastAsia="PingFang SC"/>
+          <w:color w:val="3D3A33"/>
+          <w:sz w:val="22"/>
+          <w:szCs w:val="22"/>
+        </w:rPr>
+        <w:t xml:space="preserve">"Social Contrast": main themes</w:t>
+      </w:r>
+      <w:r>
+        <w:rPr>
+          <w:rFonts w:ascii="Calibri" w:hAnsi="Calibri" w:cs="Calibri" w:eastAsia="PingFang SC"/>
+          <w:color w:val="3D3A33"/>
+          <w:sz w:val="22"/>
+          <w:szCs w:val="22"/>
+        </w:rPr>
+        <w:br/>
+      </w:r>
+      <w:r>
+        <w:rPr>
+          <w:rFonts w:ascii="Calibri" w:hAnsi="Calibri" w:cs="Calibri" w:eastAsia="PingFang SC"/>
+          <w:color w:val="3D3A33"/>
+          <w:sz w:val="22"/>
+          <w:szCs w:val="22"/>
+        </w:rPr>
+        <w:t xml:space="preserve">a) Legitimate rule must be authorised by the consent of the ruled. </w:t>
+      </w:r>
+      <w:r>
+        <w:rPr>
+          <w:rFonts w:ascii="Calibri" w:hAnsi="Calibri" w:cs="Calibri" w:eastAsia="PingFang SC"/>
+          <w:color w:val="3D3A33"/>
+          <w:sz w:val="22"/>
+          <w:szCs w:val="22"/>
+        </w:rPr>
+        <w:br/>
+      </w:r>
+      <w:r>
+        <w:rPr>
+          <w:rFonts w:ascii="Calibri" w:hAnsi="Calibri" w:cs="Calibri" w:eastAsia="PingFang SC"/>
+          <w:color w:val="3D3A33"/>
+          <w:sz w:val="22"/>
+          <w:szCs w:val="22"/>
+        </w:rPr>
+        <w:t xml:space="preserve">b) Rousseau the first who advocates popular sovereignty: this is rule by the majority of all men [but not women]. </w:t>
+      </w:r>
+      <w:r>
+        <w:rPr>
+          <w:rFonts w:ascii="Calibri" w:hAnsi="Calibri" w:cs="Calibri" w:eastAsia="PingFang SC"/>
+          <w:color w:val="3D3A33"/>
+          <w:sz w:val="22"/>
+          <w:szCs w:val="22"/>
+        </w:rPr>
+        <w:br/>
+      </w:r>
+      <w:r>
+        <w:rPr>
+          <w:rFonts w:ascii="Calibri" w:hAnsi="Calibri" w:cs="Calibri" w:eastAsia="PingFang SC"/>
+          <w:color w:val="3D3A33"/>
+          <w:sz w:val="22"/>
+          <w:szCs w:val="22"/>
+        </w:rPr>
+        <w:t xml:space="preserve">c) BUT: individuals express private interests - sovereign (=the state) is general will </w:t>
+      </w:r>
+      <w:r>
+        <w:rPr>
+          <w:rFonts w:ascii="Calibri" w:hAnsi="Calibri" w:cs="Calibri" w:eastAsia="PingFang SC"/>
+          <w:color w:val="3D3A33"/>
+          <w:sz w:val="22"/>
+          <w:szCs w:val="22"/>
+        </w:rPr>
+        <w:br/>
+      </w:r>
+      <w:r>
+        <w:rPr>
+          <w:rFonts w:ascii="Calibri" w:hAnsi="Calibri" w:cs="Calibri" w:eastAsia="PingFang SC"/>
+          <w:color w:val="3D3A33"/>
+          <w:sz w:val="22"/>
+          <w:szCs w:val="22"/>
+        </w:rPr>
+        <w:t xml:space="preserve">d) Consent by the ruled; liberalism in Rousseau, much like Locke, Mill or Weber. </w:t>
+      </w:r>
+      <w:r>
+        <w:rPr>
+          <w:rFonts w:ascii="Calibri" w:hAnsi="Calibri" w:cs="Calibri" w:eastAsia="PingFang SC"/>
+          <w:color w:val="3D3A33"/>
+          <w:sz w:val="22"/>
+          <w:szCs w:val="22"/>
+        </w:rPr>
+        <w:br/>
+      </w:r>
+      <w:r>
+        <w:rPr>
+          <w:rFonts w:ascii="Calibri" w:hAnsi="Calibri" w:cs="Calibri" w:eastAsia="PingFang SC"/>
+          <w:color w:val="3D3A33"/>
+          <w:sz w:val="22"/>
+          <w:szCs w:val="22"/>
+        </w:rPr>
+        <w:t xml:space="preserve">e) General will: foreshadows Marx. </w:t>
       </w:r>
     </w:p>
     <w:p>
@@ -694,11 +2453,309 @@
       </w:pPr>
       <w:r>
         <w:rPr>
-          <w:rFonts w:ascii="Aptos" w:hAnsi="Aptos" w:cs="Aptos" w:eastAsia="PingFang SC"/>
+          <w:rFonts w:ascii="Calibri" w:hAnsi="Calibri" w:cs="Calibri" w:eastAsia="PingFang SC"/>
+          <w:color w:val="3D3A33"/>
           <w:sz w:val="22"/>
           <w:szCs w:val="22"/>
         </w:rPr>
         <w:t xml:space="preserve">Adam Smith: life</w:t>
+      </w:r>
+    </w:p>
+    <w:p>
+      <w:pPr>
+        <w:spacing w:after="80" w:line="312" w:lineRule="auto"/>
+        <w:ind w:left="1080" w:hanging="360"/>
+      </w:pPr>
+      <w:r>
+        <w:rPr>
+          <w:rFonts w:ascii="Calibri" w:hAnsi="Calibri" w:cs="Calibri" w:eastAsia="PingFang SC"/>
+          <w:color w:val="3D3A33"/>
+          <w:sz w:val="22"/>
+          <w:szCs w:val="22"/>
+        </w:rPr>
+        <w:t xml:space="preserve">◦</w:t>
+      </w:r>
+      <w:r>
+        <w:rPr>
+          <w:rFonts w:ascii="Calibri" w:hAnsi="Calibri" w:cs="Calibri" w:eastAsia="PingFang SC"/>
+          <w:color w:val="3D3A33"/>
+          <w:sz w:val="22"/>
+          <w:szCs w:val="22"/>
+        </w:rPr>
+        <w:tab/>
+      </w:r>
+      <w:r>
+        <w:rPr>
+          <w:rFonts w:ascii="Calibri" w:hAnsi="Calibri" w:cs="Calibri" w:eastAsia="PingFang SC"/>
+          <w:color w:val="3D3A33"/>
+          <w:sz w:val="22"/>
+          <w:szCs w:val="22"/>
+        </w:rPr>
+        <w:t xml:space="preserve">Was born in 1723, in Kirkcaldy, outside of Edinburgh</w:t>
+      </w:r>
+    </w:p>
+    <w:p>
+      <w:pPr>
+        <w:spacing w:after="80" w:line="312" w:lineRule="auto"/>
+        <w:ind w:left="1080" w:hanging="360"/>
+      </w:pPr>
+      <w:r>
+        <w:rPr>
+          <w:rFonts w:ascii="Calibri" w:hAnsi="Calibri" w:cs="Calibri" w:eastAsia="PingFang SC"/>
+          <w:color w:val="3D3A33"/>
+          <w:sz w:val="22"/>
+          <w:szCs w:val="22"/>
+        </w:rPr>
+        <w:t xml:space="preserve">◦</w:t>
+      </w:r>
+      <w:r>
+        <w:rPr>
+          <w:rFonts w:ascii="Calibri" w:hAnsi="Calibri" w:cs="Calibri" w:eastAsia="PingFang SC"/>
+          <w:color w:val="3D3A33"/>
+          <w:sz w:val="22"/>
+          <w:szCs w:val="22"/>
+        </w:rPr>
+        <w:tab/>
+      </w:r>
+      <w:r>
+        <w:rPr>
+          <w:rFonts w:ascii="Calibri" w:hAnsi="Calibri" w:cs="Calibri" w:eastAsia="PingFang SC"/>
+          <w:color w:val="3D3A33"/>
+          <w:sz w:val="22"/>
+          <w:szCs w:val="22"/>
+        </w:rPr>
+        <w:t xml:space="preserve">1737 entered University of Glasgow, centre of Scottish Enlightenment</w:t>
+      </w:r>
+    </w:p>
+    <w:p>
+      <w:pPr>
+        <w:spacing w:after="80" w:line="312" w:lineRule="auto"/>
+        <w:ind w:left="1080" w:hanging="360"/>
+      </w:pPr>
+      <w:r>
+        <w:rPr>
+          <w:rFonts w:ascii="Calibri" w:hAnsi="Calibri" w:cs="Calibri" w:eastAsia="PingFang SC"/>
+          <w:color w:val="3D3A33"/>
+          <w:sz w:val="22"/>
+          <w:szCs w:val="22"/>
+        </w:rPr>
+        <w:t xml:space="preserve">◦</w:t>
+      </w:r>
+      <w:r>
+        <w:rPr>
+          <w:rFonts w:ascii="Calibri" w:hAnsi="Calibri" w:cs="Calibri" w:eastAsia="PingFang SC"/>
+          <w:color w:val="3D3A33"/>
+          <w:sz w:val="22"/>
+          <w:szCs w:val="22"/>
+        </w:rPr>
+        <w:tab/>
+      </w:r>
+      <w:r>
+        <w:rPr>
+          <w:rFonts w:ascii="Calibri" w:hAnsi="Calibri" w:cs="Calibri" w:eastAsia="PingFang SC"/>
+          <w:color w:val="3D3A33"/>
+          <w:sz w:val="22"/>
+          <w:szCs w:val="22"/>
+        </w:rPr>
+        <w:t xml:space="preserve">1740 enters OXford, Balliol College</w:t>
+      </w:r>
+    </w:p>
+    <w:p>
+      <w:pPr>
+        <w:spacing w:after="80" w:line="312" w:lineRule="auto"/>
+        <w:ind w:left="1080" w:hanging="360"/>
+      </w:pPr>
+      <w:r>
+        <w:rPr>
+          <w:rFonts w:ascii="Calibri" w:hAnsi="Calibri" w:cs="Calibri" w:eastAsia="PingFang SC"/>
+          <w:color w:val="3D3A33"/>
+          <w:sz w:val="22"/>
+          <w:szCs w:val="22"/>
+        </w:rPr>
+        <w:t xml:space="preserve">◦</w:t>
+      </w:r>
+      <w:r>
+        <w:rPr>
+          <w:rFonts w:ascii="Calibri" w:hAnsi="Calibri" w:cs="Calibri" w:eastAsia="PingFang SC"/>
+          <w:color w:val="3D3A33"/>
+          <w:sz w:val="22"/>
+          <w:szCs w:val="22"/>
+        </w:rPr>
+        <w:tab/>
+      </w:r>
+      <w:r>
+        <w:rPr>
+          <w:rFonts w:ascii="Calibri" w:hAnsi="Calibri" w:cs="Calibri" w:eastAsia="PingFang SC"/>
+          <w:color w:val="3D3A33"/>
+          <w:sz w:val="22"/>
+          <w:szCs w:val="22"/>
+        </w:rPr>
+        <w:t xml:space="preserve">1751 becomes Professor of Logic and later Professor of Moral Philosophy at University of Glasgow</w:t>
+      </w:r>
+    </w:p>
+    <w:p>
+      <w:pPr>
+        <w:spacing w:after="80" w:line="312" w:lineRule="auto"/>
+        <w:ind w:left="1080" w:hanging="360"/>
+      </w:pPr>
+      <w:r>
+        <w:rPr>
+          <w:rFonts w:ascii="Calibri" w:hAnsi="Calibri" w:cs="Calibri" w:eastAsia="PingFang SC"/>
+          <w:color w:val="3D3A33"/>
+          <w:sz w:val="22"/>
+          <w:szCs w:val="22"/>
+        </w:rPr>
+        <w:t xml:space="preserve">◦</w:t>
+      </w:r>
+      <w:r>
+        <w:rPr>
+          <w:rFonts w:ascii="Calibri" w:hAnsi="Calibri" w:cs="Calibri" w:eastAsia="PingFang SC"/>
+          <w:color w:val="3D3A33"/>
+          <w:sz w:val="22"/>
+          <w:szCs w:val="22"/>
+        </w:rPr>
+        <w:tab/>
+      </w:r>
+      <w:r>
+        <w:rPr>
+          <w:rFonts w:ascii="Calibri" w:hAnsi="Calibri" w:cs="Calibri" w:eastAsia="PingFang SC"/>
+          <w:color w:val="3D3A33"/>
+          <w:sz w:val="22"/>
+          <w:szCs w:val="22"/>
+        </w:rPr>
+        <w:t xml:space="preserve">1759 publishes The Theory of Moral sentiments</w:t>
+      </w:r>
+    </w:p>
+    <w:p>
+      <w:pPr>
+        <w:spacing w:after="80" w:line="312" w:lineRule="auto"/>
+        <w:ind w:left="1080" w:hanging="360"/>
+      </w:pPr>
+      <w:r>
+        <w:rPr>
+          <w:rFonts w:ascii="Calibri" w:hAnsi="Calibri" w:cs="Calibri" w:eastAsia="PingFang SC"/>
+          <w:color w:val="3D3A33"/>
+          <w:sz w:val="22"/>
+          <w:szCs w:val="22"/>
+        </w:rPr>
+        <w:t xml:space="preserve">◦</w:t>
+      </w:r>
+      <w:r>
+        <w:rPr>
+          <w:rFonts w:ascii="Calibri" w:hAnsi="Calibri" w:cs="Calibri" w:eastAsia="PingFang SC"/>
+          <w:color w:val="3D3A33"/>
+          <w:sz w:val="22"/>
+          <w:szCs w:val="22"/>
+        </w:rPr>
+        <w:tab/>
+      </w:r>
+      <w:r>
+        <w:rPr>
+          <w:rFonts w:ascii="Calibri" w:hAnsi="Calibri" w:cs="Calibri" w:eastAsia="PingFang SC"/>
+          <w:color w:val="3D3A33"/>
+          <w:sz w:val="22"/>
+          <w:szCs w:val="22"/>
+        </w:rPr>
+        <w:t xml:space="preserve">1764 - 67 travels to France, meets Voltaire, Quesnay and other representatives of the French Enlightenment. </w:t>
+      </w:r>
+    </w:p>
+    <w:p>
+      <w:pPr>
+        <w:spacing w:after="80" w:line="312" w:lineRule="auto"/>
+        <w:ind w:left="1080" w:hanging="360"/>
+      </w:pPr>
+      <w:r>
+        <w:rPr>
+          <w:rFonts w:ascii="Calibri" w:hAnsi="Calibri" w:cs="Calibri" w:eastAsia="PingFang SC"/>
+          <w:color w:val="3D3A33"/>
+          <w:sz w:val="22"/>
+          <w:szCs w:val="22"/>
+        </w:rPr>
+        <w:t xml:space="preserve">◦</w:t>
+      </w:r>
+      <w:r>
+        <w:rPr>
+          <w:rFonts w:ascii="Calibri" w:hAnsi="Calibri" w:cs="Calibri" w:eastAsia="PingFang SC"/>
+          <w:color w:val="3D3A33"/>
+          <w:sz w:val="22"/>
+          <w:szCs w:val="22"/>
+        </w:rPr>
+        <w:tab/>
+      </w:r>
+      <w:r>
+        <w:rPr>
+          <w:rFonts w:ascii="Calibri" w:hAnsi="Calibri" w:cs="Calibri" w:eastAsia="PingFang SC"/>
+          <w:color w:val="3D3A33"/>
+          <w:sz w:val="22"/>
+          <w:szCs w:val="22"/>
+        </w:rPr>
+        <w:t xml:space="preserve">Returns to Glasgow</w:t>
+      </w:r>
+    </w:p>
+    <w:p>
+      <w:pPr>
+        <w:spacing w:after="80" w:line="312" w:lineRule="auto"/>
+        <w:ind w:left="1080" w:hanging="360"/>
+      </w:pPr>
+      <w:r>
+        <w:rPr>
+          <w:rFonts w:ascii="Calibri" w:hAnsi="Calibri" w:cs="Calibri" w:eastAsia="PingFang SC"/>
+          <w:color w:val="3D3A33"/>
+          <w:sz w:val="22"/>
+          <w:szCs w:val="22"/>
+        </w:rPr>
+        <w:t xml:space="preserve">◦</w:t>
+      </w:r>
+      <w:r>
+        <w:rPr>
+          <w:rFonts w:ascii="Calibri" w:hAnsi="Calibri" w:cs="Calibri" w:eastAsia="PingFang SC"/>
+          <w:color w:val="3D3A33"/>
+          <w:sz w:val="22"/>
+          <w:szCs w:val="22"/>
+        </w:rPr>
+        <w:tab/>
+      </w:r>
+      <w:r>
+        <w:rPr>
+          <w:rFonts w:ascii="Calibri" w:hAnsi="Calibri" w:cs="Calibri" w:eastAsia="PingFang SC"/>
+          <w:color w:val="3D3A33"/>
+          <w:sz w:val="22"/>
+          <w:szCs w:val="22"/>
+        </w:rPr>
+        <w:t xml:space="preserve">1776 publishes the Wealth of Nations </w:t>
+      </w:r>
+    </w:p>
+    <w:p>
+      <w:pPr>
+        <w:spacing w:after="80" w:line="312" w:lineRule="auto"/>
+        <w:ind w:left="1080" w:hanging="360"/>
+      </w:pPr>
+      <w:r>
+        <w:rPr>
+          <w:rFonts w:ascii="Calibri" w:hAnsi="Calibri" w:cs="Calibri" w:eastAsia="PingFang SC"/>
+          <w:color w:val="3D3A33"/>
+          <w:sz w:val="22"/>
+          <w:szCs w:val="22"/>
+        </w:rPr>
+        <w:t xml:space="preserve">◦</w:t>
+      </w:r>
+      <w:r>
+        <w:rPr>
+          <w:rFonts w:ascii="Calibri" w:hAnsi="Calibri" w:cs="Calibri" w:eastAsia="PingFang SC"/>
+          <w:color w:val="3D3A33"/>
+          <w:sz w:val="22"/>
+          <w:szCs w:val="22"/>
+        </w:rPr>
+        <w:tab/>
+      </w:r>
+      <w:r>
+        <w:rPr>
+          <w:rFonts w:ascii="Calibri" w:hAnsi="Calibri" w:cs="Calibri" w:eastAsia="PingFang SC"/>
+          <w:color w:val="3D3A33"/>
+          <w:sz w:val="22"/>
+          <w:szCs w:val="22"/>
+        </w:rPr>
+        <w:t xml:space="preserve">1790 dies</w:t>
       </w:r>
     </w:p>
     <w:p>
@@ -711,11 +2768,393 @@
       </w:pPr>
       <w:r>
         <w:rPr>
-          <w:rFonts w:ascii="Aptos" w:hAnsi="Aptos" w:cs="Aptos" w:eastAsia="PingFang SC"/>
+          <w:rFonts w:ascii="Calibri" w:hAnsi="Calibri" w:cs="Calibri" w:eastAsia="PingFang SC"/>
+          <w:color w:val="3D3A33"/>
           <w:sz w:val="22"/>
           <w:szCs w:val="22"/>
         </w:rPr>
         <w:t xml:space="preserve">The two faces of Adam Smith: work</w:t>
+      </w:r>
+    </w:p>
+    <w:p>
+      <w:pPr>
+        <w:spacing w:after="80" w:line="312" w:lineRule="auto"/>
+        <w:ind w:left="1080" w:hanging="360"/>
+      </w:pPr>
+      <w:r>
+        <w:rPr>
+          <w:rFonts w:ascii="Calibri" w:hAnsi="Calibri" w:cs="Calibri" w:eastAsia="PingFang SC"/>
+          <w:color w:val="3D3A33"/>
+          <w:sz w:val="22"/>
+          <w:szCs w:val="22"/>
+        </w:rPr>
+        <w:t xml:space="preserve">◦</w:t>
+      </w:r>
+      <w:r>
+        <w:rPr>
+          <w:rFonts w:ascii="Calibri" w:hAnsi="Calibri" w:cs="Calibri" w:eastAsia="PingFang SC"/>
+          <w:color w:val="3D3A33"/>
+          <w:sz w:val="22"/>
+          <w:szCs w:val="22"/>
+        </w:rPr>
+        <w:tab/>
+      </w:r>
+      <w:r>
+        <w:rPr>
+          <w:rFonts w:ascii="Calibri" w:hAnsi="Calibri" w:cs="Calibri" w:eastAsia="PingFang SC"/>
+          <w:color w:val="3D3A33"/>
+          <w:sz w:val="22"/>
+          <w:szCs w:val="22"/>
+        </w:rPr>
+        <w:t xml:space="preserve">Adam Smith is usually regarded as the theorists of self-interested individual; advocate of self-regulating markets. He stands for laissez-faire fair capitalism and the first “rational choice” theorist. </w:t>
+      </w:r>
+    </w:p>
+    <w:p>
+      <w:pPr>
+        <w:spacing w:after="80" w:line="312" w:lineRule="auto"/>
+        <w:ind w:left="1080" w:hanging="360"/>
+      </w:pPr>
+      <w:r>
+        <w:rPr>
+          <w:rFonts w:ascii="Calibri" w:hAnsi="Calibri" w:cs="Calibri" w:eastAsia="PingFang SC"/>
+          <w:color w:val="3D3A33"/>
+          <w:sz w:val="22"/>
+          <w:szCs w:val="22"/>
+        </w:rPr>
+        <w:t xml:space="preserve">◦</w:t>
+      </w:r>
+      <w:r>
+        <w:rPr>
+          <w:rFonts w:ascii="Calibri" w:hAnsi="Calibri" w:cs="Calibri" w:eastAsia="PingFang SC"/>
+          <w:color w:val="3D3A33"/>
+          <w:sz w:val="22"/>
+          <w:szCs w:val="22"/>
+        </w:rPr>
+        <w:tab/>
+      </w:r>
+      <w:r>
+        <w:rPr>
+          <w:rFonts w:ascii="Calibri" w:hAnsi="Calibri" w:cs="Calibri" w:eastAsia="PingFang SC"/>
+          <w:color w:val="3D3A33"/>
+          <w:sz w:val="22"/>
+          <w:szCs w:val="22"/>
+        </w:rPr>
+        <w:t xml:space="preserve">Is The Theory of Moral Sentiments and book about “sympathy” and the “helping hand”? </w:t>
+      </w:r>
+    </w:p>
+    <w:p>
+      <w:pPr>
+        <w:spacing w:after="80" w:line="312" w:lineRule="auto"/>
+        <w:ind w:left="1080" w:hanging="360"/>
+      </w:pPr>
+      <w:r>
+        <w:rPr>
+          <w:rFonts w:ascii="Calibri" w:hAnsi="Calibri" w:cs="Calibri" w:eastAsia="PingFang SC"/>
+          <w:color w:val="3D3A33"/>
+          <w:sz w:val="22"/>
+          <w:szCs w:val="22"/>
+        </w:rPr>
+        <w:t xml:space="preserve">◦</w:t>
+      </w:r>
+      <w:r>
+        <w:rPr>
+          <w:rFonts w:ascii="Calibri" w:hAnsi="Calibri" w:cs="Calibri" w:eastAsia="PingFang SC"/>
+          <w:color w:val="3D3A33"/>
+          <w:sz w:val="22"/>
+          <w:szCs w:val="22"/>
+        </w:rPr>
+        <w:tab/>
+      </w:r>
+      <w:r>
+        <w:rPr>
+          <w:rFonts w:ascii="Calibri" w:hAnsi="Calibri" w:cs="Calibri" w:eastAsia="PingFang SC"/>
+          <w:color w:val="3D3A33"/>
+          <w:sz w:val="22"/>
+          <w:szCs w:val="22"/>
+        </w:rPr>
+        <w:t xml:space="preserve">Is the Wealth of Nation about self-interested individuals and the invisible hadn’t of the market? </w:t>
+      </w:r>
+    </w:p>
+    <w:p>
+      <w:pPr>
+        <w:spacing w:after="80" w:line="312" w:lineRule="auto"/>
+        <w:ind w:left="1080" w:hanging="360"/>
+      </w:pPr>
+      <w:r>
+        <w:rPr>
+          <w:rFonts w:ascii="Calibri" w:hAnsi="Calibri" w:cs="Calibri" w:eastAsia="PingFang SC"/>
+          <w:color w:val="3D3A33"/>
+          <w:sz w:val="22"/>
+          <w:szCs w:val="22"/>
+        </w:rPr>
+        <w:t xml:space="preserve">◦</w:t>
+      </w:r>
+      <w:r>
+        <w:rPr>
+          <w:rFonts w:ascii="Calibri" w:hAnsi="Calibri" w:cs="Calibri" w:eastAsia="PingFang SC"/>
+          <w:color w:val="3D3A33"/>
+          <w:sz w:val="22"/>
+          <w:szCs w:val="22"/>
+        </w:rPr>
+        <w:tab/>
+      </w:r>
+      <w:r>
+        <w:rPr>
+          <w:rFonts w:ascii="Calibri" w:hAnsi="Calibri" w:cs="Calibri" w:eastAsia="PingFang SC"/>
+          <w:color w:val="3D3A33"/>
+          <w:sz w:val="22"/>
+          <w:szCs w:val="22"/>
+        </w:rPr>
+        <w:t xml:space="preserve">Main themes in The Wealth of Nations</w:t>
+      </w:r>
+      <w:r>
+        <w:rPr>
+          <w:rFonts w:ascii="Calibri" w:hAnsi="Calibri" w:cs="Calibri" w:eastAsia="PingFang SC"/>
+          <w:color w:val="3D3A33"/>
+          <w:sz w:val="22"/>
+          <w:szCs w:val="22"/>
+        </w:rPr>
+        <w:br/>
+      </w:r>
+      <w:r>
+        <w:rPr>
+          <w:rFonts w:ascii="Calibri" w:hAnsi="Calibri" w:cs="Calibri" w:eastAsia="PingFang SC"/>
+          <w:color w:val="3D3A33"/>
+          <w:sz w:val="22"/>
+          <w:szCs w:val="22"/>
+        </w:rPr>
+        <w:t xml:space="preserve">a) Self interest</w:t>
+      </w:r>
+      <w:r>
+        <w:rPr>
+          <w:rFonts w:ascii="Calibri" w:hAnsi="Calibri" w:cs="Calibri" w:eastAsia="PingFang SC"/>
+          <w:color w:val="3D3A33"/>
+          <w:sz w:val="22"/>
+          <w:szCs w:val="22"/>
+        </w:rPr>
+        <w:br/>
+      </w:r>
+      <w:r>
+        <w:rPr>
+          <w:rFonts w:ascii="Calibri" w:hAnsi="Calibri" w:cs="Calibri" w:eastAsia="PingFang SC"/>
+          <w:color w:val="3D3A33"/>
+          <w:sz w:val="22"/>
+          <w:szCs w:val="22"/>
+        </w:rPr>
+        <w:t xml:space="preserve">b) Do not expect benevolence</w:t>
+      </w:r>
+      <w:r>
+        <w:rPr>
+          <w:rFonts w:ascii="Calibri" w:hAnsi="Calibri" w:cs="Calibri" w:eastAsia="PingFang SC"/>
+          <w:color w:val="3D3A33"/>
+          <w:sz w:val="22"/>
+          <w:szCs w:val="22"/>
+        </w:rPr>
+        <w:br/>
+      </w:r>
+      <w:r>
+        <w:rPr>
+          <w:rFonts w:ascii="Calibri" w:hAnsi="Calibri" w:cs="Calibri" w:eastAsia="PingFang SC"/>
+          <w:color w:val="3D3A33"/>
+          <w:sz w:val="22"/>
+          <w:szCs w:val="22"/>
+        </w:rPr>
+        <w:t xml:space="preserve">c) Self-interested choice of employment advantageous for society</w:t>
+      </w:r>
+      <w:r>
+        <w:rPr>
+          <w:rFonts w:ascii="Calibri" w:hAnsi="Calibri" w:cs="Calibri" w:eastAsia="PingFang SC"/>
+          <w:color w:val="3D3A33"/>
+          <w:sz w:val="22"/>
+          <w:szCs w:val="22"/>
+        </w:rPr>
+        <w:br/>
+      </w:r>
+      <w:r>
+        <w:rPr>
+          <w:rFonts w:ascii="Calibri" w:hAnsi="Calibri" w:cs="Calibri" w:eastAsia="PingFang SC"/>
+          <w:color w:val="3D3A33"/>
+          <w:sz w:val="22"/>
+          <w:szCs w:val="22"/>
+        </w:rPr>
+        <w:t xml:space="preserve">d) Individual better judge of its own interest than any statement or lawgiver </w:t>
+      </w:r>
+      <w:r>
+        <w:rPr>
+          <w:rFonts w:ascii="Calibri" w:hAnsi="Calibri" w:cs="Calibri" w:eastAsia="PingFang SC"/>
+          <w:color w:val="3D3A33"/>
+          <w:sz w:val="22"/>
+          <w:szCs w:val="22"/>
+        </w:rPr>
+        <w:br/>
+      </w:r>
+      <w:r>
+        <w:rPr>
+          <w:rFonts w:ascii="Calibri" w:hAnsi="Calibri" w:cs="Calibri" w:eastAsia="PingFang SC"/>
+          <w:color w:val="3D3A33"/>
+          <w:sz w:val="22"/>
+          <w:szCs w:val="22"/>
+        </w:rPr>
+        <w:t xml:space="preserve">a] Labor theory of value</w:t>
+      </w:r>
+      <w:r>
+        <w:rPr>
+          <w:rFonts w:ascii="Calibri" w:hAnsi="Calibri" w:cs="Calibri" w:eastAsia="PingFang SC"/>
+          <w:color w:val="3D3A33"/>
+          <w:sz w:val="22"/>
+          <w:szCs w:val="22"/>
+        </w:rPr>
+        <w:br/>
+      </w:r>
+      <w:r>
+        <w:rPr>
+          <w:rFonts w:ascii="Calibri" w:hAnsi="Calibri" w:cs="Calibri" w:eastAsia="PingFang SC"/>
+          <w:color w:val="3D3A33"/>
+          <w:sz w:val="22"/>
+          <w:szCs w:val="22"/>
+        </w:rPr>
+        <w:t xml:space="preserve">b] Labour is the measure of value</w:t>
+      </w:r>
+      <w:r>
+        <w:rPr>
+          <w:rFonts w:ascii="Calibri" w:hAnsi="Calibri" w:cs="Calibri" w:eastAsia="PingFang SC"/>
+          <w:color w:val="3D3A33"/>
+          <w:sz w:val="22"/>
+          <w:szCs w:val="22"/>
+        </w:rPr>
+        <w:br/>
+      </w:r>
+      <w:r>
+        <w:rPr>
+          <w:rFonts w:ascii="Calibri" w:hAnsi="Calibri" w:cs="Calibri" w:eastAsia="PingFang SC"/>
+          <w:color w:val="3D3A33"/>
+          <w:sz w:val="22"/>
+          <w:szCs w:val="22"/>
+        </w:rPr>
+        <w:t xml:space="preserve">c] The whole produce belongs to the laborer</w:t>
+      </w:r>
+      <w:r>
+        <w:rPr>
+          <w:rFonts w:ascii="Calibri" w:hAnsi="Calibri" w:cs="Calibri" w:eastAsia="PingFang SC"/>
+          <w:color w:val="3D3A33"/>
+          <w:sz w:val="22"/>
+          <w:szCs w:val="22"/>
+        </w:rPr>
+        <w:br/>
+      </w:r>
+      <w:r>
+        <w:rPr>
+          <w:rFonts w:ascii="Calibri" w:hAnsi="Calibri" w:cs="Calibri" w:eastAsia="PingFang SC"/>
+          <w:color w:val="3D3A33"/>
+          <w:sz w:val="22"/>
+          <w:szCs w:val="22"/>
+        </w:rPr>
+        <w:t xml:space="preserve">d] But where does profit and rent come from? </w:t>
+      </w:r>
+    </w:p>
+    <w:p>
+      <w:pPr>
+        <w:spacing w:after="80" w:line="312" w:lineRule="auto"/>
+        <w:ind w:left="1080" w:hanging="360"/>
+      </w:pPr>
+      <w:r>
+        <w:rPr>
+          <w:rFonts w:ascii="Calibri" w:hAnsi="Calibri" w:cs="Calibri" w:eastAsia="PingFang SC"/>
+          <w:color w:val="3D3A33"/>
+          <w:sz w:val="22"/>
+          <w:szCs w:val="22"/>
+        </w:rPr>
+        <w:t xml:space="preserve">◦</w:t>
+      </w:r>
+      <w:r>
+        <w:rPr>
+          <w:rFonts w:ascii="Calibri" w:hAnsi="Calibri" w:cs="Calibri" w:eastAsia="PingFang SC"/>
+          <w:color w:val="3D3A33"/>
+          <w:sz w:val="22"/>
+          <w:szCs w:val="22"/>
+        </w:rPr>
+        <w:tab/>
+      </w:r>
+      <w:r>
+        <w:rPr>
+          <w:rFonts w:ascii="Calibri" w:hAnsi="Calibri" w:cs="Calibri" w:eastAsia="PingFang SC"/>
+          <w:color w:val="3D3A33"/>
+          <w:sz w:val="22"/>
+          <w:szCs w:val="22"/>
+        </w:rPr>
+        <w:t xml:space="preserve">The “invisible hand”: the competing conceptions</w:t>
+      </w:r>
+      <w:r>
+        <w:rPr>
+          <w:rFonts w:ascii="Calibri" w:hAnsi="Calibri" w:cs="Calibri" w:eastAsia="PingFang SC"/>
+          <w:color w:val="3D3A33"/>
+          <w:sz w:val="22"/>
+          <w:szCs w:val="22"/>
+        </w:rPr>
+        <w:br/>
+      </w:r>
+      <w:r>
+        <w:rPr>
+          <w:rFonts w:ascii="Calibri" w:hAnsi="Calibri" w:cs="Calibri" w:eastAsia="PingFang SC"/>
+          <w:color w:val="3D3A33"/>
+          <w:sz w:val="22"/>
+          <w:szCs w:val="22"/>
+        </w:rPr>
+        <w:t xml:space="preserve">a) Smith uses the term “invisible hadn’t “ only three times in his writings</w:t>
+      </w:r>
+      <w:r>
+        <w:rPr>
+          <w:rFonts w:ascii="Calibri" w:hAnsi="Calibri" w:cs="Calibri" w:eastAsia="PingFang SC"/>
+          <w:color w:val="3D3A33"/>
+          <w:sz w:val="22"/>
+          <w:szCs w:val="22"/>
+        </w:rPr>
+        <w:br/>
+      </w:r>
+      <w:r>
+        <w:rPr>
+          <w:rFonts w:ascii="Calibri" w:hAnsi="Calibri" w:cs="Calibri" w:eastAsia="PingFang SC"/>
+          <w:color w:val="3D3A33"/>
+          <w:sz w:val="22"/>
+          <w:szCs w:val="22"/>
+        </w:rPr>
+        <w:t xml:space="preserve">b) In the Theory of Moral Sentiments (extols God along with love and benevolence) </w:t>
+      </w:r>
+      <w:r>
+        <w:rPr>
+          <w:rFonts w:ascii="Calibri" w:hAnsi="Calibri" w:cs="Calibri" w:eastAsia="PingFang SC"/>
+          <w:color w:val="3D3A33"/>
+          <w:sz w:val="22"/>
+          <w:szCs w:val="22"/>
+        </w:rPr>
+        <w:br/>
+      </w:r>
+      <w:r>
+        <w:rPr>
+          <w:rFonts w:ascii="Calibri" w:hAnsi="Calibri" w:cs="Calibri" w:eastAsia="PingFang SC"/>
+          <w:color w:val="3D3A33"/>
+          <w:sz w:val="22"/>
+          <w:szCs w:val="22"/>
+        </w:rPr>
+        <w:t xml:space="preserve">c) In Wealth of Nations (expels God and emphasizes self-interest)</w:t>
+      </w:r>
+      <w:r>
+        <w:rPr>
+          <w:rFonts w:ascii="Calibri" w:hAnsi="Calibri" w:cs="Calibri" w:eastAsia="PingFang SC"/>
+          <w:color w:val="3D3A33"/>
+          <w:sz w:val="22"/>
+          <w:szCs w:val="22"/>
+        </w:rPr>
+        <w:br/>
+      </w:r>
+      <w:r>
+        <w:rPr>
+          <w:rFonts w:ascii="Calibri" w:hAnsi="Calibri" w:cs="Calibri" w:eastAsia="PingFang SC"/>
+          <w:color w:val="3D3A33"/>
+          <w:sz w:val="22"/>
+          <w:szCs w:val="22"/>
+        </w:rPr>
+        <w:t xml:space="preserve">d) In History of Astronomy (beliefs by superstitious) </w:t>
       </w:r>
     </w:p>
     <w:p>
@@ -728,7 +3167,8 @@
       </w:pPr>
       <w:r>
         <w:rPr>
-          <w:rFonts w:ascii="Aptos" w:hAnsi="Aptos" w:cs="Aptos" w:eastAsia="PingFang SC"/>
+          <w:rFonts w:ascii="Calibri" w:hAnsi="Calibri" w:cs="Calibri" w:eastAsia="PingFang SC"/>
+          <w:color w:val="3D3A33"/>
           <w:sz w:val="22"/>
           <w:szCs w:val="22"/>
         </w:rPr>
@@ -745,11 +3185,144 @@
       </w:pPr>
       <w:r>
         <w:rPr>
-          <w:rFonts w:ascii="Aptos" w:hAnsi="Aptos" w:cs="Aptos" w:eastAsia="PingFang SC"/>
+          <w:rFonts w:ascii="Calibri" w:hAnsi="Calibri" w:cs="Calibri" w:eastAsia="PingFang SC"/>
+          <w:color w:val="3D3A33"/>
           <w:sz w:val="22"/>
           <w:szCs w:val="22"/>
         </w:rPr>
         <w:t xml:space="preserve">J.S. Mill: early life</w:t>
+      </w:r>
+    </w:p>
+    <w:p>
+      <w:pPr>
+        <w:spacing w:after="80" w:line="312" w:lineRule="auto"/>
+        <w:ind w:left="1080" w:hanging="360"/>
+      </w:pPr>
+      <w:r>
+        <w:rPr>
+          <w:rFonts w:ascii="Calibri" w:hAnsi="Calibri" w:cs="Calibri" w:eastAsia="PingFang SC"/>
+          <w:color w:val="3D3A33"/>
+          <w:sz w:val="22"/>
+          <w:szCs w:val="22"/>
+        </w:rPr>
+        <w:t xml:space="preserve">◦</w:t>
+      </w:r>
+      <w:r>
+        <w:rPr>
+          <w:rFonts w:ascii="Calibri" w:hAnsi="Calibri" w:cs="Calibri" w:eastAsia="PingFang SC"/>
+          <w:color w:val="3D3A33"/>
+          <w:sz w:val="22"/>
+          <w:szCs w:val="22"/>
+        </w:rPr>
+        <w:tab/>
+      </w:r>
+      <w:r>
+        <w:rPr>
+          <w:rFonts w:ascii="Calibri" w:hAnsi="Calibri" w:cs="Calibri" w:eastAsia="PingFang SC"/>
+          <w:color w:val="3D3A33"/>
+          <w:sz w:val="22"/>
+          <w:szCs w:val="22"/>
+        </w:rPr>
+        <w:t xml:space="preserve">Born in 1806 in London </w:t>
+      </w:r>
+    </w:p>
+    <w:p>
+      <w:pPr>
+        <w:spacing w:after="80" w:line="312" w:lineRule="auto"/>
+        <w:ind w:left="1080" w:hanging="360"/>
+      </w:pPr>
+      <w:r>
+        <w:rPr>
+          <w:rFonts w:ascii="Calibri" w:hAnsi="Calibri" w:cs="Calibri" w:eastAsia="PingFang SC"/>
+          <w:color w:val="3D3A33"/>
+          <w:sz w:val="22"/>
+          <w:szCs w:val="22"/>
+        </w:rPr>
+        <w:t xml:space="preserve">◦</w:t>
+      </w:r>
+      <w:r>
+        <w:rPr>
+          <w:rFonts w:ascii="Calibri" w:hAnsi="Calibri" w:cs="Calibri" w:eastAsia="PingFang SC"/>
+          <w:color w:val="3D3A33"/>
+          <w:sz w:val="22"/>
+          <w:szCs w:val="22"/>
+        </w:rPr>
+        <w:tab/>
+      </w:r>
+      <w:r>
+        <w:rPr>
+          <w:rFonts w:ascii="Calibri" w:hAnsi="Calibri" w:cs="Calibri" w:eastAsia="PingFang SC"/>
+          <w:color w:val="3D3A33"/>
+          <w:sz w:val="22"/>
+          <w:szCs w:val="22"/>
+        </w:rPr>
+        <w:t xml:space="preserve">Never attended school, conducted intensive studies with his father, James Mill, an admirer and friend of Jeremy Benetham</w:t>
+      </w:r>
+    </w:p>
+    <w:p>
+      <w:pPr>
+        <w:spacing w:after="80" w:line="312" w:lineRule="auto"/>
+        <w:ind w:left="1080" w:hanging="360"/>
+      </w:pPr>
+      <w:r>
+        <w:rPr>
+          <w:rFonts w:ascii="Calibri" w:hAnsi="Calibri" w:cs="Calibri" w:eastAsia="PingFang SC"/>
+          <w:color w:val="3D3A33"/>
+          <w:sz w:val="22"/>
+          <w:szCs w:val="22"/>
+        </w:rPr>
+        <w:t xml:space="preserve">◦</w:t>
+      </w:r>
+      <w:r>
+        <w:rPr>
+          <w:rFonts w:ascii="Calibri" w:hAnsi="Calibri" w:cs="Calibri" w:eastAsia="PingFang SC"/>
+          <w:color w:val="3D3A33"/>
+          <w:sz w:val="22"/>
+          <w:szCs w:val="22"/>
+        </w:rPr>
+        <w:tab/>
+      </w:r>
+      <w:r>
+        <w:rPr>
+          <w:rFonts w:ascii="Calibri" w:hAnsi="Calibri" w:cs="Calibri" w:eastAsia="PingFang SC"/>
+          <w:color w:val="3D3A33"/>
+          <w:sz w:val="22"/>
+          <w:szCs w:val="22"/>
+        </w:rPr>
+        <w:t xml:space="preserve">1820 - 21 lived in France with the Bentham family</w:t>
+      </w:r>
+    </w:p>
+    <w:p>
+      <w:pPr>
+        <w:spacing w:after="80" w:line="312" w:lineRule="auto"/>
+        <w:ind w:left="1080" w:hanging="360"/>
+      </w:pPr>
+      <w:r>
+        <w:rPr>
+          <w:rFonts w:ascii="Calibri" w:hAnsi="Calibri" w:cs="Calibri" w:eastAsia="PingFang SC"/>
+          <w:color w:val="3D3A33"/>
+          <w:sz w:val="22"/>
+          <w:szCs w:val="22"/>
+        </w:rPr>
+        <w:t xml:space="preserve">◦</w:t>
+      </w:r>
+      <w:r>
+        <w:rPr>
+          <w:rFonts w:ascii="Calibri" w:hAnsi="Calibri" w:cs="Calibri" w:eastAsia="PingFang SC"/>
+          <w:color w:val="3D3A33"/>
+          <w:sz w:val="22"/>
+          <w:szCs w:val="22"/>
+        </w:rPr>
+        <w:tab/>
+      </w:r>
+      <w:r>
+        <w:rPr>
+          <w:rFonts w:ascii="Calibri" w:hAnsi="Calibri" w:cs="Calibri" w:eastAsia="PingFang SC"/>
+          <w:color w:val="3D3A33"/>
+          <w:sz w:val="22"/>
+          <w:szCs w:val="22"/>
+        </w:rPr>
+        <w:t xml:space="preserve">1823 joined father at East India company </w:t>
       </w:r>
     </w:p>
     <w:p>
@@ -762,11 +3335,111 @@
       </w:pPr>
       <w:r>
         <w:rPr>
-          <w:rFonts w:ascii="Aptos" w:hAnsi="Aptos" w:cs="Aptos" w:eastAsia="PingFang SC"/>
+          <w:rFonts w:ascii="Calibri" w:hAnsi="Calibri" w:cs="Calibri" w:eastAsia="PingFang SC"/>
+          <w:color w:val="3D3A33"/>
           <w:sz w:val="22"/>
           <w:szCs w:val="22"/>
         </w:rPr>
         <w:t xml:space="preserve">Jeremy Bentham’s life and work</w:t>
+      </w:r>
+    </w:p>
+    <w:p>
+      <w:pPr>
+        <w:spacing w:after="80" w:line="312" w:lineRule="auto"/>
+        <w:ind w:left="1080" w:hanging="360"/>
+      </w:pPr>
+      <w:r>
+        <w:rPr>
+          <w:rFonts w:ascii="Calibri" w:hAnsi="Calibri" w:cs="Calibri" w:eastAsia="PingFang SC"/>
+          <w:color w:val="3D3A33"/>
+          <w:sz w:val="22"/>
+          <w:szCs w:val="22"/>
+        </w:rPr>
+        <w:t xml:space="preserve">◦</w:t>
+      </w:r>
+      <w:r>
+        <w:rPr>
+          <w:rFonts w:ascii="Calibri" w:hAnsi="Calibri" w:cs="Calibri" w:eastAsia="PingFang SC"/>
+          <w:color w:val="3D3A33"/>
+          <w:sz w:val="22"/>
+          <w:szCs w:val="22"/>
+        </w:rPr>
+        <w:tab/>
+      </w:r>
+      <w:r>
+        <w:rPr>
+          <w:rFonts w:ascii="Calibri" w:hAnsi="Calibri" w:cs="Calibri" w:eastAsia="PingFang SC"/>
+          <w:color w:val="3D3A33"/>
+          <w:sz w:val="22"/>
+          <w:szCs w:val="22"/>
+        </w:rPr>
+        <w:t xml:space="preserve">Bentham’s major work “An Introduction to the Principles of Morals and Legislation” was published in 1789 and laid the foundation o utilitarianism. </w:t>
+      </w:r>
+    </w:p>
+    <w:p>
+      <w:pPr>
+        <w:spacing w:after="80" w:line="312" w:lineRule="auto"/>
+        <w:ind w:left="1080" w:hanging="360"/>
+      </w:pPr>
+      <w:r>
+        <w:rPr>
+          <w:rFonts w:ascii="Calibri" w:hAnsi="Calibri" w:cs="Calibri" w:eastAsia="PingFang SC"/>
+          <w:color w:val="3D3A33"/>
+          <w:sz w:val="22"/>
+          <w:szCs w:val="22"/>
+        </w:rPr>
+        <w:t xml:space="preserve">◦</w:t>
+      </w:r>
+      <w:r>
+        <w:rPr>
+          <w:rFonts w:ascii="Calibri" w:hAnsi="Calibri" w:cs="Calibri" w:eastAsia="PingFang SC"/>
+          <w:color w:val="3D3A33"/>
+          <w:sz w:val="22"/>
+          <w:szCs w:val="22"/>
+        </w:rPr>
+        <w:tab/>
+      </w:r>
+      <w:r>
+        <w:rPr>
+          <w:rFonts w:ascii="Calibri" w:hAnsi="Calibri" w:cs="Calibri" w:eastAsia="PingFang SC"/>
+          <w:color w:val="3D3A33"/>
+          <w:sz w:val="22"/>
+          <w:szCs w:val="22"/>
+        </w:rPr>
+        <w:t xml:space="preserve">Key idea: human beings are created to seek pleasure and avoid pain. </w:t>
+      </w:r>
+    </w:p>
+    <w:p>
+      <w:pPr>
+        <w:spacing w:after="80" w:line="312" w:lineRule="auto"/>
+        <w:ind w:left="1080" w:hanging="360"/>
+      </w:pPr>
+      <w:r>
+        <w:rPr>
+          <w:rFonts w:ascii="Calibri" w:hAnsi="Calibri" w:cs="Calibri" w:eastAsia="PingFang SC"/>
+          <w:color w:val="3D3A33"/>
+          <w:sz w:val="22"/>
+          <w:szCs w:val="22"/>
+        </w:rPr>
+        <w:t xml:space="preserve">◦</w:t>
+      </w:r>
+      <w:r>
+        <w:rPr>
+          <w:rFonts w:ascii="Calibri" w:hAnsi="Calibri" w:cs="Calibri" w:eastAsia="PingFang SC"/>
+          <w:color w:val="3D3A33"/>
+          <w:sz w:val="22"/>
+          <w:szCs w:val="22"/>
+        </w:rPr>
+        <w:tab/>
+      </w:r>
+      <w:r>
+        <w:rPr>
+          <w:rFonts w:ascii="Calibri" w:hAnsi="Calibri" w:cs="Calibri" w:eastAsia="PingFang SC"/>
+          <w:color w:val="3D3A33"/>
+          <w:sz w:val="22"/>
+          <w:szCs w:val="22"/>
+        </w:rPr>
+        <w:t xml:space="preserve">Correct actions: maximise pleasure and minimised pain. </w:t>
       </w:r>
     </w:p>
     <w:p>
@@ -779,11 +3452,210 @@
       </w:pPr>
       <w:r>
         <w:rPr>
-          <w:rFonts w:ascii="Aptos" w:hAnsi="Aptos" w:cs="Aptos" w:eastAsia="PingFang SC"/>
+          <w:rFonts w:ascii="Calibri" w:hAnsi="Calibri" w:cs="Calibri" w:eastAsia="PingFang SC"/>
+          <w:color w:val="3D3A33"/>
           <w:sz w:val="22"/>
           <w:szCs w:val="22"/>
         </w:rPr>
         <w:t xml:space="preserve">Mill’s life after breakdown </w:t>
+      </w:r>
+    </w:p>
+    <w:p>
+      <w:pPr>
+        <w:spacing w:after="80" w:line="312" w:lineRule="auto"/>
+        <w:ind w:left="1080" w:hanging="360"/>
+      </w:pPr>
+      <w:r>
+        <w:rPr>
+          <w:rFonts w:ascii="Calibri" w:hAnsi="Calibri" w:cs="Calibri" w:eastAsia="PingFang SC"/>
+          <w:color w:val="3D3A33"/>
+          <w:sz w:val="22"/>
+          <w:szCs w:val="22"/>
+        </w:rPr>
+        <w:t xml:space="preserve">◦</w:t>
+      </w:r>
+      <w:r>
+        <w:rPr>
+          <w:rFonts w:ascii="Calibri" w:hAnsi="Calibri" w:cs="Calibri" w:eastAsia="PingFang SC"/>
+          <w:color w:val="3D3A33"/>
+          <w:sz w:val="22"/>
+          <w:szCs w:val="22"/>
+        </w:rPr>
+        <w:tab/>
+      </w:r>
+      <w:r>
+        <w:rPr>
+          <w:rFonts w:ascii="Calibri" w:hAnsi="Calibri" w:cs="Calibri" w:eastAsia="PingFang SC"/>
+          <w:color w:val="3D3A33"/>
+          <w:sz w:val="22"/>
+          <w:szCs w:val="22"/>
+        </w:rPr>
+        <w:t xml:space="preserve">1826 breakdown was caused by domineering father and unease with narrow utilitarianism</w:t>
+      </w:r>
+    </w:p>
+    <w:p>
+      <w:pPr>
+        <w:spacing w:after="80" w:line="312" w:lineRule="auto"/>
+        <w:ind w:left="1080" w:hanging="360"/>
+      </w:pPr>
+      <w:r>
+        <w:rPr>
+          <w:rFonts w:ascii="Calibri" w:hAnsi="Calibri" w:cs="Calibri" w:eastAsia="PingFang SC"/>
+          <w:color w:val="3D3A33"/>
+          <w:sz w:val="22"/>
+          <w:szCs w:val="22"/>
+        </w:rPr>
+        <w:t xml:space="preserve">◦</w:t>
+      </w:r>
+      <w:r>
+        <w:rPr>
+          <w:rFonts w:ascii="Calibri" w:hAnsi="Calibri" w:cs="Calibri" w:eastAsia="PingFang SC"/>
+          <w:color w:val="3D3A33"/>
+          <w:sz w:val="22"/>
+          <w:szCs w:val="22"/>
+        </w:rPr>
+        <w:tab/>
+      </w:r>
+      <w:r>
+        <w:rPr>
+          <w:rFonts w:ascii="Calibri" w:hAnsi="Calibri" w:cs="Calibri" w:eastAsia="PingFang SC"/>
+          <w:color w:val="3D3A33"/>
+          <w:sz w:val="22"/>
+          <w:szCs w:val="22"/>
+        </w:rPr>
+        <w:t xml:space="preserve">1830 meets Mrs. Harriet Taylor. Friendship is formed</w:t>
+      </w:r>
+    </w:p>
+    <w:p>
+      <w:pPr>
+        <w:spacing w:after="80" w:line="312" w:lineRule="auto"/>
+        <w:ind w:left="1080" w:hanging="360"/>
+      </w:pPr>
+      <w:r>
+        <w:rPr>
+          <w:rFonts w:ascii="Calibri" w:hAnsi="Calibri" w:cs="Calibri" w:eastAsia="PingFang SC"/>
+          <w:color w:val="3D3A33"/>
+          <w:sz w:val="22"/>
+          <w:szCs w:val="22"/>
+        </w:rPr>
+        <w:t xml:space="preserve">◦</w:t>
+      </w:r>
+      <w:r>
+        <w:rPr>
+          <w:rFonts w:ascii="Calibri" w:hAnsi="Calibri" w:cs="Calibri" w:eastAsia="PingFang SC"/>
+          <w:color w:val="3D3A33"/>
+          <w:sz w:val="22"/>
+          <w:szCs w:val="22"/>
+        </w:rPr>
+        <w:tab/>
+      </w:r>
+      <w:r>
+        <w:rPr>
+          <w:rFonts w:ascii="Calibri" w:hAnsi="Calibri" w:cs="Calibri" w:eastAsia="PingFang SC"/>
+          <w:color w:val="3D3A33"/>
+          <w:sz w:val="22"/>
+          <w:szCs w:val="22"/>
+        </w:rPr>
+        <w:t xml:space="preserve">1891 Mr. Taylor died, Harriet and John Stuart married</w:t>
+      </w:r>
+    </w:p>
+    <w:p>
+      <w:pPr>
+        <w:spacing w:after="80" w:line="312" w:lineRule="auto"/>
+        <w:ind w:left="1080" w:hanging="360"/>
+      </w:pPr>
+      <w:r>
+        <w:rPr>
+          <w:rFonts w:ascii="Calibri" w:hAnsi="Calibri" w:cs="Calibri" w:eastAsia="PingFang SC"/>
+          <w:color w:val="3D3A33"/>
+          <w:sz w:val="22"/>
+          <w:szCs w:val="22"/>
+        </w:rPr>
+        <w:t xml:space="preserve">◦</w:t>
+      </w:r>
+      <w:r>
+        <w:rPr>
+          <w:rFonts w:ascii="Calibri" w:hAnsi="Calibri" w:cs="Calibri" w:eastAsia="PingFang SC"/>
+          <w:color w:val="3D3A33"/>
+          <w:sz w:val="22"/>
+          <w:szCs w:val="22"/>
+        </w:rPr>
+        <w:tab/>
+      </w:r>
+      <w:r>
+        <w:rPr>
+          <w:rFonts w:ascii="Calibri" w:hAnsi="Calibri" w:cs="Calibri" w:eastAsia="PingFang SC"/>
+          <w:color w:val="3D3A33"/>
+          <w:sz w:val="22"/>
+          <w:szCs w:val="22"/>
+        </w:rPr>
+        <w:t xml:space="preserve">1858 Harriett died</w:t>
+      </w:r>
+    </w:p>
+    <w:p>
+      <w:pPr>
+        <w:spacing w:after="80" w:line="312" w:lineRule="auto"/>
+        <w:ind w:left="1080" w:hanging="360"/>
+      </w:pPr>
+      <w:r>
+        <w:rPr>
+          <w:rFonts w:ascii="Calibri" w:hAnsi="Calibri" w:cs="Calibri" w:eastAsia="PingFang SC"/>
+          <w:color w:val="3D3A33"/>
+          <w:sz w:val="22"/>
+          <w:szCs w:val="22"/>
+        </w:rPr>
+        <w:t xml:space="preserve">◦</w:t>
+      </w:r>
+      <w:r>
+        <w:rPr>
+          <w:rFonts w:ascii="Calibri" w:hAnsi="Calibri" w:cs="Calibri" w:eastAsia="PingFang SC"/>
+          <w:color w:val="3D3A33"/>
+          <w:sz w:val="22"/>
+          <w:szCs w:val="22"/>
+        </w:rPr>
+        <w:tab/>
+      </w:r>
+      <w:r>
+        <w:rPr>
+          <w:rFonts w:ascii="Calibri" w:hAnsi="Calibri" w:cs="Calibri" w:eastAsia="PingFang SC"/>
+          <w:color w:val="3D3A33"/>
+          <w:sz w:val="22"/>
+          <w:szCs w:val="22"/>
+        </w:rPr>
+        <w:t xml:space="preserve">1865 elected MP</w:t>
+      </w:r>
+    </w:p>
+    <w:p>
+      <w:pPr>
+        <w:spacing w:after="80" w:line="312" w:lineRule="auto"/>
+        <w:ind w:left="1080" w:hanging="360"/>
+      </w:pPr>
+      <w:r>
+        <w:rPr>
+          <w:rFonts w:ascii="Calibri" w:hAnsi="Calibri" w:cs="Calibri" w:eastAsia="PingFang SC"/>
+          <w:color w:val="3D3A33"/>
+          <w:sz w:val="22"/>
+          <w:szCs w:val="22"/>
+        </w:rPr>
+        <w:t xml:space="preserve">◦</w:t>
+      </w:r>
+      <w:r>
+        <w:rPr>
+          <w:rFonts w:ascii="Calibri" w:hAnsi="Calibri" w:cs="Calibri" w:eastAsia="PingFang SC"/>
+          <w:color w:val="3D3A33"/>
+          <w:sz w:val="22"/>
+          <w:szCs w:val="22"/>
+        </w:rPr>
+        <w:tab/>
+      </w:r>
+      <w:r>
+        <w:rPr>
+          <w:rFonts w:ascii="Calibri" w:hAnsi="Calibri" w:cs="Calibri" w:eastAsia="PingFang SC"/>
+          <w:color w:val="3D3A33"/>
+          <w:sz w:val="22"/>
+          <w:szCs w:val="22"/>
+        </w:rPr>
+        <w:t xml:space="preserve">1873 died in Avignon</w:t>
       </w:r>
     </w:p>
     <w:p>
@@ -796,11 +3668,162 @@
       </w:pPr>
       <w:r>
         <w:rPr>
-          <w:rFonts w:ascii="Aptos" w:hAnsi="Aptos" w:cs="Aptos" w:eastAsia="PingFang SC"/>
+          <w:rFonts w:ascii="Calibri" w:hAnsi="Calibri" w:cs="Calibri" w:eastAsia="PingFang SC"/>
+          <w:color w:val="3D3A33"/>
           <w:sz w:val="22"/>
           <w:szCs w:val="22"/>
         </w:rPr>
         <w:t xml:space="preserve">Mill: work</w:t>
+      </w:r>
+    </w:p>
+    <w:p>
+      <w:pPr>
+        <w:spacing w:after="80" w:line="312" w:lineRule="auto"/>
+        <w:ind w:left="1080" w:hanging="360"/>
+      </w:pPr>
+      <w:r>
+        <w:rPr>
+          <w:rFonts w:ascii="Calibri" w:hAnsi="Calibri" w:cs="Calibri" w:eastAsia="PingFang SC"/>
+          <w:color w:val="3D3A33"/>
+          <w:sz w:val="22"/>
+          <w:szCs w:val="22"/>
+        </w:rPr>
+        <w:t xml:space="preserve">◦</w:t>
+      </w:r>
+      <w:r>
+        <w:rPr>
+          <w:rFonts w:ascii="Calibri" w:hAnsi="Calibri" w:cs="Calibri" w:eastAsia="PingFang SC"/>
+          <w:color w:val="3D3A33"/>
+          <w:sz w:val="22"/>
+          <w:szCs w:val="22"/>
+        </w:rPr>
+        <w:tab/>
+      </w:r>
+      <w:r>
+        <w:rPr>
+          <w:rFonts w:ascii="Calibri" w:hAnsi="Calibri" w:cs="Calibri" w:eastAsia="PingFang SC"/>
+          <w:color w:val="3D3A33"/>
+          <w:sz w:val="22"/>
+          <w:szCs w:val="22"/>
+        </w:rPr>
+        <w:t xml:space="preserve">1822 established “Utilitarian Society” and while he eventually become a “revisionist” remained faithful to utilitarianism and laid the foundations of modern “rational choice theory”</w:t>
+      </w:r>
+    </w:p>
+    <w:p>
+      <w:pPr>
+        <w:spacing w:after="80" w:line="312" w:lineRule="auto"/>
+        <w:ind w:left="1080" w:hanging="360"/>
+      </w:pPr>
+      <w:r>
+        <w:rPr>
+          <w:rFonts w:ascii="Calibri" w:hAnsi="Calibri" w:cs="Calibri" w:eastAsia="PingFang SC"/>
+          <w:color w:val="3D3A33"/>
+          <w:sz w:val="22"/>
+          <w:szCs w:val="22"/>
+        </w:rPr>
+        <w:t xml:space="preserve">◦</w:t>
+      </w:r>
+      <w:r>
+        <w:rPr>
+          <w:rFonts w:ascii="Calibri" w:hAnsi="Calibri" w:cs="Calibri" w:eastAsia="PingFang SC"/>
+          <w:color w:val="3D3A33"/>
+          <w:sz w:val="22"/>
+          <w:szCs w:val="22"/>
+        </w:rPr>
+        <w:tab/>
+      </w:r>
+      <w:r>
+        <w:rPr>
+          <w:rFonts w:ascii="Calibri" w:hAnsi="Calibri" w:cs="Calibri" w:eastAsia="PingFang SC"/>
+          <w:color w:val="3D3A33"/>
+          <w:sz w:val="22"/>
+          <w:szCs w:val="22"/>
+        </w:rPr>
+        <w:t xml:space="preserve">1859: On Liberty</w:t>
+      </w:r>
+    </w:p>
+    <w:p>
+      <w:pPr>
+        <w:spacing w:after="80" w:line="312" w:lineRule="auto"/>
+        <w:ind w:left="1080" w:hanging="360"/>
+      </w:pPr>
+      <w:r>
+        <w:rPr>
+          <w:rFonts w:ascii="Calibri" w:hAnsi="Calibri" w:cs="Calibri" w:eastAsia="PingFang SC"/>
+          <w:color w:val="3D3A33"/>
+          <w:sz w:val="22"/>
+          <w:szCs w:val="22"/>
+        </w:rPr>
+        <w:t xml:space="preserve">◦</w:t>
+      </w:r>
+      <w:r>
+        <w:rPr>
+          <w:rFonts w:ascii="Calibri" w:hAnsi="Calibri" w:cs="Calibri" w:eastAsia="PingFang SC"/>
+          <w:color w:val="3D3A33"/>
+          <w:sz w:val="22"/>
+          <w:szCs w:val="22"/>
+        </w:rPr>
+        <w:tab/>
+      </w:r>
+      <w:r>
+        <w:rPr>
+          <w:rFonts w:ascii="Calibri" w:hAnsi="Calibri" w:cs="Calibri" w:eastAsia="PingFang SC"/>
+          <w:color w:val="3D3A33"/>
+          <w:sz w:val="22"/>
+          <w:szCs w:val="22"/>
+        </w:rPr>
+        <w:t xml:space="preserve">1861: Utilitarianism</w:t>
+      </w:r>
+    </w:p>
+    <w:p>
+      <w:pPr>
+        <w:spacing w:after="80" w:line="312" w:lineRule="auto"/>
+        <w:ind w:left="1080" w:hanging="360"/>
+      </w:pPr>
+      <w:r>
+        <w:rPr>
+          <w:rFonts w:ascii="Calibri" w:hAnsi="Calibri" w:cs="Calibri" w:eastAsia="PingFang SC"/>
+          <w:color w:val="3D3A33"/>
+          <w:sz w:val="22"/>
+          <w:szCs w:val="22"/>
+        </w:rPr>
+        <w:t xml:space="preserve">◦</w:t>
+      </w:r>
+      <w:r>
+        <w:rPr>
+          <w:rFonts w:ascii="Calibri" w:hAnsi="Calibri" w:cs="Calibri" w:eastAsia="PingFang SC"/>
+          <w:color w:val="3D3A33"/>
+          <w:sz w:val="22"/>
+          <w:szCs w:val="22"/>
+        </w:rPr>
+        <w:tab/>
+      </w:r>
+      <w:r>
+        <w:rPr>
+          <w:rFonts w:ascii="Calibri" w:hAnsi="Calibri" w:cs="Calibri" w:eastAsia="PingFang SC"/>
+          <w:color w:val="3D3A33"/>
+          <w:sz w:val="22"/>
+          <w:szCs w:val="22"/>
+        </w:rPr>
+        <w:t xml:space="preserve">1869: The subjection of Women</w:t>
+      </w:r>
+      <w:r>
+        <w:rPr>
+          <w:rFonts w:ascii="Calibri" w:hAnsi="Calibri" w:cs="Calibri" w:eastAsia="PingFang SC"/>
+          <w:color w:val="3D3A33"/>
+          <w:sz w:val="22"/>
+          <w:szCs w:val="22"/>
+        </w:rPr>
+        <w:br/>
+      </w:r>
+      <w:r>
+        <w:rPr>
+          <w:rFonts w:ascii="Calibri" w:hAnsi="Calibri" w:cs="Calibri" w:eastAsia="PingFang SC"/>
+          <w:color w:val="3D3A33"/>
+          <w:sz w:val="22"/>
+          <w:szCs w:val="22"/>
+        </w:rPr>
+        <w:t xml:space="preserve">a) Women’s legal situation resembles those of slaves (or is even worse). Freedom of men can only be achieved if freedom is granted to women and martial friendships is achieved. </w:t>
       </w:r>
     </w:p>
     <w:p>
@@ -813,11 +3836,144 @@
       </w:pPr>
       <w:r>
         <w:rPr>
-          <w:rFonts w:ascii="Aptos" w:hAnsi="Aptos" w:cs="Aptos" w:eastAsia="PingFang SC"/>
+          <w:rFonts w:ascii="Calibri" w:hAnsi="Calibri" w:cs="Calibri" w:eastAsia="PingFang SC"/>
+          <w:color w:val="3D3A33"/>
           <w:sz w:val="22"/>
           <w:szCs w:val="22"/>
         </w:rPr>
         <w:t xml:space="preserve">Marx: early life</w:t>
+      </w:r>
+    </w:p>
+    <w:p>
+      <w:pPr>
+        <w:spacing w:after="80" w:line="312" w:lineRule="auto"/>
+        <w:ind w:left="1080" w:hanging="360"/>
+      </w:pPr>
+      <w:r>
+        <w:rPr>
+          <w:rFonts w:ascii="Calibri" w:hAnsi="Calibri" w:cs="Calibri" w:eastAsia="PingFang SC"/>
+          <w:color w:val="3D3A33"/>
+          <w:sz w:val="22"/>
+          <w:szCs w:val="22"/>
+        </w:rPr>
+        <w:t xml:space="preserve">◦</w:t>
+      </w:r>
+      <w:r>
+        <w:rPr>
+          <w:rFonts w:ascii="Calibri" w:hAnsi="Calibri" w:cs="Calibri" w:eastAsia="PingFang SC"/>
+          <w:color w:val="3D3A33"/>
+          <w:sz w:val="22"/>
+          <w:szCs w:val="22"/>
+        </w:rPr>
+        <w:tab/>
+      </w:r>
+      <w:r>
+        <w:rPr>
+          <w:rFonts w:ascii="Calibri" w:hAnsi="Calibri" w:cs="Calibri" w:eastAsia="PingFang SC"/>
+          <w:color w:val="3D3A33"/>
+          <w:sz w:val="22"/>
+          <w:szCs w:val="22"/>
+        </w:rPr>
+        <w:t xml:space="preserve">Born in 1818 I Trier, father was a successful lawyer, grandfather a rabbi</w:t>
+      </w:r>
+    </w:p>
+    <w:p>
+      <w:pPr>
+        <w:spacing w:after="80" w:line="312" w:lineRule="auto"/>
+        <w:ind w:left="1080" w:hanging="360"/>
+      </w:pPr>
+      <w:r>
+        <w:rPr>
+          <w:rFonts w:ascii="Calibri" w:hAnsi="Calibri" w:cs="Calibri" w:eastAsia="PingFang SC"/>
+          <w:color w:val="3D3A33"/>
+          <w:sz w:val="22"/>
+          <w:szCs w:val="22"/>
+        </w:rPr>
+        <w:t xml:space="preserve">◦</w:t>
+      </w:r>
+      <w:r>
+        <w:rPr>
+          <w:rFonts w:ascii="Calibri" w:hAnsi="Calibri" w:cs="Calibri" w:eastAsia="PingFang SC"/>
+          <w:color w:val="3D3A33"/>
+          <w:sz w:val="22"/>
+          <w:szCs w:val="22"/>
+        </w:rPr>
+        <w:tab/>
+      </w:r>
+      <w:r>
+        <w:rPr>
+          <w:rFonts w:ascii="Calibri" w:hAnsi="Calibri" w:cs="Calibri" w:eastAsia="PingFang SC"/>
+          <w:color w:val="3D3A33"/>
+          <w:sz w:val="22"/>
+          <w:szCs w:val="22"/>
+        </w:rPr>
+        <w:t xml:space="preserve">1835 - 41  university studies at Bonn, Berlin and Jena</w:t>
+      </w:r>
+    </w:p>
+    <w:p>
+      <w:pPr>
+        <w:spacing w:after="80" w:line="312" w:lineRule="auto"/>
+        <w:ind w:left="1080" w:hanging="360"/>
+      </w:pPr>
+      <w:r>
+        <w:rPr>
+          <w:rFonts w:ascii="Calibri" w:hAnsi="Calibri" w:cs="Calibri" w:eastAsia="PingFang SC"/>
+          <w:color w:val="3D3A33"/>
+          <w:sz w:val="22"/>
+          <w:szCs w:val="22"/>
+        </w:rPr>
+        <w:t xml:space="preserve">◦</w:t>
+      </w:r>
+      <w:r>
+        <w:rPr>
+          <w:rFonts w:ascii="Calibri" w:hAnsi="Calibri" w:cs="Calibri" w:eastAsia="PingFang SC"/>
+          <w:color w:val="3D3A33"/>
+          <w:sz w:val="22"/>
+          <w:szCs w:val="22"/>
+        </w:rPr>
+        <w:tab/>
+      </w:r>
+      <w:r>
+        <w:rPr>
+          <w:rFonts w:ascii="Calibri" w:hAnsi="Calibri" w:cs="Calibri" w:eastAsia="PingFang SC"/>
+          <w:color w:val="3D3A33"/>
+          <w:sz w:val="22"/>
+          <w:szCs w:val="22"/>
+        </w:rPr>
+        <w:t xml:space="preserve">1842 begins to write political journalism</w:t>
+      </w:r>
+    </w:p>
+    <w:p>
+      <w:pPr>
+        <w:spacing w:after="80" w:line="312" w:lineRule="auto"/>
+        <w:ind w:left="1080" w:hanging="360"/>
+      </w:pPr>
+      <w:r>
+        <w:rPr>
+          <w:rFonts w:ascii="Calibri" w:hAnsi="Calibri" w:cs="Calibri" w:eastAsia="PingFang SC"/>
+          <w:color w:val="3D3A33"/>
+          <w:sz w:val="22"/>
+          <w:szCs w:val="22"/>
+        </w:rPr>
+        <w:t xml:space="preserve">◦</w:t>
+      </w:r>
+      <w:r>
+        <w:rPr>
+          <w:rFonts w:ascii="Calibri" w:hAnsi="Calibri" w:cs="Calibri" w:eastAsia="PingFang SC"/>
+          <w:color w:val="3D3A33"/>
+          <w:sz w:val="22"/>
+          <w:szCs w:val="22"/>
+        </w:rPr>
+        <w:tab/>
+      </w:r>
+      <w:r>
+        <w:rPr>
+          <w:rFonts w:ascii="Calibri" w:hAnsi="Calibri" w:cs="Calibri" w:eastAsia="PingFang SC"/>
+          <w:color w:val="3D3A33"/>
+          <w:sz w:val="22"/>
+          <w:szCs w:val="22"/>
+        </w:rPr>
+        <w:t xml:space="preserve">1843 married Jenny von Westfalen and move to Paris 1844 meets Frederich Engels. </w:t>
       </w:r>
     </w:p>
     <w:p>
@@ -830,11 +3986,144 @@
       </w:pPr>
       <w:r>
         <w:rPr>
-          <w:rFonts w:ascii="Aptos" w:hAnsi="Aptos" w:cs="Aptos" w:eastAsia="PingFang SC"/>
+          <w:rFonts w:ascii="Calibri" w:hAnsi="Calibri" w:cs="Calibri" w:eastAsia="PingFang SC"/>
+          <w:color w:val="3D3A33"/>
           <w:sz w:val="22"/>
           <w:szCs w:val="22"/>
         </w:rPr>
         <w:t xml:space="preserve">Marx: after life</w:t>
+      </w:r>
+    </w:p>
+    <w:p>
+      <w:pPr>
+        <w:spacing w:after="80" w:line="312" w:lineRule="auto"/>
+        <w:ind w:left="1080" w:hanging="360"/>
+      </w:pPr>
+      <w:r>
+        <w:rPr>
+          <w:rFonts w:ascii="Calibri" w:hAnsi="Calibri" w:cs="Calibri" w:eastAsia="PingFang SC"/>
+          <w:color w:val="3D3A33"/>
+          <w:sz w:val="22"/>
+          <w:szCs w:val="22"/>
+        </w:rPr>
+        <w:t xml:space="preserve">◦</w:t>
+      </w:r>
+      <w:r>
+        <w:rPr>
+          <w:rFonts w:ascii="Calibri" w:hAnsi="Calibri" w:cs="Calibri" w:eastAsia="PingFang SC"/>
+          <w:color w:val="3D3A33"/>
+          <w:sz w:val="22"/>
+          <w:szCs w:val="22"/>
+        </w:rPr>
+        <w:tab/>
+      </w:r>
+      <w:r>
+        <w:rPr>
+          <w:rFonts w:ascii="Calibri" w:hAnsi="Calibri" w:cs="Calibri" w:eastAsia="PingFang SC"/>
+          <w:color w:val="3D3A33"/>
+          <w:sz w:val="22"/>
+          <w:szCs w:val="22"/>
+        </w:rPr>
+        <w:t xml:space="preserve">1845 Marx is expelled from France, moved to Brussels. Settles after the defeat of European revolutions in 1849 in London. </w:t>
+      </w:r>
+    </w:p>
+    <w:p>
+      <w:pPr>
+        <w:spacing w:after="80" w:line="312" w:lineRule="auto"/>
+        <w:ind w:left="1080" w:hanging="360"/>
+      </w:pPr>
+      <w:r>
+        <w:rPr>
+          <w:rFonts w:ascii="Calibri" w:hAnsi="Calibri" w:cs="Calibri" w:eastAsia="PingFang SC"/>
+          <w:color w:val="3D3A33"/>
+          <w:sz w:val="22"/>
+          <w:szCs w:val="22"/>
+        </w:rPr>
+        <w:t xml:space="preserve">◦</w:t>
+      </w:r>
+      <w:r>
+        <w:rPr>
+          <w:rFonts w:ascii="Calibri" w:hAnsi="Calibri" w:cs="Calibri" w:eastAsia="PingFang SC"/>
+          <w:color w:val="3D3A33"/>
+          <w:sz w:val="22"/>
+          <w:szCs w:val="22"/>
+        </w:rPr>
+        <w:tab/>
+      </w:r>
+      <w:r>
+        <w:rPr>
+          <w:rFonts w:ascii="Calibri" w:hAnsi="Calibri" w:cs="Calibri" w:eastAsia="PingFang SC"/>
+          <w:color w:val="3D3A33"/>
+          <w:sz w:val="22"/>
+          <w:szCs w:val="22"/>
+        </w:rPr>
+        <w:t xml:space="preserve">1864 [First] International is created</w:t>
+      </w:r>
+    </w:p>
+    <w:p>
+      <w:pPr>
+        <w:spacing w:after="80" w:line="312" w:lineRule="auto"/>
+        <w:ind w:left="1080" w:hanging="360"/>
+      </w:pPr>
+      <w:r>
+        <w:rPr>
+          <w:rFonts w:ascii="Calibri" w:hAnsi="Calibri" w:cs="Calibri" w:eastAsia="PingFang SC"/>
+          <w:color w:val="3D3A33"/>
+          <w:sz w:val="22"/>
+          <w:szCs w:val="22"/>
+        </w:rPr>
+        <w:t xml:space="preserve">◦</w:t>
+      </w:r>
+      <w:r>
+        <w:rPr>
+          <w:rFonts w:ascii="Calibri" w:hAnsi="Calibri" w:cs="Calibri" w:eastAsia="PingFang SC"/>
+          <w:color w:val="3D3A33"/>
+          <w:sz w:val="22"/>
+          <w:szCs w:val="22"/>
+        </w:rPr>
+        <w:tab/>
+      </w:r>
+      <w:r>
+        <w:rPr>
+          <w:rFonts w:ascii="Calibri" w:hAnsi="Calibri" w:cs="Calibri" w:eastAsia="PingFang SC"/>
+          <w:color w:val="3D3A33"/>
+          <w:sz w:val="22"/>
+          <w:szCs w:val="22"/>
+        </w:rPr>
+        <w:t xml:space="preserve">1871 After the defeat of commune in France International is dissolved to be re-established by Engels as the Second International in 1889. </w:t>
+      </w:r>
+    </w:p>
+    <w:p>
+      <w:pPr>
+        <w:spacing w:after="80" w:line="312" w:lineRule="auto"/>
+        <w:ind w:left="1080" w:hanging="360"/>
+      </w:pPr>
+      <w:r>
+        <w:rPr>
+          <w:rFonts w:ascii="Calibri" w:hAnsi="Calibri" w:cs="Calibri" w:eastAsia="PingFang SC"/>
+          <w:color w:val="3D3A33"/>
+          <w:sz w:val="22"/>
+          <w:szCs w:val="22"/>
+        </w:rPr>
+        <w:t xml:space="preserve">◦</w:t>
+      </w:r>
+      <w:r>
+        <w:rPr>
+          <w:rFonts w:ascii="Calibri" w:hAnsi="Calibri" w:cs="Calibri" w:eastAsia="PingFang SC"/>
+          <w:color w:val="3D3A33"/>
+          <w:sz w:val="22"/>
+          <w:szCs w:val="22"/>
+        </w:rPr>
+        <w:tab/>
+      </w:r>
+      <w:r>
+        <w:rPr>
+          <w:rFonts w:ascii="Calibri" w:hAnsi="Calibri" w:cs="Calibri" w:eastAsia="PingFang SC"/>
+          <w:color w:val="3D3A33"/>
+          <w:sz w:val="22"/>
+          <w:szCs w:val="22"/>
+        </w:rPr>
+        <w:t xml:space="preserve">1883: died in London</w:t>
       </w:r>
     </w:p>
     <w:p>
@@ -847,11 +4136,231 @@
       </w:pPr>
       <w:r>
         <w:rPr>
-          <w:rFonts w:ascii="Aptos" w:hAnsi="Aptos" w:cs="Aptos" w:eastAsia="PingFang SC"/>
+          <w:rFonts w:ascii="Calibri" w:hAnsi="Calibri" w:cs="Calibri" w:eastAsia="PingFang SC"/>
+          <w:color w:val="3D3A33"/>
           <w:sz w:val="22"/>
           <w:szCs w:val="22"/>
         </w:rPr>
         <w:t xml:space="preserve">Marx: work</w:t>
+      </w:r>
+    </w:p>
+    <w:p>
+      <w:pPr>
+        <w:spacing w:after="80" w:line="312" w:lineRule="auto"/>
+        <w:ind w:left="1080" w:hanging="360"/>
+      </w:pPr>
+      <w:r>
+        <w:rPr>
+          <w:rFonts w:ascii="Calibri" w:hAnsi="Calibri" w:cs="Calibri" w:eastAsia="PingFang SC"/>
+          <w:color w:val="3D3A33"/>
+          <w:sz w:val="22"/>
+          <w:szCs w:val="22"/>
+        </w:rPr>
+        <w:t xml:space="preserve">◦</w:t>
+      </w:r>
+      <w:r>
+        <w:rPr>
+          <w:rFonts w:ascii="Calibri" w:hAnsi="Calibri" w:cs="Calibri" w:eastAsia="PingFang SC"/>
+          <w:color w:val="3D3A33"/>
+          <w:sz w:val="22"/>
+          <w:szCs w:val="22"/>
+        </w:rPr>
+        <w:tab/>
+      </w:r>
+      <w:r>
+        <w:rPr>
+          <w:rFonts w:ascii="Calibri" w:hAnsi="Calibri" w:cs="Calibri" w:eastAsia="PingFang SC"/>
+          <w:color w:val="3D3A33"/>
+          <w:sz w:val="22"/>
+          <w:szCs w:val="22"/>
+        </w:rPr>
+        <w:t xml:space="preserve">1844 Paris Manuscripts</w:t>
+      </w:r>
+    </w:p>
+    <w:p>
+      <w:pPr>
+        <w:spacing w:after="80" w:line="312" w:lineRule="auto"/>
+        <w:ind w:left="1080" w:hanging="360"/>
+      </w:pPr>
+      <w:r>
+        <w:rPr>
+          <w:rFonts w:ascii="Calibri" w:hAnsi="Calibri" w:cs="Calibri" w:eastAsia="PingFang SC"/>
+          <w:color w:val="3D3A33"/>
+          <w:sz w:val="22"/>
+          <w:szCs w:val="22"/>
+        </w:rPr>
+        <w:t xml:space="preserve">◦</w:t>
+      </w:r>
+      <w:r>
+        <w:rPr>
+          <w:rFonts w:ascii="Calibri" w:hAnsi="Calibri" w:cs="Calibri" w:eastAsia="PingFang SC"/>
+          <w:color w:val="3D3A33"/>
+          <w:sz w:val="22"/>
+          <w:szCs w:val="22"/>
+        </w:rPr>
+        <w:tab/>
+      </w:r>
+      <w:r>
+        <w:rPr>
+          <w:rFonts w:ascii="Calibri" w:hAnsi="Calibri" w:cs="Calibri" w:eastAsia="PingFang SC"/>
+          <w:color w:val="3D3A33"/>
+          <w:sz w:val="22"/>
+          <w:szCs w:val="22"/>
+        </w:rPr>
+        <w:t xml:space="preserve">1845 German Ideology</w:t>
+      </w:r>
+    </w:p>
+    <w:p>
+      <w:pPr>
+        <w:spacing w:after="80" w:line="312" w:lineRule="auto"/>
+        <w:ind w:left="1080" w:hanging="360"/>
+      </w:pPr>
+      <w:r>
+        <w:rPr>
+          <w:rFonts w:ascii="Calibri" w:hAnsi="Calibri" w:cs="Calibri" w:eastAsia="PingFang SC"/>
+          <w:color w:val="3D3A33"/>
+          <w:sz w:val="22"/>
+          <w:szCs w:val="22"/>
+        </w:rPr>
+        <w:t xml:space="preserve">◦</w:t>
+      </w:r>
+      <w:r>
+        <w:rPr>
+          <w:rFonts w:ascii="Calibri" w:hAnsi="Calibri" w:cs="Calibri" w:eastAsia="PingFang SC"/>
+          <w:color w:val="3D3A33"/>
+          <w:sz w:val="22"/>
+          <w:szCs w:val="22"/>
+        </w:rPr>
+        <w:tab/>
+      </w:r>
+      <w:r>
+        <w:rPr>
+          <w:rFonts w:ascii="Calibri" w:hAnsi="Calibri" w:cs="Calibri" w:eastAsia="PingFang SC"/>
+          <w:color w:val="3D3A33"/>
+          <w:sz w:val="22"/>
+          <w:szCs w:val="22"/>
+        </w:rPr>
+        <w:t xml:space="preserve">1848 Comunist Manifesto</w:t>
+      </w:r>
+    </w:p>
+    <w:p>
+      <w:pPr>
+        <w:spacing w:after="80" w:line="312" w:lineRule="auto"/>
+        <w:ind w:left="1080" w:hanging="360"/>
+      </w:pPr>
+      <w:r>
+        <w:rPr>
+          <w:rFonts w:ascii="Calibri" w:hAnsi="Calibri" w:cs="Calibri" w:eastAsia="PingFang SC"/>
+          <w:color w:val="3D3A33"/>
+          <w:sz w:val="22"/>
+          <w:szCs w:val="22"/>
+        </w:rPr>
+        <w:t xml:space="preserve">◦</w:t>
+      </w:r>
+      <w:r>
+        <w:rPr>
+          <w:rFonts w:ascii="Calibri" w:hAnsi="Calibri" w:cs="Calibri" w:eastAsia="PingFang SC"/>
+          <w:color w:val="3D3A33"/>
+          <w:sz w:val="22"/>
+          <w:szCs w:val="22"/>
+        </w:rPr>
+        <w:tab/>
+      </w:r>
+      <w:r>
+        <w:rPr>
+          <w:rFonts w:ascii="Calibri" w:hAnsi="Calibri" w:cs="Calibri" w:eastAsia="PingFang SC"/>
+          <w:color w:val="3D3A33"/>
+          <w:sz w:val="22"/>
+          <w:szCs w:val="22"/>
+        </w:rPr>
+        <w:t xml:space="preserve">1867 Capital, Volume I. II. III. Remained unfinished, Engles edited them </w:t>
+      </w:r>
+    </w:p>
+    <w:p>
+      <w:pPr>
+        <w:spacing w:after="80" w:line="312" w:lineRule="auto"/>
+        <w:ind w:left="1080" w:hanging="360"/>
+      </w:pPr>
+      <w:r>
+        <w:rPr>
+          <w:rFonts w:ascii="Calibri" w:hAnsi="Calibri" w:cs="Calibri" w:eastAsia="PingFang SC"/>
+          <w:color w:val="3D3A33"/>
+          <w:sz w:val="22"/>
+          <w:szCs w:val="22"/>
+        </w:rPr>
+        <w:t xml:space="preserve">◦</w:t>
+      </w:r>
+      <w:r>
+        <w:rPr>
+          <w:rFonts w:ascii="Calibri" w:hAnsi="Calibri" w:cs="Calibri" w:eastAsia="PingFang SC"/>
+          <w:color w:val="3D3A33"/>
+          <w:sz w:val="22"/>
+          <w:szCs w:val="22"/>
+        </w:rPr>
+        <w:tab/>
+      </w:r>
+      <w:r>
+        <w:rPr>
+          <w:rFonts w:ascii="Calibri" w:hAnsi="Calibri" w:cs="Calibri" w:eastAsia="PingFang SC"/>
+          <w:color w:val="3D3A33"/>
+          <w:sz w:val="22"/>
+          <w:szCs w:val="22"/>
+        </w:rPr>
+        <w:t xml:space="preserve">Capital: main contributions:</w:t>
+      </w:r>
+      <w:r>
+        <w:rPr>
+          <w:rFonts w:ascii="Calibri" w:hAnsi="Calibri" w:cs="Calibri" w:eastAsia="PingFang SC"/>
+          <w:color w:val="3D3A33"/>
+          <w:sz w:val="22"/>
+          <w:szCs w:val="22"/>
+        </w:rPr>
+        <w:br/>
+      </w:r>
+      <w:r>
+        <w:rPr>
+          <w:rFonts w:ascii="Calibri" w:hAnsi="Calibri" w:cs="Calibri" w:eastAsia="PingFang SC"/>
+          <w:color w:val="3D3A33"/>
+          <w:sz w:val="22"/>
+          <w:szCs w:val="22"/>
+        </w:rPr>
+        <w:t xml:space="preserve">a) Marx radicalised Adam Smith labor theory of value (which was foreshadowed by Locke) - all value is created by labor and the relationship between owner of capital and worker is one of exploitation</w:t>
+      </w:r>
+      <w:r>
+        <w:rPr>
+          <w:rFonts w:ascii="Calibri" w:hAnsi="Calibri" w:cs="Calibri" w:eastAsia="PingFang SC"/>
+          <w:color w:val="3D3A33"/>
+          <w:sz w:val="22"/>
+          <w:szCs w:val="22"/>
+        </w:rPr>
+        <w:br/>
+      </w:r>
+      <w:r>
+        <w:rPr>
+          <w:rFonts w:ascii="Calibri" w:hAnsi="Calibri" w:cs="Calibri" w:eastAsia="PingFang SC"/>
+          <w:color w:val="3D3A33"/>
+          <w:sz w:val="22"/>
+          <w:szCs w:val="22"/>
+        </w:rPr>
+        <w:t xml:space="preserve">b) Marx unique theory of exploitation offers a theory of social change</w:t>
+      </w:r>
+      <w:r>
+        <w:rPr>
+          <w:rFonts w:ascii="Calibri" w:hAnsi="Calibri" w:cs="Calibri" w:eastAsia="PingFang SC"/>
+          <w:color w:val="3D3A33"/>
+          <w:sz w:val="22"/>
+          <w:szCs w:val="22"/>
+        </w:rPr>
+        <w:br/>
+      </w:r>
+      <w:r>
+        <w:rPr>
+          <w:rFonts w:ascii="Calibri" w:hAnsi="Calibri" w:cs="Calibri" w:eastAsia="PingFang SC"/>
+          <w:color w:val="3D3A33"/>
+          <w:sz w:val="22"/>
+          <w:szCs w:val="22"/>
+        </w:rPr>
+        <w:t xml:space="preserve">c) Marx made major contributions to the understanding of human existence under modernity. In earlier work he wrote about "alienation", in Capital he uses the term "fetishism" to describe that relations between people became relations between things/objects in modernity</w:t>
       </w:r>
     </w:p>
     <w:p>
@@ -864,11 +4373,177 @@
       </w:pPr>
       <w:r>
         <w:rPr>
-          <w:rFonts w:ascii="Aptos" w:hAnsi="Aptos" w:cs="Aptos" w:eastAsia="PingFang SC"/>
+          <w:rFonts w:ascii="Calibri" w:hAnsi="Calibri" w:cs="Calibri" w:eastAsia="PingFang SC"/>
+          <w:color w:val="3D3A33"/>
           <w:sz w:val="22"/>
           <w:szCs w:val="22"/>
         </w:rPr>
         <w:t xml:space="preserve">Nietzsche: the life</w:t>
+      </w:r>
+    </w:p>
+    <w:p>
+      <w:pPr>
+        <w:spacing w:after="80" w:line="312" w:lineRule="auto"/>
+        <w:ind w:left="1080" w:hanging="360"/>
+      </w:pPr>
+      <w:r>
+        <w:rPr>
+          <w:rFonts w:ascii="Calibri" w:hAnsi="Calibri" w:cs="Calibri" w:eastAsia="PingFang SC"/>
+          <w:color w:val="3D3A33"/>
+          <w:sz w:val="22"/>
+          <w:szCs w:val="22"/>
+        </w:rPr>
+        <w:t xml:space="preserve">◦</w:t>
+      </w:r>
+      <w:r>
+        <w:rPr>
+          <w:rFonts w:ascii="Calibri" w:hAnsi="Calibri" w:cs="Calibri" w:eastAsia="PingFang SC"/>
+          <w:color w:val="3D3A33"/>
+          <w:sz w:val="22"/>
+          <w:szCs w:val="22"/>
+        </w:rPr>
+        <w:tab/>
+      </w:r>
+      <w:r>
+        <w:rPr>
+          <w:rFonts w:ascii="Calibri" w:hAnsi="Calibri" w:cs="Calibri" w:eastAsia="PingFang SC"/>
+          <w:color w:val="3D3A33"/>
+          <w:sz w:val="22"/>
+          <w:szCs w:val="22"/>
+        </w:rPr>
+        <w:t xml:space="preserve"> Born in 1844 in Röcken, Germany, near Leipzig, Father, a Lutheran minister died when he was five</w:t>
+      </w:r>
+    </w:p>
+    <w:p>
+      <w:pPr>
+        <w:spacing w:after="80" w:line="312" w:lineRule="auto"/>
+        <w:ind w:left="1080" w:hanging="360"/>
+      </w:pPr>
+      <w:r>
+        <w:rPr>
+          <w:rFonts w:ascii="Calibri" w:hAnsi="Calibri" w:cs="Calibri" w:eastAsia="PingFang SC"/>
+          <w:color w:val="3D3A33"/>
+          <w:sz w:val="22"/>
+          <w:szCs w:val="22"/>
+        </w:rPr>
+        <w:t xml:space="preserve">◦</w:t>
+      </w:r>
+      <w:r>
+        <w:rPr>
+          <w:rFonts w:ascii="Calibri" w:hAnsi="Calibri" w:cs="Calibri" w:eastAsia="PingFang SC"/>
+          <w:color w:val="3D3A33"/>
+          <w:sz w:val="22"/>
+          <w:szCs w:val="22"/>
+        </w:rPr>
+        <w:tab/>
+      </w:r>
+      <w:r>
+        <w:rPr>
+          <w:rFonts w:ascii="Calibri" w:hAnsi="Calibri" w:cs="Calibri" w:eastAsia="PingFang SC"/>
+          <w:color w:val="3D3A33"/>
+          <w:sz w:val="22"/>
+          <w:szCs w:val="22"/>
+        </w:rPr>
+        <w:t xml:space="preserve">1864 begins studies in theology at the University of Bonn, later philosophy at University of Leipzig</w:t>
+      </w:r>
+    </w:p>
+    <w:p>
+      <w:pPr>
+        <w:spacing w:after="80" w:line="312" w:lineRule="auto"/>
+        <w:ind w:left="1080" w:hanging="360"/>
+      </w:pPr>
+      <w:r>
+        <w:rPr>
+          <w:rFonts w:ascii="Calibri" w:hAnsi="Calibri" w:cs="Calibri" w:eastAsia="PingFang SC"/>
+          <w:color w:val="3D3A33"/>
+          <w:sz w:val="22"/>
+          <w:szCs w:val="22"/>
+        </w:rPr>
+        <w:t xml:space="preserve">◦</w:t>
+      </w:r>
+      <w:r>
+        <w:rPr>
+          <w:rFonts w:ascii="Calibri" w:hAnsi="Calibri" w:cs="Calibri" w:eastAsia="PingFang SC"/>
+          <w:color w:val="3D3A33"/>
+          <w:sz w:val="22"/>
+          <w:szCs w:val="22"/>
+        </w:rPr>
+        <w:tab/>
+      </w:r>
+      <w:r>
+        <w:rPr>
+          <w:rFonts w:ascii="Calibri" w:hAnsi="Calibri" w:cs="Calibri" w:eastAsia="PingFang SC"/>
+          <w:color w:val="3D3A33"/>
+          <w:sz w:val="22"/>
+          <w:szCs w:val="22"/>
+        </w:rPr>
+        <w:t xml:space="preserve">1869-79 teaches classical philosophy at the University of Basel, Switzerland</w:t>
+      </w:r>
+    </w:p>
+    <w:p>
+      <w:pPr>
+        <w:spacing w:after="80" w:line="312" w:lineRule="auto"/>
+        <w:ind w:left="1080" w:hanging="360"/>
+      </w:pPr>
+      <w:r>
+        <w:rPr>
+          <w:rFonts w:ascii="Calibri" w:hAnsi="Calibri" w:cs="Calibri" w:eastAsia="PingFang SC"/>
+          <w:color w:val="3D3A33"/>
+          <w:sz w:val="22"/>
+          <w:szCs w:val="22"/>
+        </w:rPr>
+        <w:t xml:space="preserve">◦</w:t>
+      </w:r>
+      <w:r>
+        <w:rPr>
+          <w:rFonts w:ascii="Calibri" w:hAnsi="Calibri" w:cs="Calibri" w:eastAsia="PingFang SC"/>
+          <w:color w:val="3D3A33"/>
+          <w:sz w:val="22"/>
+          <w:szCs w:val="22"/>
+        </w:rPr>
+        <w:tab/>
+      </w:r>
+      <w:r>
+        <w:rPr>
+          <w:rFonts w:ascii="Calibri" w:hAnsi="Calibri" w:cs="Calibri" w:eastAsia="PingFang SC"/>
+          <w:color w:val="3D3A33"/>
+          <w:sz w:val="22"/>
+          <w:szCs w:val="22"/>
+        </w:rPr>
+        <w:t xml:space="preserve">1868 meets Richard Wagner and become his friend, until they, 1876 he attends the firstBayreuth festivalbut with Wagner's composition of Parsifal and Nietzsche's book "Human, All-too-Human" the friendship ends </w:t>
+      </w:r>
+    </w:p>
+    <w:p>
+      <w:pPr>
+        <w:spacing w:after="80" w:line="312" w:lineRule="auto"/>
+        <w:ind w:left="1080" w:hanging="360"/>
+      </w:pPr>
+      <w:r>
+        <w:rPr>
+          <w:rFonts w:ascii="Calibri" w:hAnsi="Calibri" w:cs="Calibri" w:eastAsia="PingFang SC"/>
+          <w:color w:val="3D3A33"/>
+          <w:sz w:val="22"/>
+          <w:szCs w:val="22"/>
+        </w:rPr>
+        <w:t xml:space="preserve">◦</w:t>
+      </w:r>
+      <w:r>
+        <w:rPr>
+          <w:rFonts w:ascii="Calibri" w:hAnsi="Calibri" w:cs="Calibri" w:eastAsia="PingFang SC"/>
+          <w:color w:val="3D3A33"/>
+          <w:sz w:val="22"/>
+          <w:szCs w:val="22"/>
+        </w:rPr>
+        <w:tab/>
+      </w:r>
+      <w:r>
+        <w:rPr>
+          <w:rFonts w:ascii="Calibri" w:hAnsi="Calibri" w:cs="Calibri" w:eastAsia="PingFang SC"/>
+          <w:color w:val="3D3A33"/>
+          <w:sz w:val="22"/>
+          <w:szCs w:val="22"/>
+        </w:rPr>
+        <w:t xml:space="preserve">1879-1889 he only writes philosophy</w:t>
       </w:r>
     </w:p>
     <w:p>
@@ -881,11 +4556,429 @@
       </w:pPr>
       <w:r>
         <w:rPr>
-          <w:rFonts w:ascii="Aptos" w:hAnsi="Aptos" w:cs="Aptos" w:eastAsia="PingFang SC"/>
+          <w:rFonts w:ascii="Calibri" w:hAnsi="Calibri" w:cs="Calibri" w:eastAsia="PingFang SC"/>
+          <w:color w:val="3D3A33"/>
           <w:sz w:val="22"/>
           <w:szCs w:val="22"/>
         </w:rPr>
         <w:t xml:space="preserve">Nietzsche: the work</w:t>
+      </w:r>
+    </w:p>
+    <w:p>
+      <w:pPr>
+        <w:spacing w:after="80" w:line="312" w:lineRule="auto"/>
+        <w:ind w:left="1080" w:hanging="360"/>
+      </w:pPr>
+      <w:r>
+        <w:rPr>
+          <w:rFonts w:ascii="Calibri" w:hAnsi="Calibri" w:cs="Calibri" w:eastAsia="PingFang SC"/>
+          <w:color w:val="3D3A33"/>
+          <w:sz w:val="22"/>
+          <w:szCs w:val="22"/>
+        </w:rPr>
+        <w:t xml:space="preserve">◦</w:t>
+      </w:r>
+      <w:r>
+        <w:rPr>
+          <w:rFonts w:ascii="Calibri" w:hAnsi="Calibri" w:cs="Calibri" w:eastAsia="PingFang SC"/>
+          <w:color w:val="3D3A33"/>
+          <w:sz w:val="22"/>
+          <w:szCs w:val="22"/>
+        </w:rPr>
+        <w:tab/>
+      </w:r>
+      <w:r>
+        <w:rPr>
+          <w:rFonts w:ascii="Calibri" w:hAnsi="Calibri" w:cs="Calibri" w:eastAsia="PingFang SC"/>
+          <w:color w:val="3D3A33"/>
+          <w:sz w:val="22"/>
+          <w:szCs w:val="22"/>
+        </w:rPr>
+        <w:t xml:space="preserve">Early work:</w:t>
+      </w:r>
+    </w:p>
+    <w:p>
+      <w:pPr>
+        <w:spacing w:after="80" w:line="312" w:lineRule="auto"/>
+        <w:ind w:left="1080" w:hanging="360"/>
+      </w:pPr>
+      <w:r>
+        <w:rPr>
+          <w:rFonts w:ascii="Calibri" w:hAnsi="Calibri" w:cs="Calibri" w:eastAsia="PingFang SC"/>
+          <w:color w:val="3D3A33"/>
+          <w:sz w:val="22"/>
+          <w:szCs w:val="22"/>
+        </w:rPr>
+        <w:t xml:space="preserve">◦</w:t>
+      </w:r>
+      <w:r>
+        <w:rPr>
+          <w:rFonts w:ascii="Calibri" w:hAnsi="Calibri" w:cs="Calibri" w:eastAsia="PingFang SC"/>
+          <w:color w:val="3D3A33"/>
+          <w:sz w:val="22"/>
+          <w:szCs w:val="22"/>
+        </w:rPr>
+        <w:tab/>
+      </w:r>
+      <w:r>
+        <w:rPr>
+          <w:rFonts w:ascii="Calibri" w:hAnsi="Calibri" w:cs="Calibri" w:eastAsia="PingFang SC"/>
+          <w:color w:val="3D3A33"/>
+          <w:sz w:val="22"/>
+          <w:szCs w:val="22"/>
+        </w:rPr>
+        <w:t xml:space="preserve">1872: The Birth of the Tragedy</w:t>
+      </w:r>
+    </w:p>
+    <w:p>
+      <w:pPr>
+        <w:spacing w:after="80" w:line="312" w:lineRule="auto"/>
+        <w:ind w:left="1080" w:hanging="360"/>
+      </w:pPr>
+      <w:r>
+        <w:rPr>
+          <w:rFonts w:ascii="Calibri" w:hAnsi="Calibri" w:cs="Calibri" w:eastAsia="PingFang SC"/>
+          <w:color w:val="3D3A33"/>
+          <w:sz w:val="22"/>
+          <w:szCs w:val="22"/>
+        </w:rPr>
+        <w:t xml:space="preserve">◦</w:t>
+      </w:r>
+      <w:r>
+        <w:rPr>
+          <w:rFonts w:ascii="Calibri" w:hAnsi="Calibri" w:cs="Calibri" w:eastAsia="PingFang SC"/>
+          <w:color w:val="3D3A33"/>
+          <w:sz w:val="22"/>
+          <w:szCs w:val="22"/>
+        </w:rPr>
+        <w:tab/>
+      </w:r>
+      <w:r>
+        <w:rPr>
+          <w:rFonts w:ascii="Calibri" w:hAnsi="Calibri" w:cs="Calibri" w:eastAsia="PingFang SC"/>
+          <w:color w:val="3D3A33"/>
+          <w:sz w:val="22"/>
+          <w:szCs w:val="22"/>
+        </w:rPr>
+        <w:t xml:space="preserve">Mid career work:</w:t>
+      </w:r>
+    </w:p>
+    <w:p>
+      <w:pPr>
+        <w:spacing w:after="80" w:line="312" w:lineRule="auto"/>
+        <w:ind w:left="1080" w:hanging="360"/>
+      </w:pPr>
+      <w:r>
+        <w:rPr>
+          <w:rFonts w:ascii="Calibri" w:hAnsi="Calibri" w:cs="Calibri" w:eastAsia="PingFang SC"/>
+          <w:color w:val="3D3A33"/>
+          <w:sz w:val="22"/>
+          <w:szCs w:val="22"/>
+        </w:rPr>
+        <w:t xml:space="preserve">◦</w:t>
+      </w:r>
+      <w:r>
+        <w:rPr>
+          <w:rFonts w:ascii="Calibri" w:hAnsi="Calibri" w:cs="Calibri" w:eastAsia="PingFang SC"/>
+          <w:color w:val="3D3A33"/>
+          <w:sz w:val="22"/>
+          <w:szCs w:val="22"/>
+        </w:rPr>
+        <w:tab/>
+      </w:r>
+      <w:r>
+        <w:rPr>
+          <w:rFonts w:ascii="Calibri" w:hAnsi="Calibri" w:cs="Calibri" w:eastAsia="PingFang SC"/>
+          <w:color w:val="3D3A33"/>
+          <w:sz w:val="22"/>
+          <w:szCs w:val="22"/>
+        </w:rPr>
+        <w:t xml:space="preserve">1878: Human, All-Too-Human</w:t>
+      </w:r>
+    </w:p>
+    <w:p>
+      <w:pPr>
+        <w:spacing w:after="80" w:line="312" w:lineRule="auto"/>
+        <w:ind w:left="1080" w:hanging="360"/>
+      </w:pPr>
+      <w:r>
+        <w:rPr>
+          <w:rFonts w:ascii="Calibri" w:hAnsi="Calibri" w:cs="Calibri" w:eastAsia="PingFang SC"/>
+          <w:color w:val="3D3A33"/>
+          <w:sz w:val="22"/>
+          <w:szCs w:val="22"/>
+        </w:rPr>
+        <w:t xml:space="preserve">◦</w:t>
+      </w:r>
+      <w:r>
+        <w:rPr>
+          <w:rFonts w:ascii="Calibri" w:hAnsi="Calibri" w:cs="Calibri" w:eastAsia="PingFang SC"/>
+          <w:color w:val="3D3A33"/>
+          <w:sz w:val="22"/>
+          <w:szCs w:val="22"/>
+        </w:rPr>
+        <w:tab/>
+      </w:r>
+      <w:r>
+        <w:rPr>
+          <w:rFonts w:ascii="Calibri" w:hAnsi="Calibri" w:cs="Calibri" w:eastAsia="PingFang SC"/>
+          <w:color w:val="3D3A33"/>
+          <w:sz w:val="22"/>
+          <w:szCs w:val="22"/>
+        </w:rPr>
+        <w:t xml:space="preserve">1883-85 Thus Spoke Zarathustra</w:t>
+      </w:r>
+    </w:p>
+    <w:p>
+      <w:pPr>
+        <w:spacing w:after="80" w:line="312" w:lineRule="auto"/>
+        <w:ind w:left="1080" w:hanging="360"/>
+      </w:pPr>
+      <w:r>
+        <w:rPr>
+          <w:rFonts w:ascii="Calibri" w:hAnsi="Calibri" w:cs="Calibri" w:eastAsia="PingFang SC"/>
+          <w:color w:val="3D3A33"/>
+          <w:sz w:val="22"/>
+          <w:szCs w:val="22"/>
+        </w:rPr>
+        <w:t xml:space="preserve">◦</w:t>
+      </w:r>
+      <w:r>
+        <w:rPr>
+          <w:rFonts w:ascii="Calibri" w:hAnsi="Calibri" w:cs="Calibri" w:eastAsia="PingFang SC"/>
+          <w:color w:val="3D3A33"/>
+          <w:sz w:val="22"/>
+          <w:szCs w:val="22"/>
+        </w:rPr>
+        <w:tab/>
+      </w:r>
+      <w:r>
+        <w:rPr>
+          <w:rFonts w:ascii="Calibri" w:hAnsi="Calibri" w:cs="Calibri" w:eastAsia="PingFang SC"/>
+          <w:color w:val="3D3A33"/>
+          <w:sz w:val="22"/>
+          <w:szCs w:val="22"/>
+        </w:rPr>
+        <w:t xml:space="preserve">1886 Beyond Good and Evil</w:t>
+      </w:r>
+    </w:p>
+    <w:p>
+      <w:pPr>
+        <w:spacing w:after="80" w:line="312" w:lineRule="auto"/>
+        <w:ind w:left="1080" w:hanging="360"/>
+      </w:pPr>
+      <w:r>
+        <w:rPr>
+          <w:rFonts w:ascii="Calibri" w:hAnsi="Calibri" w:cs="Calibri" w:eastAsia="PingFang SC"/>
+          <w:color w:val="3D3A33"/>
+          <w:sz w:val="22"/>
+          <w:szCs w:val="22"/>
+        </w:rPr>
+        <w:t xml:space="preserve">◦</w:t>
+      </w:r>
+      <w:r>
+        <w:rPr>
+          <w:rFonts w:ascii="Calibri" w:hAnsi="Calibri" w:cs="Calibri" w:eastAsia="PingFang SC"/>
+          <w:color w:val="3D3A33"/>
+          <w:sz w:val="22"/>
+          <w:szCs w:val="22"/>
+        </w:rPr>
+        <w:tab/>
+      </w:r>
+      <w:r>
+        <w:rPr>
+          <w:rFonts w:ascii="Calibri" w:hAnsi="Calibri" w:cs="Calibri" w:eastAsia="PingFang SC"/>
+          <w:color w:val="3D3A33"/>
+          <w:sz w:val="22"/>
+          <w:szCs w:val="22"/>
+        </w:rPr>
+        <w:t xml:space="preserve">The grand synthesis:</w:t>
+      </w:r>
+    </w:p>
+    <w:p>
+      <w:pPr>
+        <w:spacing w:after="80" w:line="312" w:lineRule="auto"/>
+        <w:ind w:left="1080" w:hanging="360"/>
+      </w:pPr>
+      <w:r>
+        <w:rPr>
+          <w:rFonts w:ascii="Calibri" w:hAnsi="Calibri" w:cs="Calibri" w:eastAsia="PingFang SC"/>
+          <w:color w:val="3D3A33"/>
+          <w:sz w:val="22"/>
+          <w:szCs w:val="22"/>
+        </w:rPr>
+        <w:t xml:space="preserve">◦</w:t>
+      </w:r>
+      <w:r>
+        <w:rPr>
+          <w:rFonts w:ascii="Calibri" w:hAnsi="Calibri" w:cs="Calibri" w:eastAsia="PingFang SC"/>
+          <w:color w:val="3D3A33"/>
+          <w:sz w:val="22"/>
+          <w:szCs w:val="22"/>
+        </w:rPr>
+        <w:tab/>
+      </w:r>
+      <w:r>
+        <w:rPr>
+          <w:rFonts w:ascii="Calibri" w:hAnsi="Calibri" w:cs="Calibri" w:eastAsia="PingFang SC"/>
+          <w:color w:val="3D3A33"/>
+          <w:sz w:val="22"/>
+          <w:szCs w:val="22"/>
+        </w:rPr>
+        <w:t xml:space="preserve">1887 The Genealogy of Morality</w:t>
+      </w:r>
+    </w:p>
+    <w:p>
+      <w:pPr>
+        <w:spacing w:after="80" w:line="312" w:lineRule="auto"/>
+        <w:ind w:left="1080" w:hanging="360"/>
+      </w:pPr>
+      <w:r>
+        <w:rPr>
+          <w:rFonts w:ascii="Calibri" w:hAnsi="Calibri" w:cs="Calibri" w:eastAsia="PingFang SC"/>
+          <w:color w:val="3D3A33"/>
+          <w:sz w:val="22"/>
+          <w:szCs w:val="22"/>
+        </w:rPr>
+        <w:t xml:space="preserve">◦</w:t>
+      </w:r>
+      <w:r>
+        <w:rPr>
+          <w:rFonts w:ascii="Calibri" w:hAnsi="Calibri" w:cs="Calibri" w:eastAsia="PingFang SC"/>
+          <w:color w:val="3D3A33"/>
+          <w:sz w:val="22"/>
+          <w:szCs w:val="22"/>
+        </w:rPr>
+        <w:tab/>
+      </w:r>
+      <w:r>
+        <w:rPr>
+          <w:rFonts w:ascii="Calibri" w:hAnsi="Calibri" w:cs="Calibri" w:eastAsia="PingFang SC"/>
+          <w:color w:val="3D3A33"/>
+          <w:sz w:val="22"/>
+          <w:szCs w:val="22"/>
+        </w:rPr>
+        <w:t xml:space="preserve">Main themes in Nietzsche’swork</w:t>
+      </w:r>
+      <w:r>
+        <w:rPr>
+          <w:rFonts w:ascii="Calibri" w:hAnsi="Calibri" w:cs="Calibri" w:eastAsia="PingFang SC"/>
+          <w:color w:val="3D3A33"/>
+          <w:sz w:val="22"/>
+          <w:szCs w:val="22"/>
+        </w:rPr>
+        <w:br/>
+      </w:r>
+      <w:r>
+        <w:rPr>
+          <w:rFonts w:ascii="Calibri" w:hAnsi="Calibri" w:cs="Calibri" w:eastAsia="PingFang SC"/>
+          <w:color w:val="3D3A33"/>
+          <w:sz w:val="22"/>
+          <w:szCs w:val="22"/>
+        </w:rPr>
+        <w:t xml:space="preserve">a) Critique of rationalismalready in The Birth of The Tragedy. Greek tragedy is fusion of Apollonian (measured, harmonious) and Dionysian (passionate) element, destroyed by Socrates rationalism. Music of Wagner brings back tragedy</w:t>
+      </w:r>
+      <w:r>
+        <w:rPr>
+          <w:rFonts w:ascii="Calibri" w:hAnsi="Calibri" w:cs="Calibri" w:eastAsia="PingFang SC"/>
+          <w:color w:val="3D3A33"/>
+          <w:sz w:val="22"/>
+          <w:szCs w:val="22"/>
+        </w:rPr>
+        <w:br/>
+      </w:r>
+      <w:r>
+        <w:rPr>
+          <w:rFonts w:ascii="Calibri" w:hAnsi="Calibri" w:cs="Calibri" w:eastAsia="PingFang SC"/>
+          <w:color w:val="3D3A33"/>
+          <w:sz w:val="22"/>
+          <w:szCs w:val="22"/>
+        </w:rPr>
+        <w:t xml:space="preserve">b) There is no absolute truth as rationalism pretends, all knowledge is from a certain perspective. There are no absolute moral values either, moral values has to be understood as historically produced</w:t>
+      </w:r>
+    </w:p>
+    <w:p>
+      <w:pPr>
+        <w:spacing w:after="80" w:line="312" w:lineRule="auto"/>
+        <w:ind w:left="1080" w:hanging="360"/>
+      </w:pPr>
+      <w:r>
+        <w:rPr>
+          <w:rFonts w:ascii="Calibri" w:hAnsi="Calibri" w:cs="Calibri" w:eastAsia="PingFang SC"/>
+          <w:color w:val="3D3A33"/>
+          <w:sz w:val="22"/>
+          <w:szCs w:val="22"/>
+        </w:rPr>
+        <w:t xml:space="preserve">◦</w:t>
+      </w:r>
+      <w:r>
+        <w:rPr>
+          <w:rFonts w:ascii="Calibri" w:hAnsi="Calibri" w:cs="Calibri" w:eastAsia="PingFang SC"/>
+          <w:color w:val="3D3A33"/>
+          <w:sz w:val="22"/>
+          <w:szCs w:val="22"/>
+        </w:rPr>
+        <w:tab/>
+      </w:r>
+      <w:r>
+        <w:rPr>
+          <w:rFonts w:ascii="Calibri" w:hAnsi="Calibri" w:cs="Calibri" w:eastAsia="PingFang SC"/>
+          <w:color w:val="3D3A33"/>
+          <w:sz w:val="22"/>
+          <w:szCs w:val="22"/>
+        </w:rPr>
+        <w:t xml:space="preserve">c) It is will to power what drives history, hence morallty also has to be studies as struggle between "masters" and “slaves”</w:t>
+      </w:r>
+      <w:r>
+        <w:rPr>
+          <w:rFonts w:ascii="Calibri" w:hAnsi="Calibri" w:cs="Calibri" w:eastAsia="PingFang SC"/>
+          <w:color w:val="3D3A33"/>
+          <w:sz w:val="22"/>
+          <w:szCs w:val="22"/>
+        </w:rPr>
+        <w:br/>
+      </w:r>
+      <w:r>
+        <w:rPr>
+          <w:rFonts w:ascii="Calibri" w:hAnsi="Calibri" w:cs="Calibri" w:eastAsia="PingFang SC"/>
+          <w:color w:val="3D3A33"/>
+          <w:sz w:val="22"/>
+          <w:szCs w:val="22"/>
+        </w:rPr>
+        <w:t xml:space="preserve">d) This leads to the genealogical method: there is nothing transcendent in contemporary morality, preceding morality what we may judge immoral today were in their times just as moral</w:t>
+      </w:r>
+    </w:p>
+    <w:p>
+      <w:pPr>
+        <w:spacing w:after="80" w:line="312" w:lineRule="auto"/>
+        <w:ind w:left="1080" w:hanging="360"/>
+      </w:pPr>
+      <w:r>
+        <w:rPr>
+          <w:rFonts w:ascii="Calibri" w:hAnsi="Calibri" w:cs="Calibri" w:eastAsia="PingFang SC"/>
+          <w:color w:val="3D3A33"/>
+          <w:sz w:val="22"/>
+          <w:szCs w:val="22"/>
+        </w:rPr>
+        <w:t xml:space="preserve">◦</w:t>
+      </w:r>
+      <w:r>
+        <w:rPr>
+          <w:rFonts w:ascii="Calibri" w:hAnsi="Calibri" w:cs="Calibri" w:eastAsia="PingFang SC"/>
+          <w:color w:val="3D3A33"/>
+          <w:sz w:val="22"/>
+          <w:szCs w:val="22"/>
+        </w:rPr>
+        <w:tab/>
+      </w:r>
+      <w:r>
+        <w:rPr>
+          <w:rFonts w:ascii="Calibri" w:hAnsi="Calibri" w:cs="Calibri" w:eastAsia="PingFang SC"/>
+          <w:color w:val="3D3A33"/>
+          <w:sz w:val="22"/>
+          <w:szCs w:val="22"/>
+        </w:rPr>
+        <w:t xml:space="preserve">e) Übermensch will be the person who will be able to live withoutself deception</w:t>
       </w:r>
     </w:p>
     <w:p>
@@ -898,11 +4991,276 @@
       </w:pPr>
       <w:r>
         <w:rPr>
-          <w:rFonts w:ascii="Aptos" w:hAnsi="Aptos" w:cs="Aptos" w:eastAsia="PingFang SC"/>
+          <w:rFonts w:ascii="Calibri" w:hAnsi="Calibri" w:cs="Calibri" w:eastAsia="PingFang SC"/>
+          <w:color w:val="3D3A33"/>
           <w:sz w:val="22"/>
           <w:szCs w:val="22"/>
         </w:rPr>
         <w:t xml:space="preserve">Freud: life</w:t>
+      </w:r>
+    </w:p>
+    <w:p>
+      <w:pPr>
+        <w:spacing w:after="80" w:line="312" w:lineRule="auto"/>
+        <w:ind w:left="1080" w:hanging="360"/>
+      </w:pPr>
+      <w:r>
+        <w:rPr>
+          <w:rFonts w:ascii="Calibri" w:hAnsi="Calibri" w:cs="Calibri" w:eastAsia="PingFang SC"/>
+          <w:color w:val="3D3A33"/>
+          <w:sz w:val="22"/>
+          <w:szCs w:val="22"/>
+        </w:rPr>
+        <w:t xml:space="preserve">◦</w:t>
+      </w:r>
+      <w:r>
+        <w:rPr>
+          <w:rFonts w:ascii="Calibri" w:hAnsi="Calibri" w:cs="Calibri" w:eastAsia="PingFang SC"/>
+          <w:color w:val="3D3A33"/>
+          <w:sz w:val="22"/>
+          <w:szCs w:val="22"/>
+        </w:rPr>
+        <w:tab/>
+      </w:r>
+      <w:r>
+        <w:rPr>
+          <w:rFonts w:ascii="Calibri" w:hAnsi="Calibri" w:cs="Calibri" w:eastAsia="PingFang SC"/>
+          <w:color w:val="3D3A33"/>
+          <w:sz w:val="22"/>
+          <w:szCs w:val="22"/>
+        </w:rPr>
+        <w:t xml:space="preserve">Born in 1856 in Freiberg (Priborg), Moravia (now Czech Republic). Father was a Jewish wool merchant</w:t>
+      </w:r>
+    </w:p>
+    <w:p>
+      <w:pPr>
+        <w:spacing w:after="80" w:line="312" w:lineRule="auto"/>
+        <w:ind w:left="1080" w:hanging="360"/>
+      </w:pPr>
+      <w:r>
+        <w:rPr>
+          <w:rFonts w:ascii="Calibri" w:hAnsi="Calibri" w:cs="Calibri" w:eastAsia="PingFang SC"/>
+          <w:color w:val="3D3A33"/>
+          <w:sz w:val="22"/>
+          <w:szCs w:val="22"/>
+        </w:rPr>
+        <w:t xml:space="preserve">◦</w:t>
+      </w:r>
+      <w:r>
+        <w:rPr>
+          <w:rFonts w:ascii="Calibri" w:hAnsi="Calibri" w:cs="Calibri" w:eastAsia="PingFang SC"/>
+          <w:color w:val="3D3A33"/>
+          <w:sz w:val="22"/>
+          <w:szCs w:val="22"/>
+        </w:rPr>
+        <w:tab/>
+      </w:r>
+      <w:r>
+        <w:rPr>
+          <w:rFonts w:ascii="Calibri" w:hAnsi="Calibri" w:cs="Calibri" w:eastAsia="PingFang SC"/>
+          <w:color w:val="3D3A33"/>
+          <w:sz w:val="22"/>
+          <w:szCs w:val="22"/>
+        </w:rPr>
+        <w:t xml:space="preserve">1860 family moved to Vienna, where Freud lived until Nazi occupation</w:t>
+      </w:r>
+    </w:p>
+    <w:p>
+      <w:pPr>
+        <w:spacing w:after="80" w:line="312" w:lineRule="auto"/>
+        <w:ind w:left="1080" w:hanging="360"/>
+      </w:pPr>
+      <w:r>
+        <w:rPr>
+          <w:rFonts w:ascii="Calibri" w:hAnsi="Calibri" w:cs="Calibri" w:eastAsia="PingFang SC"/>
+          <w:color w:val="3D3A33"/>
+          <w:sz w:val="22"/>
+          <w:szCs w:val="22"/>
+        </w:rPr>
+        <w:t xml:space="preserve">◦</w:t>
+      </w:r>
+      <w:r>
+        <w:rPr>
+          <w:rFonts w:ascii="Calibri" w:hAnsi="Calibri" w:cs="Calibri" w:eastAsia="PingFang SC"/>
+          <w:color w:val="3D3A33"/>
+          <w:sz w:val="22"/>
+          <w:szCs w:val="22"/>
+        </w:rPr>
+        <w:tab/>
+      </w:r>
+      <w:r>
+        <w:rPr>
+          <w:rFonts w:ascii="Calibri" w:hAnsi="Calibri" w:cs="Calibri" w:eastAsia="PingFang SC"/>
+          <w:color w:val="3D3A33"/>
+          <w:sz w:val="22"/>
+          <w:szCs w:val="22"/>
+        </w:rPr>
+        <w:t xml:space="preserve">1873-81 studied medicine at the University of Vienna- becomes an expert in neuropathology</w:t>
+      </w:r>
+    </w:p>
+    <w:p>
+      <w:pPr>
+        <w:spacing w:after="80" w:line="312" w:lineRule="auto"/>
+        <w:ind w:left="1080" w:hanging="360"/>
+      </w:pPr>
+      <w:r>
+        <w:rPr>
+          <w:rFonts w:ascii="Calibri" w:hAnsi="Calibri" w:cs="Calibri" w:eastAsia="PingFang SC"/>
+          <w:color w:val="3D3A33"/>
+          <w:sz w:val="22"/>
+          <w:szCs w:val="22"/>
+        </w:rPr>
+        <w:t xml:space="preserve">◦</w:t>
+      </w:r>
+      <w:r>
+        <w:rPr>
+          <w:rFonts w:ascii="Calibri" w:hAnsi="Calibri" w:cs="Calibri" w:eastAsia="PingFang SC"/>
+          <w:color w:val="3D3A33"/>
+          <w:sz w:val="22"/>
+          <w:szCs w:val="22"/>
+        </w:rPr>
+        <w:tab/>
+      </w:r>
+      <w:r>
+        <w:rPr>
+          <w:rFonts w:ascii="Calibri" w:hAnsi="Calibri" w:cs="Calibri" w:eastAsia="PingFang SC"/>
+          <w:color w:val="3D3A33"/>
+          <w:sz w:val="22"/>
+          <w:szCs w:val="22"/>
+        </w:rPr>
+        <w:t xml:space="preserve">1885 spend a few weeks studying in Paris and becomes interested in hysteria and hypnosis to cure It</w:t>
+      </w:r>
+    </w:p>
+    <w:p>
+      <w:pPr>
+        <w:spacing w:after="80" w:line="312" w:lineRule="auto"/>
+        <w:ind w:left="1080" w:hanging="360"/>
+      </w:pPr>
+      <w:r>
+        <w:rPr>
+          <w:rFonts w:ascii="Calibri" w:hAnsi="Calibri" w:cs="Calibri" w:eastAsia="PingFang SC"/>
+          <w:color w:val="3D3A33"/>
+          <w:sz w:val="22"/>
+          <w:szCs w:val="22"/>
+        </w:rPr>
+        <w:t xml:space="preserve">◦</w:t>
+      </w:r>
+      <w:r>
+        <w:rPr>
+          <w:rFonts w:ascii="Calibri" w:hAnsi="Calibri" w:cs="Calibri" w:eastAsia="PingFang SC"/>
+          <w:color w:val="3D3A33"/>
+          <w:sz w:val="22"/>
+          <w:szCs w:val="22"/>
+        </w:rPr>
+        <w:tab/>
+      </w:r>
+      <w:r>
+        <w:rPr>
+          <w:rFonts w:ascii="Calibri" w:hAnsi="Calibri" w:cs="Calibri" w:eastAsia="PingFang SC"/>
+          <w:color w:val="3D3A33"/>
+          <w:sz w:val="22"/>
+          <w:szCs w:val="22"/>
+        </w:rPr>
+        <w:t xml:space="preserve">1886 married Martha Bernays (H. Heine was among her ancestors) </w:t>
+      </w:r>
+    </w:p>
+    <w:p>
+      <w:pPr>
+        <w:spacing w:after="80" w:line="312" w:lineRule="auto"/>
+        <w:ind w:left="1080" w:hanging="360"/>
+      </w:pPr>
+      <w:r>
+        <w:rPr>
+          <w:rFonts w:ascii="Calibri" w:hAnsi="Calibri" w:cs="Calibri" w:eastAsia="PingFang SC"/>
+          <w:color w:val="3D3A33"/>
+          <w:sz w:val="22"/>
+          <w:szCs w:val="22"/>
+        </w:rPr>
+        <w:t xml:space="preserve">◦</w:t>
+      </w:r>
+      <w:r>
+        <w:rPr>
+          <w:rFonts w:ascii="Calibri" w:hAnsi="Calibri" w:cs="Calibri" w:eastAsia="PingFang SC"/>
+          <w:color w:val="3D3A33"/>
+          <w:sz w:val="22"/>
+          <w:szCs w:val="22"/>
+        </w:rPr>
+        <w:tab/>
+      </w:r>
+      <w:r>
+        <w:rPr>
+          <w:rFonts w:ascii="Calibri" w:hAnsi="Calibri" w:cs="Calibri" w:eastAsia="PingFang SC"/>
+          <w:color w:val="3D3A33"/>
+          <w:sz w:val="22"/>
+          <w:szCs w:val="22"/>
+        </w:rPr>
+        <w:t xml:space="preserve">1895 discovers the technique of psychoanalysis (free associations) </w:t>
+      </w:r>
+    </w:p>
+    <w:p>
+      <w:pPr>
+        <w:spacing w:after="80" w:line="312" w:lineRule="auto"/>
+        <w:ind w:left="1080" w:hanging="360"/>
+      </w:pPr>
+      <w:r>
+        <w:rPr>
+          <w:rFonts w:ascii="Calibri" w:hAnsi="Calibri" w:cs="Calibri" w:eastAsia="PingFang SC"/>
+          <w:color w:val="3D3A33"/>
+          <w:sz w:val="22"/>
+          <w:szCs w:val="22"/>
+        </w:rPr>
+        <w:t xml:space="preserve">◦</w:t>
+      </w:r>
+      <w:r>
+        <w:rPr>
+          <w:rFonts w:ascii="Calibri" w:hAnsi="Calibri" w:cs="Calibri" w:eastAsia="PingFang SC"/>
+          <w:color w:val="3D3A33"/>
+          <w:sz w:val="22"/>
+          <w:szCs w:val="22"/>
+        </w:rPr>
+        <w:tab/>
+      </w:r>
+      <w:r>
+        <w:rPr>
+          <w:rFonts w:ascii="Calibri" w:hAnsi="Calibri" w:cs="Calibri" w:eastAsia="PingFang SC"/>
+          <w:color w:val="3D3A33"/>
+          <w:sz w:val="22"/>
+          <w:szCs w:val="22"/>
+        </w:rPr>
+        <w:t xml:space="preserve">1908 Vienna Psychoanalytic Society is founded</w:t>
+      </w:r>
+    </w:p>
+    <w:p>
+      <w:pPr>
+        <w:spacing w:after="80" w:line="312" w:lineRule="auto"/>
+        <w:ind w:left="1080" w:hanging="360"/>
+      </w:pPr>
+      <w:r>
+        <w:rPr>
+          <w:rFonts w:ascii="Calibri" w:hAnsi="Calibri" w:cs="Calibri" w:eastAsia="PingFang SC"/>
+          <w:color w:val="3D3A33"/>
+          <w:sz w:val="22"/>
+          <w:szCs w:val="22"/>
+        </w:rPr>
+        <w:t xml:space="preserve">◦</w:t>
+      </w:r>
+      <w:r>
+        <w:rPr>
+          <w:rFonts w:ascii="Calibri" w:hAnsi="Calibri" w:cs="Calibri" w:eastAsia="PingFang SC"/>
+          <w:color w:val="3D3A33"/>
+          <w:sz w:val="22"/>
+          <w:szCs w:val="22"/>
+        </w:rPr>
+        <w:tab/>
+      </w:r>
+      <w:r>
+        <w:rPr>
+          <w:rFonts w:ascii="Calibri" w:hAnsi="Calibri" w:cs="Calibri" w:eastAsia="PingFang SC"/>
+          <w:color w:val="3D3A33"/>
+          <w:sz w:val="22"/>
+          <w:szCs w:val="22"/>
+        </w:rPr>
+        <w:t xml:space="preserve">1938 left Vienna for London</w:t>
       </w:r>
     </w:p>
     <w:p>
@@ -915,11 +5273,315 @@
       </w:pPr>
       <w:r>
         <w:rPr>
-          <w:rFonts w:ascii="Aptos" w:hAnsi="Aptos" w:cs="Aptos" w:eastAsia="PingFang SC"/>
+          <w:rFonts w:ascii="Calibri" w:hAnsi="Calibri" w:cs="Calibri" w:eastAsia="PingFang SC"/>
+          <w:color w:val="3D3A33"/>
           <w:sz w:val="22"/>
           <w:szCs w:val="22"/>
         </w:rPr>
         <w:t xml:space="preserve">Freud: the work</w:t>
+      </w:r>
+    </w:p>
+    <w:p>
+      <w:pPr>
+        <w:spacing w:after="80" w:line="312" w:lineRule="auto"/>
+        <w:ind w:left="1080" w:hanging="360"/>
+      </w:pPr>
+      <w:r>
+        <w:rPr>
+          <w:rFonts w:ascii="Calibri" w:hAnsi="Calibri" w:cs="Calibri" w:eastAsia="PingFang SC"/>
+          <w:color w:val="3D3A33"/>
+          <w:sz w:val="22"/>
+          <w:szCs w:val="22"/>
+        </w:rPr>
+        <w:t xml:space="preserve">◦</w:t>
+      </w:r>
+      <w:r>
+        <w:rPr>
+          <w:rFonts w:ascii="Calibri" w:hAnsi="Calibri" w:cs="Calibri" w:eastAsia="PingFang SC"/>
+          <w:color w:val="3D3A33"/>
+          <w:sz w:val="22"/>
+          <w:szCs w:val="22"/>
+        </w:rPr>
+        <w:tab/>
+      </w:r>
+      <w:r>
+        <w:rPr>
+          <w:rFonts w:ascii="Calibri" w:hAnsi="Calibri" w:cs="Calibri" w:eastAsia="PingFang SC"/>
+          <w:color w:val="3D3A33"/>
+          <w:sz w:val="22"/>
+          <w:szCs w:val="22"/>
+        </w:rPr>
+        <w:t xml:space="preserve">1895 Studies in Hysteria-basedon the case of a female patient called Anna O.-F. claimed hysteria originates in sexual malfunctioning and can be "talked away" (later- 1896-called "psychoanalysis”)</w:t>
+      </w:r>
+    </w:p>
+    <w:p>
+      <w:pPr>
+        <w:spacing w:after="80" w:line="312" w:lineRule="auto"/>
+        <w:ind w:left="1080" w:hanging="360"/>
+      </w:pPr>
+      <w:r>
+        <w:rPr>
+          <w:rFonts w:ascii="Calibri" w:hAnsi="Calibri" w:cs="Calibri" w:eastAsia="PingFang SC"/>
+          <w:color w:val="3D3A33"/>
+          <w:sz w:val="22"/>
+          <w:szCs w:val="22"/>
+        </w:rPr>
+        <w:t xml:space="preserve">◦</w:t>
+      </w:r>
+      <w:r>
+        <w:rPr>
+          <w:rFonts w:ascii="Calibri" w:hAnsi="Calibri" w:cs="Calibri" w:eastAsia="PingFang SC"/>
+          <w:color w:val="3D3A33"/>
+          <w:sz w:val="22"/>
+          <w:szCs w:val="22"/>
+        </w:rPr>
+        <w:tab/>
+      </w:r>
+      <w:r>
+        <w:rPr>
+          <w:rFonts w:ascii="Calibri" w:hAnsi="Calibri" w:cs="Calibri" w:eastAsia="PingFang SC"/>
+          <w:color w:val="3D3A33"/>
+          <w:sz w:val="22"/>
+          <w:szCs w:val="22"/>
+        </w:rPr>
+        <w:t xml:space="preserve">1899 Interpretation of Dreams: discovers that sexual malfunctions are not necessarily the result of seduction, but fantasies of being seduces (this leads eventually to the idea of Oedipus complex)</w:t>
+      </w:r>
+    </w:p>
+    <w:p>
+      <w:pPr>
+        <w:spacing w:after="80" w:line="312" w:lineRule="auto"/>
+        <w:ind w:left="1080" w:hanging="360"/>
+      </w:pPr>
+      <w:r>
+        <w:rPr>
+          <w:rFonts w:ascii="Calibri" w:hAnsi="Calibri" w:cs="Calibri" w:eastAsia="PingFang SC"/>
+          <w:color w:val="3D3A33"/>
+          <w:sz w:val="22"/>
+          <w:szCs w:val="22"/>
+        </w:rPr>
+        <w:t xml:space="preserve">◦</w:t>
+      </w:r>
+      <w:r>
+        <w:rPr>
+          <w:rFonts w:ascii="Calibri" w:hAnsi="Calibri" w:cs="Calibri" w:eastAsia="PingFang SC"/>
+          <w:color w:val="3D3A33"/>
+          <w:sz w:val="22"/>
+          <w:szCs w:val="22"/>
+        </w:rPr>
+        <w:tab/>
+      </w:r>
+      <w:r>
+        <w:rPr>
+          <w:rFonts w:ascii="Calibri" w:hAnsi="Calibri" w:cs="Calibri" w:eastAsia="PingFang SC"/>
+          <w:color w:val="3D3A33"/>
+          <w:sz w:val="22"/>
+          <w:szCs w:val="22"/>
+        </w:rPr>
+        <w:t xml:space="preserve">1905 Three Essays on the Theory of Sexuality offers his fully blown theory of sexual development from early childhood. F. developed here his theory of "sublimation" to explain the origins of culture - moves beyond individual to explain social phenomena</w:t>
+      </w:r>
+    </w:p>
+    <w:p>
+      <w:pPr>
+        <w:spacing w:after="80" w:line="312" w:lineRule="auto"/>
+        <w:ind w:left="1080" w:hanging="360"/>
+      </w:pPr>
+      <w:r>
+        <w:rPr>
+          <w:rFonts w:ascii="Calibri" w:hAnsi="Calibri" w:cs="Calibri" w:eastAsia="PingFang SC"/>
+          <w:color w:val="3D3A33"/>
+          <w:sz w:val="22"/>
+          <w:szCs w:val="22"/>
+        </w:rPr>
+        <w:t xml:space="preserve">◦</w:t>
+      </w:r>
+      <w:r>
+        <w:rPr>
+          <w:rFonts w:ascii="Calibri" w:hAnsi="Calibri" w:cs="Calibri" w:eastAsia="PingFang SC"/>
+          <w:color w:val="3D3A33"/>
+          <w:sz w:val="22"/>
+          <w:szCs w:val="22"/>
+        </w:rPr>
+        <w:tab/>
+      </w:r>
+      <w:r>
+        <w:rPr>
+          <w:rFonts w:ascii="Calibri" w:hAnsi="Calibri" w:cs="Calibri" w:eastAsia="PingFang SC"/>
+          <w:color w:val="3D3A33"/>
+          <w:sz w:val="22"/>
+          <w:szCs w:val="22"/>
+        </w:rPr>
+        <w:t xml:space="preserve">1923 The Ego and Id </w:t>
+      </w:r>
+    </w:p>
+    <w:p>
+      <w:pPr>
+        <w:spacing w:after="80" w:line="312" w:lineRule="auto"/>
+        <w:ind w:left="1080" w:hanging="360"/>
+      </w:pPr>
+      <w:r>
+        <w:rPr>
+          <w:rFonts w:ascii="Calibri" w:hAnsi="Calibri" w:cs="Calibri" w:eastAsia="PingFang SC"/>
+          <w:color w:val="3D3A33"/>
+          <w:sz w:val="22"/>
+          <w:szCs w:val="22"/>
+        </w:rPr>
+        <w:t xml:space="preserve">◦</w:t>
+      </w:r>
+      <w:r>
+        <w:rPr>
+          <w:rFonts w:ascii="Calibri" w:hAnsi="Calibri" w:cs="Calibri" w:eastAsia="PingFang SC"/>
+          <w:color w:val="3D3A33"/>
+          <w:sz w:val="22"/>
+          <w:szCs w:val="22"/>
+        </w:rPr>
+        <w:tab/>
+      </w:r>
+      <w:r>
+        <w:rPr>
+          <w:rFonts w:ascii="Calibri" w:hAnsi="Calibri" w:cs="Calibri" w:eastAsia="PingFang SC"/>
+          <w:color w:val="3D3A33"/>
+          <w:sz w:val="22"/>
+          <w:szCs w:val="22"/>
+        </w:rPr>
+        <w:t xml:space="preserve">1930 Civilisation and its Discontents</w:t>
+      </w:r>
+    </w:p>
+    <w:p>
+      <w:pPr>
+        <w:spacing w:after="80" w:line="312" w:lineRule="auto"/>
+        <w:ind w:left="1080" w:hanging="360"/>
+      </w:pPr>
+      <w:r>
+        <w:rPr>
+          <w:rFonts w:ascii="Calibri" w:hAnsi="Calibri" w:cs="Calibri" w:eastAsia="PingFang SC"/>
+          <w:color w:val="3D3A33"/>
+          <w:sz w:val="22"/>
+          <w:szCs w:val="22"/>
+        </w:rPr>
+        <w:t xml:space="preserve">◦</w:t>
+      </w:r>
+      <w:r>
+        <w:rPr>
+          <w:rFonts w:ascii="Calibri" w:hAnsi="Calibri" w:cs="Calibri" w:eastAsia="PingFang SC"/>
+          <w:color w:val="3D3A33"/>
+          <w:sz w:val="22"/>
+          <w:szCs w:val="22"/>
+        </w:rPr>
+        <w:tab/>
+      </w:r>
+      <w:r>
+        <w:rPr>
+          <w:rFonts w:ascii="Calibri" w:hAnsi="Calibri" w:cs="Calibri" w:eastAsia="PingFang SC"/>
+          <w:color w:val="3D3A33"/>
+          <w:sz w:val="22"/>
+          <w:szCs w:val="22"/>
+        </w:rPr>
+        <w:t xml:space="preserve">The Ego and Id (1923)</w:t>
+      </w:r>
+    </w:p>
+    <w:p>
+      <w:pPr>
+        <w:spacing w:after="80" w:line="312" w:lineRule="auto"/>
+        <w:ind w:left="1080" w:hanging="360"/>
+      </w:pPr>
+      <w:r>
+        <w:rPr>
+          <w:rFonts w:ascii="Calibri" w:hAnsi="Calibri" w:cs="Calibri" w:eastAsia="PingFang SC"/>
+          <w:color w:val="3D3A33"/>
+          <w:sz w:val="22"/>
+          <w:szCs w:val="22"/>
+        </w:rPr>
+        <w:t xml:space="preserve">◦</w:t>
+      </w:r>
+      <w:r>
+        <w:rPr>
+          <w:rFonts w:ascii="Calibri" w:hAnsi="Calibri" w:cs="Calibri" w:eastAsia="PingFang SC"/>
+          <w:color w:val="3D3A33"/>
+          <w:sz w:val="22"/>
+          <w:szCs w:val="22"/>
+        </w:rPr>
+        <w:tab/>
+      </w:r>
+      <w:r>
+        <w:rPr>
+          <w:rFonts w:ascii="Calibri" w:hAnsi="Calibri" w:cs="Calibri" w:eastAsia="PingFang SC"/>
+          <w:color w:val="3D3A33"/>
+          <w:sz w:val="22"/>
+          <w:szCs w:val="22"/>
+        </w:rPr>
+        <w:t xml:space="preserve">a) A structural theory of the mind</w:t>
+      </w:r>
+      <w:r>
+        <w:rPr>
+          <w:rFonts w:ascii="Calibri" w:hAnsi="Calibri" w:cs="Calibri" w:eastAsia="PingFang SC"/>
+          <w:color w:val="3D3A33"/>
+          <w:sz w:val="22"/>
+          <w:szCs w:val="22"/>
+        </w:rPr>
+        <w:br/>
+      </w:r>
+      <w:r>
+        <w:rPr>
+          <w:rFonts w:ascii="Calibri" w:hAnsi="Calibri" w:cs="Calibri" w:eastAsia="PingFang SC"/>
+          <w:color w:val="3D3A33"/>
+          <w:sz w:val="22"/>
+          <w:szCs w:val="22"/>
+        </w:rPr>
+        <w:t xml:space="preserve">b) The mind is divided into three agencies</w:t>
+      </w:r>
+      <w:r>
+        <w:rPr>
+          <w:rFonts w:ascii="Calibri" w:hAnsi="Calibri" w:cs="Calibri" w:eastAsia="PingFang SC"/>
+          <w:color w:val="3D3A33"/>
+          <w:sz w:val="22"/>
+          <w:szCs w:val="22"/>
+        </w:rPr>
+        <w:br/>
+      </w:r>
+      <w:r>
+        <w:rPr>
+          <w:rFonts w:ascii="Calibri" w:hAnsi="Calibri" w:cs="Calibri" w:eastAsia="PingFang SC"/>
+          <w:color w:val="3D3A33"/>
+          <w:sz w:val="22"/>
+          <w:szCs w:val="22"/>
+        </w:rPr>
+        <w:t xml:space="preserve">c) Id: wholly unconscious domain, from which drives come from</w:t>
+      </w:r>
+      <w:r>
+        <w:rPr>
+          <w:rFonts w:ascii="Calibri" w:hAnsi="Calibri" w:cs="Calibri" w:eastAsia="PingFang SC"/>
+          <w:color w:val="3D3A33"/>
+          <w:sz w:val="22"/>
+          <w:szCs w:val="22"/>
+        </w:rPr>
+        <w:br/>
+      </w:r>
+      <w:r>
+        <w:rPr>
+          <w:rFonts w:ascii="Calibri" w:hAnsi="Calibri" w:cs="Calibri" w:eastAsia="PingFang SC"/>
+          <w:color w:val="3D3A33"/>
+          <w:sz w:val="22"/>
+          <w:szCs w:val="22"/>
+        </w:rPr>
+        <w:t xml:space="preserve">d) Ego: partially conscious, it has the capacity to calculate and plan</w:t>
+      </w:r>
+      <w:r>
+        <w:rPr>
+          <w:rFonts w:ascii="Calibri" w:hAnsi="Calibri" w:cs="Calibri" w:eastAsia="PingFang SC"/>
+          <w:color w:val="3D3A33"/>
+          <w:sz w:val="22"/>
+          <w:szCs w:val="22"/>
+        </w:rPr>
+        <w:br/>
+      </w:r>
+      <w:r>
+        <w:rPr>
+          <w:rFonts w:ascii="Calibri" w:hAnsi="Calibri" w:cs="Calibri" w:eastAsia="PingFang SC"/>
+          <w:color w:val="3D3A33"/>
+          <w:sz w:val="22"/>
+          <w:szCs w:val="22"/>
+        </w:rPr>
+        <w:t xml:space="preserve">e) Super-ego: only partially conscious, the domain of conscience and guilt</w:t>
       </w:r>
     </w:p>
     <w:p>
@@ -932,11 +5594,177 @@
       </w:pPr>
       <w:r>
         <w:rPr>
-          <w:rFonts w:ascii="Aptos" w:hAnsi="Aptos" w:cs="Aptos" w:eastAsia="PingFang SC"/>
+          <w:rFonts w:ascii="Calibri" w:hAnsi="Calibri" w:cs="Calibri" w:eastAsia="PingFang SC"/>
+          <w:color w:val="3D3A33"/>
           <w:sz w:val="22"/>
           <w:szCs w:val="22"/>
         </w:rPr>
         <w:t xml:space="preserve">Weber: early life</w:t>
+      </w:r>
+    </w:p>
+    <w:p>
+      <w:pPr>
+        <w:spacing w:after="80" w:line="312" w:lineRule="auto"/>
+        <w:ind w:left="1080" w:hanging="360"/>
+      </w:pPr>
+      <w:r>
+        <w:rPr>
+          <w:rFonts w:ascii="Calibri" w:hAnsi="Calibri" w:cs="Calibri" w:eastAsia="PingFang SC"/>
+          <w:color w:val="3D3A33"/>
+          <w:sz w:val="22"/>
+          <w:szCs w:val="22"/>
+        </w:rPr>
+        <w:t xml:space="preserve">◦</w:t>
+      </w:r>
+      <w:r>
+        <w:rPr>
+          <w:rFonts w:ascii="Calibri" w:hAnsi="Calibri" w:cs="Calibri" w:eastAsia="PingFang SC"/>
+          <w:color w:val="3D3A33"/>
+          <w:sz w:val="22"/>
+          <w:szCs w:val="22"/>
+        </w:rPr>
+        <w:tab/>
+      </w:r>
+      <w:r>
+        <w:rPr>
+          <w:rFonts w:ascii="Calibri" w:hAnsi="Calibri" w:cs="Calibri" w:eastAsia="PingFang SC"/>
+          <w:color w:val="3D3A33"/>
+          <w:sz w:val="22"/>
+          <w:szCs w:val="22"/>
+        </w:rPr>
+        <w:t xml:space="preserve">Born in 1864 in Erfurt, Father, Max Weber Sr. was a conservative politician and civil servant, patriarchal figure. Mother Helena was a devout Protestant, sensitive to social issues</w:t>
+      </w:r>
+    </w:p>
+    <w:p>
+      <w:pPr>
+        <w:spacing w:after="80" w:line="312" w:lineRule="auto"/>
+        <w:ind w:left="1080" w:hanging="360"/>
+      </w:pPr>
+      <w:r>
+        <w:rPr>
+          <w:rFonts w:ascii="Calibri" w:hAnsi="Calibri" w:cs="Calibri" w:eastAsia="PingFang SC"/>
+          <w:color w:val="3D3A33"/>
+          <w:sz w:val="22"/>
+          <w:szCs w:val="22"/>
+        </w:rPr>
+        <w:t xml:space="preserve">◦</w:t>
+      </w:r>
+      <w:r>
+        <w:rPr>
+          <w:rFonts w:ascii="Calibri" w:hAnsi="Calibri" w:cs="Calibri" w:eastAsia="PingFang SC"/>
+          <w:color w:val="3D3A33"/>
+          <w:sz w:val="22"/>
+          <w:szCs w:val="22"/>
+        </w:rPr>
+        <w:tab/>
+      </w:r>
+      <w:r>
+        <w:rPr>
+          <w:rFonts w:ascii="Calibri" w:hAnsi="Calibri" w:cs="Calibri" w:eastAsia="PingFang SC"/>
+          <w:color w:val="3D3A33"/>
+          <w:sz w:val="22"/>
+          <w:szCs w:val="22"/>
+        </w:rPr>
+        <w:t xml:space="preserve">1882-1891 studies at Heidelberg and Berlin in law and agrarian history</w:t>
+      </w:r>
+    </w:p>
+    <w:p>
+      <w:pPr>
+        <w:spacing w:after="80" w:line="312" w:lineRule="auto"/>
+        <w:ind w:left="1080" w:hanging="360"/>
+      </w:pPr>
+      <w:r>
+        <w:rPr>
+          <w:rFonts w:ascii="Calibri" w:hAnsi="Calibri" w:cs="Calibri" w:eastAsia="PingFang SC"/>
+          <w:color w:val="3D3A33"/>
+          <w:sz w:val="22"/>
+          <w:szCs w:val="22"/>
+        </w:rPr>
+        <w:t xml:space="preserve">◦</w:t>
+      </w:r>
+      <w:r>
+        <w:rPr>
+          <w:rFonts w:ascii="Calibri" w:hAnsi="Calibri" w:cs="Calibri" w:eastAsia="PingFang SC"/>
+          <w:color w:val="3D3A33"/>
+          <w:sz w:val="22"/>
+          <w:szCs w:val="22"/>
+        </w:rPr>
+        <w:tab/>
+      </w:r>
+      <w:r>
+        <w:rPr>
+          <w:rFonts w:ascii="Calibri" w:hAnsi="Calibri" w:cs="Calibri" w:eastAsia="PingFang SC"/>
+          <w:color w:val="3D3A33"/>
+          <w:sz w:val="22"/>
+          <w:szCs w:val="22"/>
+        </w:rPr>
+        <w:t xml:space="preserve">1892 married Marianne Schnittger, first cousin </w:t>
+      </w:r>
+    </w:p>
+    <w:p>
+      <w:pPr>
+        <w:spacing w:after="80" w:line="312" w:lineRule="auto"/>
+        <w:ind w:left="1080" w:hanging="360"/>
+      </w:pPr>
+      <w:r>
+        <w:rPr>
+          <w:rFonts w:ascii="Calibri" w:hAnsi="Calibri" w:cs="Calibri" w:eastAsia="PingFang SC"/>
+          <w:color w:val="3D3A33"/>
+          <w:sz w:val="22"/>
+          <w:szCs w:val="22"/>
+        </w:rPr>
+        <w:t xml:space="preserve">◦</w:t>
+      </w:r>
+      <w:r>
+        <w:rPr>
+          <w:rFonts w:ascii="Calibri" w:hAnsi="Calibri" w:cs="Calibri" w:eastAsia="PingFang SC"/>
+          <w:color w:val="3D3A33"/>
+          <w:sz w:val="22"/>
+          <w:szCs w:val="22"/>
+        </w:rPr>
+        <w:tab/>
+      </w:r>
+      <w:r>
+        <w:rPr>
+          <w:rFonts w:ascii="Calibri" w:hAnsi="Calibri" w:cs="Calibri" w:eastAsia="PingFang SC"/>
+          <w:color w:val="3D3A33"/>
+          <w:sz w:val="22"/>
+          <w:szCs w:val="22"/>
+        </w:rPr>
+        <w:t xml:space="preserve">1895-96 appointments as Professor first in Freiburg, next in Heidelberg</w:t>
+      </w:r>
+    </w:p>
+    <w:p>
+      <w:pPr>
+        <w:spacing w:after="80" w:line="312" w:lineRule="auto"/>
+        <w:ind w:left="1080" w:hanging="360"/>
+      </w:pPr>
+      <w:r>
+        <w:rPr>
+          <w:rFonts w:ascii="Calibri" w:hAnsi="Calibri" w:cs="Calibri" w:eastAsia="PingFang SC"/>
+          <w:color w:val="3D3A33"/>
+          <w:sz w:val="22"/>
+          <w:szCs w:val="22"/>
+        </w:rPr>
+        <w:t xml:space="preserve">◦</w:t>
+      </w:r>
+      <w:r>
+        <w:rPr>
+          <w:rFonts w:ascii="Calibri" w:hAnsi="Calibri" w:cs="Calibri" w:eastAsia="PingFang SC"/>
+          <w:color w:val="3D3A33"/>
+          <w:sz w:val="22"/>
+          <w:szCs w:val="22"/>
+        </w:rPr>
+        <w:tab/>
+      </w:r>
+      <w:r>
+        <w:rPr>
+          <w:rFonts w:ascii="Calibri" w:hAnsi="Calibri" w:cs="Calibri" w:eastAsia="PingFang SC"/>
+          <w:color w:val="3D3A33"/>
+          <w:sz w:val="22"/>
+          <w:szCs w:val="22"/>
+        </w:rPr>
+        <w:t xml:space="preserve">1897 breakdown after conflict with father</w:t>
       </w:r>
     </w:p>
     <w:p>
@@ -949,11 +5777,210 @@
       </w:pPr>
       <w:r>
         <w:rPr>
-          <w:rFonts w:ascii="Aptos" w:hAnsi="Aptos" w:cs="Aptos" w:eastAsia="PingFang SC"/>
+          <w:rFonts w:ascii="Calibri" w:hAnsi="Calibri" w:cs="Calibri" w:eastAsia="PingFang SC"/>
+          <w:color w:val="3D3A33"/>
           <w:sz w:val="22"/>
           <w:szCs w:val="22"/>
         </w:rPr>
         <w:t xml:space="preserve">Weber: later life</w:t>
+      </w:r>
+    </w:p>
+    <w:p>
+      <w:pPr>
+        <w:spacing w:after="80" w:line="312" w:lineRule="auto"/>
+        <w:ind w:left="1080" w:hanging="360"/>
+      </w:pPr>
+      <w:r>
+        <w:rPr>
+          <w:rFonts w:ascii="Calibri" w:hAnsi="Calibri" w:cs="Calibri" w:eastAsia="PingFang SC"/>
+          <w:color w:val="3D3A33"/>
+          <w:sz w:val="22"/>
+          <w:szCs w:val="22"/>
+        </w:rPr>
+        <w:t xml:space="preserve">◦</w:t>
+      </w:r>
+      <w:r>
+        <w:rPr>
+          <w:rFonts w:ascii="Calibri" w:hAnsi="Calibri" w:cs="Calibri" w:eastAsia="PingFang SC"/>
+          <w:color w:val="3D3A33"/>
+          <w:sz w:val="22"/>
+          <w:szCs w:val="22"/>
+        </w:rPr>
+        <w:tab/>
+      </w:r>
+      <w:r>
+        <w:rPr>
+          <w:rFonts w:ascii="Calibri" w:hAnsi="Calibri" w:cs="Calibri" w:eastAsia="PingFang SC"/>
+          <w:color w:val="3D3A33"/>
+          <w:sz w:val="22"/>
+          <w:szCs w:val="22"/>
+        </w:rPr>
+        <w:t xml:space="preserve">1902 recovers from breakdown, returns to Heidelberg</w:t>
+      </w:r>
+    </w:p>
+    <w:p>
+      <w:pPr>
+        <w:spacing w:after="80" w:line="312" w:lineRule="auto"/>
+        <w:ind w:left="1080" w:hanging="360"/>
+      </w:pPr>
+      <w:r>
+        <w:rPr>
+          <w:rFonts w:ascii="Calibri" w:hAnsi="Calibri" w:cs="Calibri" w:eastAsia="PingFang SC"/>
+          <w:color w:val="3D3A33"/>
+          <w:sz w:val="22"/>
+          <w:szCs w:val="22"/>
+        </w:rPr>
+        <w:t xml:space="preserve">◦</w:t>
+      </w:r>
+      <w:r>
+        <w:rPr>
+          <w:rFonts w:ascii="Calibri" w:hAnsi="Calibri" w:cs="Calibri" w:eastAsia="PingFang SC"/>
+          <w:color w:val="3D3A33"/>
+          <w:sz w:val="22"/>
+          <w:szCs w:val="22"/>
+        </w:rPr>
+        <w:tab/>
+      </w:r>
+      <w:r>
+        <w:rPr>
+          <w:rFonts w:ascii="Calibri" w:hAnsi="Calibri" w:cs="Calibri" w:eastAsia="PingFang SC"/>
+          <w:color w:val="3D3A33"/>
+          <w:sz w:val="22"/>
+          <w:szCs w:val="22"/>
+        </w:rPr>
+        <w:t xml:space="preserve">1904 only trip to USA</w:t>
+      </w:r>
+    </w:p>
+    <w:p>
+      <w:pPr>
+        <w:spacing w:after="80" w:line="312" w:lineRule="auto"/>
+        <w:ind w:left="1080" w:hanging="360"/>
+      </w:pPr>
+      <w:r>
+        <w:rPr>
+          <w:rFonts w:ascii="Calibri" w:hAnsi="Calibri" w:cs="Calibri" w:eastAsia="PingFang SC"/>
+          <w:color w:val="3D3A33"/>
+          <w:sz w:val="22"/>
+          <w:szCs w:val="22"/>
+        </w:rPr>
+        <w:t xml:space="preserve">◦</w:t>
+      </w:r>
+      <w:r>
+        <w:rPr>
+          <w:rFonts w:ascii="Calibri" w:hAnsi="Calibri" w:cs="Calibri" w:eastAsia="PingFang SC"/>
+          <w:color w:val="3D3A33"/>
+          <w:sz w:val="22"/>
+          <w:szCs w:val="22"/>
+        </w:rPr>
+        <w:tab/>
+      </w:r>
+      <w:r>
+        <w:rPr>
+          <w:rFonts w:ascii="Calibri" w:hAnsi="Calibri" w:cs="Calibri" w:eastAsia="PingFang SC"/>
+          <w:color w:val="3D3A33"/>
+          <w:sz w:val="22"/>
+          <w:szCs w:val="22"/>
+        </w:rPr>
+        <w:t xml:space="preserve">1906 (?) life long affair with Else von Richthofen, wife of Edgar Jaffe and sister of Frieda von Richthofen (D.H. Lawrence wife) begins</w:t>
+      </w:r>
+    </w:p>
+    <w:p>
+      <w:pPr>
+        <w:spacing w:after="80" w:line="312" w:lineRule="auto"/>
+        <w:ind w:left="1080" w:hanging="360"/>
+      </w:pPr>
+      <w:r>
+        <w:rPr>
+          <w:rFonts w:ascii="Calibri" w:hAnsi="Calibri" w:cs="Calibri" w:eastAsia="PingFang SC"/>
+          <w:color w:val="3D3A33"/>
+          <w:sz w:val="22"/>
+          <w:szCs w:val="22"/>
+        </w:rPr>
+        <w:t xml:space="preserve">◦</w:t>
+      </w:r>
+      <w:r>
+        <w:rPr>
+          <w:rFonts w:ascii="Calibri" w:hAnsi="Calibri" w:cs="Calibri" w:eastAsia="PingFang SC"/>
+          <w:color w:val="3D3A33"/>
+          <w:sz w:val="22"/>
+          <w:szCs w:val="22"/>
+        </w:rPr>
+        <w:tab/>
+      </w:r>
+      <w:r>
+        <w:rPr>
+          <w:rFonts w:ascii="Calibri" w:hAnsi="Calibri" w:cs="Calibri" w:eastAsia="PingFang SC"/>
+          <w:color w:val="3D3A33"/>
+          <w:sz w:val="22"/>
+          <w:szCs w:val="22"/>
+        </w:rPr>
+        <w:t xml:space="preserve">1913-1919 work on religion</w:t>
+      </w:r>
+    </w:p>
+    <w:p>
+      <w:pPr>
+        <w:spacing w:after="80" w:line="312" w:lineRule="auto"/>
+        <w:ind w:left="1080" w:hanging="360"/>
+      </w:pPr>
+      <w:r>
+        <w:rPr>
+          <w:rFonts w:ascii="Calibri" w:hAnsi="Calibri" w:cs="Calibri" w:eastAsia="PingFang SC"/>
+          <w:color w:val="3D3A33"/>
+          <w:sz w:val="22"/>
+          <w:szCs w:val="22"/>
+        </w:rPr>
+        <w:t xml:space="preserve">◦</w:t>
+      </w:r>
+      <w:r>
+        <w:rPr>
+          <w:rFonts w:ascii="Calibri" w:hAnsi="Calibri" w:cs="Calibri" w:eastAsia="PingFang SC"/>
+          <w:color w:val="3D3A33"/>
+          <w:sz w:val="22"/>
+          <w:szCs w:val="22"/>
+        </w:rPr>
+        <w:tab/>
+      </w:r>
+      <w:r>
+        <w:rPr>
+          <w:rFonts w:ascii="Calibri" w:hAnsi="Calibri" w:cs="Calibri" w:eastAsia="PingFang SC"/>
+          <w:color w:val="3D3A33"/>
+          <w:sz w:val="22"/>
+          <w:szCs w:val="22"/>
+        </w:rPr>
+        <w:t xml:space="preserve">1914-1920 work on Economy and Society</w:t>
+      </w:r>
+    </w:p>
+    <w:p>
+      <w:pPr>
+        <w:spacing w:after="80" w:line="312" w:lineRule="auto"/>
+        <w:ind w:left="1080" w:hanging="360"/>
+      </w:pPr>
+      <w:r>
+        <w:rPr>
+          <w:rFonts w:ascii="Calibri" w:hAnsi="Calibri" w:cs="Calibri" w:eastAsia="PingFang SC"/>
+          <w:color w:val="3D3A33"/>
+          <w:sz w:val="22"/>
+          <w:szCs w:val="22"/>
+        </w:rPr>
+        <w:t xml:space="preserve">◦</w:t>
+      </w:r>
+      <w:r>
+        <w:rPr>
+          <w:rFonts w:ascii="Calibri" w:hAnsi="Calibri" w:cs="Calibri" w:eastAsia="PingFang SC"/>
+          <w:color w:val="3D3A33"/>
+          <w:sz w:val="22"/>
+          <w:szCs w:val="22"/>
+        </w:rPr>
+        <w:tab/>
+      </w:r>
+      <w:r>
+        <w:rPr>
+          <w:rFonts w:ascii="Calibri" w:hAnsi="Calibri" w:cs="Calibri" w:eastAsia="PingFang SC"/>
+          <w:color w:val="3D3A33"/>
+          <w:sz w:val="22"/>
+          <w:szCs w:val="22"/>
+        </w:rPr>
+        <w:t xml:space="preserve">Died in 1920</w:t>
       </w:r>
     </w:p>
     <w:p>
@@ -966,11 +5993,111 @@
       </w:pPr>
       <w:r>
         <w:rPr>
-          <w:rFonts w:ascii="Aptos" w:hAnsi="Aptos" w:cs="Aptos" w:eastAsia="PingFang SC"/>
+          <w:rFonts w:ascii="Calibri" w:hAnsi="Calibri" w:cs="Calibri" w:eastAsia="PingFang SC"/>
+          <w:color w:val="3D3A33"/>
           <w:sz w:val="22"/>
           <w:szCs w:val="22"/>
         </w:rPr>
         <w:t xml:space="preserve">Weber: work</w:t>
+      </w:r>
+    </w:p>
+    <w:p>
+      <w:pPr>
+        <w:spacing w:after="80" w:line="312" w:lineRule="auto"/>
+        <w:ind w:left="1080" w:hanging="360"/>
+      </w:pPr>
+      <w:r>
+        <w:rPr>
+          <w:rFonts w:ascii="Calibri" w:hAnsi="Calibri" w:cs="Calibri" w:eastAsia="PingFang SC"/>
+          <w:color w:val="3D3A33"/>
+          <w:sz w:val="22"/>
+          <w:szCs w:val="22"/>
+        </w:rPr>
+        <w:t xml:space="preserve">◦</w:t>
+      </w:r>
+      <w:r>
+        <w:rPr>
+          <w:rFonts w:ascii="Calibri" w:hAnsi="Calibri" w:cs="Calibri" w:eastAsia="PingFang SC"/>
+          <w:color w:val="3D3A33"/>
+          <w:sz w:val="22"/>
+          <w:szCs w:val="22"/>
+        </w:rPr>
+        <w:tab/>
+      </w:r>
+      <w:r>
+        <w:rPr>
+          <w:rFonts w:ascii="Calibri" w:hAnsi="Calibri" w:cs="Calibri" w:eastAsia="PingFang SC"/>
+          <w:color w:val="3D3A33"/>
+          <w:sz w:val="22"/>
+          <w:szCs w:val="22"/>
+        </w:rPr>
+        <w:t xml:space="preserve">Early work (before 1897 breakdown) mainly on Antiquity</w:t>
+      </w:r>
+    </w:p>
+    <w:p>
+      <w:pPr>
+        <w:spacing w:after="80" w:line="312" w:lineRule="auto"/>
+        <w:ind w:left="1080" w:hanging="360"/>
+      </w:pPr>
+      <w:r>
+        <w:rPr>
+          <w:rFonts w:ascii="Calibri" w:hAnsi="Calibri" w:cs="Calibri" w:eastAsia="PingFang SC"/>
+          <w:color w:val="3D3A33"/>
+          <w:sz w:val="22"/>
+          <w:szCs w:val="22"/>
+        </w:rPr>
+        <w:t xml:space="preserve">◦</w:t>
+      </w:r>
+      <w:r>
+        <w:rPr>
+          <w:rFonts w:ascii="Calibri" w:hAnsi="Calibri" w:cs="Calibri" w:eastAsia="PingFang SC"/>
+          <w:color w:val="3D3A33"/>
+          <w:sz w:val="22"/>
+          <w:szCs w:val="22"/>
+        </w:rPr>
+        <w:tab/>
+      </w:r>
+      <w:r>
+        <w:rPr>
+          <w:rFonts w:ascii="Calibri" w:hAnsi="Calibri" w:cs="Calibri" w:eastAsia="PingFang SC"/>
+          <w:color w:val="3D3A33"/>
+          <w:sz w:val="22"/>
+          <w:szCs w:val="22"/>
+        </w:rPr>
+        <w:t xml:space="preserve">1903-04: The Protestant Ethic and the Spirit of Capitalism</w:t>
+      </w:r>
+    </w:p>
+    <w:p>
+      <w:pPr>
+        <w:spacing w:after="80" w:line="312" w:lineRule="auto"/>
+        <w:ind w:left="1080" w:hanging="360"/>
+      </w:pPr>
+      <w:r>
+        <w:rPr>
+          <w:rFonts w:ascii="Calibri" w:hAnsi="Calibri" w:cs="Calibri" w:eastAsia="PingFang SC"/>
+          <w:color w:val="3D3A33"/>
+          <w:sz w:val="22"/>
+          <w:szCs w:val="22"/>
+        </w:rPr>
+        <w:t xml:space="preserve">◦</w:t>
+      </w:r>
+      <w:r>
+        <w:rPr>
+          <w:rFonts w:ascii="Calibri" w:hAnsi="Calibri" w:cs="Calibri" w:eastAsia="PingFang SC"/>
+          <w:color w:val="3D3A33"/>
+          <w:sz w:val="22"/>
+          <w:szCs w:val="22"/>
+        </w:rPr>
+        <w:tab/>
+      </w:r>
+      <w:r>
+        <w:rPr>
+          <w:rFonts w:ascii="Calibri" w:hAnsi="Calibri" w:cs="Calibri" w:eastAsia="PingFang SC"/>
+          <w:color w:val="3D3A33"/>
+          <w:sz w:val="22"/>
+          <w:szCs w:val="22"/>
+        </w:rPr>
+        <w:t xml:space="preserve">Economy and Society was unfinished, it was edited and published after Weber's death by Marianne</w:t>
       </w:r>
     </w:p>
     <w:p>
@@ -983,11 +6110,252 @@
       </w:pPr>
       <w:r>
         <w:rPr>
-          <w:rFonts w:ascii="Aptos" w:hAnsi="Aptos" w:cs="Aptos" w:eastAsia="PingFang SC"/>
+          <w:rFonts w:ascii="Calibri" w:hAnsi="Calibri" w:cs="Calibri" w:eastAsia="PingFang SC"/>
+          <w:color w:val="3D3A33"/>
           <w:sz w:val="22"/>
           <w:szCs w:val="22"/>
         </w:rPr>
         <w:t xml:space="preserve">Durkheim: life</w:t>
+      </w:r>
+    </w:p>
+    <w:p>
+      <w:pPr>
+        <w:spacing w:after="80" w:line="312" w:lineRule="auto"/>
+        <w:ind w:left="1080" w:hanging="360"/>
+      </w:pPr>
+      <w:r>
+        <w:rPr>
+          <w:rFonts w:ascii="Calibri" w:hAnsi="Calibri" w:cs="Calibri" w:eastAsia="PingFang SC"/>
+          <w:color w:val="3D3A33"/>
+          <w:sz w:val="22"/>
+          <w:szCs w:val="22"/>
+        </w:rPr>
+        <w:t xml:space="preserve">◦</w:t>
+      </w:r>
+      <w:r>
+        <w:rPr>
+          <w:rFonts w:ascii="Calibri" w:hAnsi="Calibri" w:cs="Calibri" w:eastAsia="PingFang SC"/>
+          <w:color w:val="3D3A33"/>
+          <w:sz w:val="22"/>
+          <w:szCs w:val="22"/>
+        </w:rPr>
+        <w:tab/>
+      </w:r>
+      <w:r>
+        <w:rPr>
+          <w:rFonts w:ascii="Calibri" w:hAnsi="Calibri" w:cs="Calibri" w:eastAsia="PingFang SC"/>
+          <w:color w:val="3D3A33"/>
+          <w:sz w:val="22"/>
+          <w:szCs w:val="22"/>
+        </w:rPr>
+        <w:t xml:space="preserve">Born in 1858 in Epinal. His father was a rabbi. Family expected him to follow his father's footsteps</w:t>
+      </w:r>
+    </w:p>
+    <w:p>
+      <w:pPr>
+        <w:spacing w:after="80" w:line="312" w:lineRule="auto"/>
+        <w:ind w:left="1080" w:hanging="360"/>
+      </w:pPr>
+      <w:r>
+        <w:rPr>
+          <w:rFonts w:ascii="Calibri" w:hAnsi="Calibri" w:cs="Calibri" w:eastAsia="PingFang SC"/>
+          <w:color w:val="3D3A33"/>
+          <w:sz w:val="22"/>
+          <w:szCs w:val="22"/>
+        </w:rPr>
+        <w:t xml:space="preserve">◦</w:t>
+      </w:r>
+      <w:r>
+        <w:rPr>
+          <w:rFonts w:ascii="Calibri" w:hAnsi="Calibri" w:cs="Calibri" w:eastAsia="PingFang SC"/>
+          <w:color w:val="3D3A33"/>
+          <w:sz w:val="22"/>
+          <w:szCs w:val="22"/>
+        </w:rPr>
+        <w:tab/>
+      </w:r>
+      <w:r>
+        <w:rPr>
+          <w:rFonts w:ascii="Calibri" w:hAnsi="Calibri" w:cs="Calibri" w:eastAsia="PingFang SC"/>
+          <w:color w:val="3D3A33"/>
+          <w:sz w:val="22"/>
+          <w:szCs w:val="22"/>
+        </w:rPr>
+        <w:t xml:space="preserve">1879 was admitted to Ecole Normale Superieure, Paris. But that time he losts his religlous beliefs</w:t>
+      </w:r>
+    </w:p>
+    <w:p>
+      <w:pPr>
+        <w:spacing w:after="80" w:line="312" w:lineRule="auto"/>
+        <w:ind w:left="1080" w:hanging="360"/>
+      </w:pPr>
+      <w:r>
+        <w:rPr>
+          <w:rFonts w:ascii="Calibri" w:hAnsi="Calibri" w:cs="Calibri" w:eastAsia="PingFang SC"/>
+          <w:color w:val="3D3A33"/>
+          <w:sz w:val="22"/>
+          <w:szCs w:val="22"/>
+        </w:rPr>
+        <w:t xml:space="preserve">◦</w:t>
+      </w:r>
+      <w:r>
+        <w:rPr>
+          <w:rFonts w:ascii="Calibri" w:hAnsi="Calibri" w:cs="Calibri" w:eastAsia="PingFang SC"/>
+          <w:color w:val="3D3A33"/>
+          <w:sz w:val="22"/>
+          <w:szCs w:val="22"/>
+        </w:rPr>
+        <w:tab/>
+      </w:r>
+      <w:r>
+        <w:rPr>
+          <w:rFonts w:ascii="Calibri" w:hAnsi="Calibri" w:cs="Calibri" w:eastAsia="PingFang SC"/>
+          <w:color w:val="3D3A33"/>
+          <w:sz w:val="22"/>
+          <w:szCs w:val="22"/>
+        </w:rPr>
+        <w:t xml:space="preserve">1887-1902 Professor at University of Bordeaux</w:t>
+      </w:r>
+    </w:p>
+    <w:p>
+      <w:pPr>
+        <w:spacing w:after="80" w:line="312" w:lineRule="auto"/>
+        <w:ind w:left="1080" w:hanging="360"/>
+      </w:pPr>
+      <w:r>
+        <w:rPr>
+          <w:rFonts w:ascii="Calibri" w:hAnsi="Calibri" w:cs="Calibri" w:eastAsia="PingFang SC"/>
+          <w:color w:val="3D3A33"/>
+          <w:sz w:val="22"/>
+          <w:szCs w:val="22"/>
+        </w:rPr>
+        <w:t xml:space="preserve">◦</w:t>
+      </w:r>
+      <w:r>
+        <w:rPr>
+          <w:rFonts w:ascii="Calibri" w:hAnsi="Calibri" w:cs="Calibri" w:eastAsia="PingFang SC"/>
+          <w:color w:val="3D3A33"/>
+          <w:sz w:val="22"/>
+          <w:szCs w:val="22"/>
+        </w:rPr>
+        <w:tab/>
+      </w:r>
+      <w:r>
+        <w:rPr>
+          <w:rFonts w:ascii="Calibri" w:hAnsi="Calibri" w:cs="Calibri" w:eastAsia="PingFang SC"/>
+          <w:color w:val="3D3A33"/>
+          <w:sz w:val="22"/>
+          <w:szCs w:val="22"/>
+        </w:rPr>
+        <w:t xml:space="preserve">1894 Becomes politically active in the "Dreyfus" affair </w:t>
+      </w:r>
+    </w:p>
+    <w:p>
+      <w:pPr>
+        <w:spacing w:after="80" w:line="312" w:lineRule="auto"/>
+        <w:ind w:left="1080" w:hanging="360"/>
+      </w:pPr>
+      <w:r>
+        <w:rPr>
+          <w:rFonts w:ascii="Calibri" w:hAnsi="Calibri" w:cs="Calibri" w:eastAsia="PingFang SC"/>
+          <w:color w:val="3D3A33"/>
+          <w:sz w:val="22"/>
+          <w:szCs w:val="22"/>
+        </w:rPr>
+        <w:t xml:space="preserve">◦</w:t>
+      </w:r>
+      <w:r>
+        <w:rPr>
+          <w:rFonts w:ascii="Calibri" w:hAnsi="Calibri" w:cs="Calibri" w:eastAsia="PingFang SC"/>
+          <w:color w:val="3D3A33"/>
+          <w:sz w:val="22"/>
+          <w:szCs w:val="22"/>
+        </w:rPr>
+        <w:tab/>
+      </w:r>
+      <w:r>
+        <w:rPr>
+          <w:rFonts w:ascii="Calibri" w:hAnsi="Calibri" w:cs="Calibri" w:eastAsia="PingFang SC"/>
+          <w:color w:val="3D3A33"/>
+          <w:sz w:val="22"/>
+          <w:szCs w:val="22"/>
+        </w:rPr>
+        <w:t xml:space="preserve">1902 becomes Professor at University of Paris </w:t>
+      </w:r>
+    </w:p>
+    <w:p>
+      <w:pPr>
+        <w:spacing w:after="80" w:line="312" w:lineRule="auto"/>
+        <w:ind w:left="1080" w:hanging="360"/>
+      </w:pPr>
+      <w:r>
+        <w:rPr>
+          <w:rFonts w:ascii="Calibri" w:hAnsi="Calibri" w:cs="Calibri" w:eastAsia="PingFang SC"/>
+          <w:color w:val="3D3A33"/>
+          <w:sz w:val="22"/>
+          <w:szCs w:val="22"/>
+        </w:rPr>
+        <w:t xml:space="preserve">◦</w:t>
+      </w:r>
+      <w:r>
+        <w:rPr>
+          <w:rFonts w:ascii="Calibri" w:hAnsi="Calibri" w:cs="Calibri" w:eastAsia="PingFang SC"/>
+          <w:color w:val="3D3A33"/>
+          <w:sz w:val="22"/>
+          <w:szCs w:val="22"/>
+        </w:rPr>
+        <w:tab/>
+      </w:r>
+      <w:r>
+        <w:rPr>
+          <w:rFonts w:ascii="Calibri" w:hAnsi="Calibri" w:cs="Calibri" w:eastAsia="PingFang SC"/>
+          <w:color w:val="3D3A33"/>
+          <w:sz w:val="22"/>
+          <w:szCs w:val="22"/>
+        </w:rPr>
+        <w:t xml:space="preserve">1916 son killed in War</w:t>
+      </w:r>
+      <w:r>
+        <w:rPr>
+          <w:rFonts w:ascii="Calibri" w:hAnsi="Calibri" w:cs="Calibri" w:eastAsia="PingFang SC"/>
+          <w:color w:val="3D3A33"/>
+          <w:sz w:val="22"/>
+          <w:szCs w:val="22"/>
+        </w:rPr>
+        <w:br/>
+      </w:r>
+    </w:p>
+    <w:p>
+      <w:pPr>
+        <w:spacing w:after="80" w:line="312" w:lineRule="auto"/>
+        <w:ind w:left="1080" w:hanging="360"/>
+      </w:pPr>
+      <w:r>
+        <w:rPr>
+          <w:rFonts w:ascii="Calibri" w:hAnsi="Calibri" w:cs="Calibri" w:eastAsia="PingFang SC"/>
+          <w:color w:val="3D3A33"/>
+          <w:sz w:val="22"/>
+          <w:szCs w:val="22"/>
+        </w:rPr>
+        <w:t xml:space="preserve">◦</w:t>
+      </w:r>
+      <w:r>
+        <w:rPr>
+          <w:rFonts w:ascii="Calibri" w:hAnsi="Calibri" w:cs="Calibri" w:eastAsia="PingFang SC"/>
+          <w:color w:val="3D3A33"/>
+          <w:sz w:val="22"/>
+          <w:szCs w:val="22"/>
+        </w:rPr>
+        <w:tab/>
+      </w:r>
+      <w:r>
+        <w:rPr>
+          <w:rFonts w:ascii="Calibri" w:hAnsi="Calibri" w:cs="Calibri" w:eastAsia="PingFang SC"/>
+          <w:color w:val="3D3A33"/>
+          <w:sz w:val="22"/>
+          <w:szCs w:val="22"/>
+        </w:rPr>
+        <w:t xml:space="preserve">Died in 1917 in Paris</w:t>
       </w:r>
     </w:p>
     <w:p>
@@ -1000,11 +6368,405 @@
       </w:pPr>
       <w:r>
         <w:rPr>
-          <w:rFonts w:ascii="Aptos" w:hAnsi="Aptos" w:cs="Aptos" w:eastAsia="PingFang SC"/>
+          <w:rFonts w:ascii="Calibri" w:hAnsi="Calibri" w:cs="Calibri" w:eastAsia="PingFang SC"/>
+          <w:color w:val="3D3A33"/>
           <w:sz w:val="22"/>
           <w:szCs w:val="22"/>
         </w:rPr>
         <w:t xml:space="preserve">Durkheim: work</w:t>
+      </w:r>
+    </w:p>
+    <w:p>
+      <w:pPr>
+        <w:spacing w:after="80" w:line="312" w:lineRule="auto"/>
+        <w:ind w:left="1080" w:hanging="360"/>
+      </w:pPr>
+      <w:r>
+        <w:rPr>
+          <w:rFonts w:ascii="Calibri" w:hAnsi="Calibri" w:cs="Calibri" w:eastAsia="PingFang SC"/>
+          <w:color w:val="3D3A33"/>
+          <w:sz w:val="22"/>
+          <w:szCs w:val="22"/>
+        </w:rPr>
+        <w:t xml:space="preserve">◦</w:t>
+      </w:r>
+      <w:r>
+        <w:rPr>
+          <w:rFonts w:ascii="Calibri" w:hAnsi="Calibri" w:cs="Calibri" w:eastAsia="PingFang SC"/>
+          <w:color w:val="3D3A33"/>
+          <w:sz w:val="22"/>
+          <w:szCs w:val="22"/>
+        </w:rPr>
+        <w:tab/>
+      </w:r>
+      <w:r>
+        <w:rPr>
+          <w:rFonts w:ascii="Calibri" w:hAnsi="Calibri" w:cs="Calibri" w:eastAsia="PingFang SC"/>
+          <w:color w:val="3D3A33"/>
+          <w:sz w:val="22"/>
+          <w:szCs w:val="22"/>
+        </w:rPr>
+        <w:t xml:space="preserve">1893: The Divisions of Labor in Society </w:t>
+      </w:r>
+    </w:p>
+    <w:p>
+      <w:pPr>
+        <w:spacing w:after="80" w:line="312" w:lineRule="auto"/>
+        <w:ind w:left="1080" w:hanging="360"/>
+      </w:pPr>
+      <w:r>
+        <w:rPr>
+          <w:rFonts w:ascii="Calibri" w:hAnsi="Calibri" w:cs="Calibri" w:eastAsia="PingFang SC"/>
+          <w:color w:val="3D3A33"/>
+          <w:sz w:val="22"/>
+          <w:szCs w:val="22"/>
+        </w:rPr>
+        <w:t xml:space="preserve">◦</w:t>
+      </w:r>
+      <w:r>
+        <w:rPr>
+          <w:rFonts w:ascii="Calibri" w:hAnsi="Calibri" w:cs="Calibri" w:eastAsia="PingFang SC"/>
+          <w:color w:val="3D3A33"/>
+          <w:sz w:val="22"/>
+          <w:szCs w:val="22"/>
+        </w:rPr>
+        <w:tab/>
+      </w:r>
+      <w:r>
+        <w:rPr>
+          <w:rFonts w:ascii="Calibri" w:hAnsi="Calibri" w:cs="Calibri" w:eastAsia="PingFang SC"/>
+          <w:color w:val="3D3A33"/>
+          <w:sz w:val="22"/>
+          <w:szCs w:val="22"/>
+        </w:rPr>
+        <w:t xml:space="preserve">1895: The Rules of Sociological Method</w:t>
+      </w:r>
+    </w:p>
+    <w:p>
+      <w:pPr>
+        <w:spacing w:after="80" w:line="312" w:lineRule="auto"/>
+        <w:ind w:left="1080" w:hanging="360"/>
+      </w:pPr>
+      <w:r>
+        <w:rPr>
+          <w:rFonts w:ascii="Calibri" w:hAnsi="Calibri" w:cs="Calibri" w:eastAsia="PingFang SC"/>
+          <w:color w:val="3D3A33"/>
+          <w:sz w:val="22"/>
+          <w:szCs w:val="22"/>
+        </w:rPr>
+        <w:t xml:space="preserve">◦</w:t>
+      </w:r>
+      <w:r>
+        <w:rPr>
+          <w:rFonts w:ascii="Calibri" w:hAnsi="Calibri" w:cs="Calibri" w:eastAsia="PingFang SC"/>
+          <w:color w:val="3D3A33"/>
+          <w:sz w:val="22"/>
+          <w:szCs w:val="22"/>
+        </w:rPr>
+        <w:tab/>
+      </w:r>
+      <w:r>
+        <w:rPr>
+          <w:rFonts w:ascii="Calibri" w:hAnsi="Calibri" w:cs="Calibri" w:eastAsia="PingFang SC"/>
+          <w:color w:val="3D3A33"/>
+          <w:sz w:val="22"/>
+          <w:szCs w:val="22"/>
+        </w:rPr>
+        <w:t xml:space="preserve">1897: Suicide</w:t>
+      </w:r>
+    </w:p>
+    <w:p>
+      <w:pPr>
+        <w:spacing w:after="80" w:line="312" w:lineRule="auto"/>
+        <w:ind w:left="1080" w:hanging="360"/>
+      </w:pPr>
+      <w:r>
+        <w:rPr>
+          <w:rFonts w:ascii="Calibri" w:hAnsi="Calibri" w:cs="Calibri" w:eastAsia="PingFang SC"/>
+          <w:color w:val="3D3A33"/>
+          <w:sz w:val="22"/>
+          <w:szCs w:val="22"/>
+        </w:rPr>
+        <w:t xml:space="preserve">◦</w:t>
+      </w:r>
+      <w:r>
+        <w:rPr>
+          <w:rFonts w:ascii="Calibri" w:hAnsi="Calibri" w:cs="Calibri" w:eastAsia="PingFang SC"/>
+          <w:color w:val="3D3A33"/>
+          <w:sz w:val="22"/>
+          <w:szCs w:val="22"/>
+        </w:rPr>
+        <w:tab/>
+      </w:r>
+      <w:r>
+        <w:rPr>
+          <w:rFonts w:ascii="Calibri" w:hAnsi="Calibri" w:cs="Calibri" w:eastAsia="PingFang SC"/>
+          <w:color w:val="3D3A33"/>
+          <w:sz w:val="22"/>
+          <w:szCs w:val="22"/>
+        </w:rPr>
+        <w:t xml:space="preserve">1915: The Elementary Forms of Religious Life (major break for Durkheim: he has now renewed interest in the methaphisycal and spiritual)</w:t>
+      </w:r>
+    </w:p>
+    <w:p>
+      <w:pPr>
+        <w:spacing w:after="80" w:line="312" w:lineRule="auto"/>
+        <w:ind w:left="1080" w:hanging="360"/>
+      </w:pPr>
+      <w:r>
+        <w:rPr>
+          <w:rFonts w:ascii="Calibri" w:hAnsi="Calibri" w:cs="Calibri" w:eastAsia="PingFang SC"/>
+          <w:color w:val="3D3A33"/>
+          <w:sz w:val="22"/>
+          <w:szCs w:val="22"/>
+        </w:rPr>
+        <w:t xml:space="preserve">◦</w:t>
+      </w:r>
+      <w:r>
+        <w:rPr>
+          <w:rFonts w:ascii="Calibri" w:hAnsi="Calibri" w:cs="Calibri" w:eastAsia="PingFang SC"/>
+          <w:color w:val="3D3A33"/>
+          <w:sz w:val="22"/>
+          <w:szCs w:val="22"/>
+        </w:rPr>
+        <w:tab/>
+      </w:r>
+      <w:r>
+        <w:rPr>
+          <w:rFonts w:ascii="Calibri" w:hAnsi="Calibri" w:cs="Calibri" w:eastAsia="PingFang SC"/>
+          <w:color w:val="3D3A33"/>
+          <w:sz w:val="22"/>
+          <w:szCs w:val="22"/>
+        </w:rPr>
+        <w:t xml:space="preserve">The Division of Labor: main themes</w:t>
+      </w:r>
+      <w:r>
+        <w:rPr>
+          <w:rFonts w:ascii="Calibri" w:hAnsi="Calibri" w:cs="Calibri" w:eastAsia="PingFang SC"/>
+          <w:color w:val="3D3A33"/>
+          <w:sz w:val="22"/>
+          <w:szCs w:val="22"/>
+        </w:rPr>
+        <w:br/>
+      </w:r>
+      <w:r>
+        <w:rPr>
+          <w:rFonts w:ascii="Calibri" w:hAnsi="Calibri" w:cs="Calibri" w:eastAsia="PingFang SC"/>
+          <w:color w:val="3D3A33"/>
+          <w:sz w:val="22"/>
+          <w:szCs w:val="22"/>
+        </w:rPr>
+        <w:t xml:space="preserve">a) This was his Ph.D. dissertation</w:t>
+      </w:r>
+      <w:r>
+        <w:rPr>
+          <w:rFonts w:ascii="Calibri" w:hAnsi="Calibri" w:cs="Calibri" w:eastAsia="PingFang SC"/>
+          <w:color w:val="3D3A33"/>
+          <w:sz w:val="22"/>
+          <w:szCs w:val="22"/>
+        </w:rPr>
+        <w:br/>
+      </w:r>
+      <w:r>
+        <w:rPr>
+          <w:rFonts w:ascii="Calibri" w:hAnsi="Calibri" w:cs="Calibri" w:eastAsia="PingFang SC"/>
+          <w:color w:val="3D3A33"/>
+          <w:sz w:val="22"/>
+          <w:szCs w:val="22"/>
+        </w:rPr>
+        <w:t xml:space="preserve">b) Inspired by Montesquieu he uses law as a measure of social development and explains the nature of legal systems with ecological factors and degree of division of labor.</w:t>
+      </w:r>
+      <w:r>
+        <w:rPr>
+          <w:rFonts w:ascii="Calibri" w:hAnsi="Calibri" w:cs="Calibri" w:eastAsia="PingFang SC"/>
+          <w:color w:val="3D3A33"/>
+          <w:sz w:val="22"/>
+          <w:szCs w:val="22"/>
+        </w:rPr>
+        <w:br/>
+      </w:r>
+      <w:r>
+        <w:rPr>
+          <w:rFonts w:ascii="Calibri" w:hAnsi="Calibri" w:cs="Calibri" w:eastAsia="PingFang SC"/>
+          <w:color w:val="3D3A33"/>
+          <w:sz w:val="22"/>
+          <w:szCs w:val="22"/>
+        </w:rPr>
+        <w:t xml:space="preserve">c) Marx was interested in economic conflict; Weber in power struggle, Durkheim in solidarity</w:t>
+      </w:r>
+      <w:r>
+        <w:rPr>
+          <w:rFonts w:ascii="Calibri" w:hAnsi="Calibri" w:cs="Calibri" w:eastAsia="PingFang SC"/>
+          <w:color w:val="3D3A33"/>
+          <w:sz w:val="22"/>
+          <w:szCs w:val="22"/>
+        </w:rPr>
+        <w:br/>
+      </w:r>
+      <w:r>
+        <w:rPr>
+          <w:rFonts w:ascii="Calibri" w:hAnsi="Calibri" w:cs="Calibri" w:eastAsia="PingFang SC"/>
+          <w:color w:val="3D3A33"/>
+          <w:sz w:val="22"/>
+          <w:szCs w:val="22"/>
+        </w:rPr>
+        <w:t xml:space="preserve">d) Makes distinction between two types of social solidarity: mechanical and organic</w:t>
+      </w:r>
+      <w:r>
+        <w:rPr>
+          <w:rFonts w:ascii="Calibri" w:hAnsi="Calibri" w:cs="Calibri" w:eastAsia="PingFang SC"/>
+          <w:color w:val="3D3A33"/>
+          <w:sz w:val="22"/>
+          <w:szCs w:val="22"/>
+        </w:rPr>
+        <w:br/>
+      </w:r>
+      <w:r>
+        <w:rPr>
+          <w:rFonts w:ascii="Calibri" w:hAnsi="Calibri" w:cs="Calibri" w:eastAsia="PingFang SC"/>
+          <w:color w:val="3D3A33"/>
+          <w:sz w:val="22"/>
+          <w:szCs w:val="22"/>
+        </w:rPr>
+        <w:t xml:space="preserve">e) He identifies a pathological form of division of labor: called anomie (this is analogous to alienation in Marx and disenchantment in Weber</w:t>
+      </w:r>
+    </w:p>
+    <w:p>
+      <w:pPr>
+        <w:spacing w:after="80" w:line="312" w:lineRule="auto"/>
+        <w:ind w:left="1080" w:hanging="360"/>
+      </w:pPr>
+      <w:r>
+        <w:rPr>
+          <w:rFonts w:ascii="Calibri" w:hAnsi="Calibri" w:cs="Calibri" w:eastAsia="PingFang SC"/>
+          <w:color w:val="3D3A33"/>
+          <w:sz w:val="22"/>
+          <w:szCs w:val="22"/>
+        </w:rPr>
+        <w:t xml:space="preserve">◦</w:t>
+      </w:r>
+      <w:r>
+        <w:rPr>
+          <w:rFonts w:ascii="Calibri" w:hAnsi="Calibri" w:cs="Calibri" w:eastAsia="PingFang SC"/>
+          <w:color w:val="3D3A33"/>
+          <w:sz w:val="22"/>
+          <w:szCs w:val="22"/>
+        </w:rPr>
+        <w:tab/>
+      </w:r>
+      <w:r>
+        <w:rPr>
+          <w:rFonts w:ascii="Calibri" w:hAnsi="Calibri" w:cs="Calibri" w:eastAsia="PingFang SC"/>
+          <w:color w:val="3D3A33"/>
+          <w:sz w:val="22"/>
+          <w:szCs w:val="22"/>
+        </w:rPr>
+        <w:t xml:space="preserve">Suicide</w:t>
+      </w:r>
+      <w:r>
+        <w:rPr>
+          <w:rFonts w:ascii="Calibri" w:hAnsi="Calibri" w:cs="Calibri" w:eastAsia="PingFang SC"/>
+          <w:color w:val="3D3A33"/>
+          <w:sz w:val="22"/>
+          <w:szCs w:val="22"/>
+        </w:rPr>
+        <w:br/>
+      </w:r>
+      <w:r>
+        <w:rPr>
+          <w:rFonts w:ascii="Calibri" w:hAnsi="Calibri" w:cs="Calibri" w:eastAsia="PingFang SC"/>
+          <w:color w:val="3D3A33"/>
+          <w:sz w:val="22"/>
+          <w:szCs w:val="22"/>
+        </w:rPr>
+        <w:t xml:space="preserve">This is one of the first rigorous empirical studies of a social phenomenon: suicide.</w:t>
+      </w:r>
+      <w:r>
+        <w:rPr>
+          <w:rFonts w:ascii="Calibri" w:hAnsi="Calibri" w:cs="Calibri" w:eastAsia="PingFang SC"/>
+          <w:color w:val="3D3A33"/>
+          <w:sz w:val="22"/>
+          <w:szCs w:val="22"/>
+        </w:rPr>
+        <w:br/>
+      </w:r>
+      <w:r>
+        <w:rPr>
+          <w:rFonts w:ascii="Calibri" w:hAnsi="Calibri" w:cs="Calibri" w:eastAsia="PingFang SC"/>
+          <w:color w:val="3D3A33"/>
+          <w:sz w:val="22"/>
+          <w:szCs w:val="22"/>
+        </w:rPr>
+        <w:t xml:space="preserve">Makes distinctions between various types of suicide (anomic, altruistic, egoistic, fatalistic) and shows that the causes of suicide are social.</w:t>
+      </w:r>
+    </w:p>
+    <w:p>
+      <w:pPr>
+        <w:spacing w:after="80" w:line="312" w:lineRule="auto"/>
+        <w:ind w:left="1080" w:hanging="360"/>
+      </w:pPr>
+      <w:r>
+        <w:rPr>
+          <w:rFonts w:ascii="Calibri" w:hAnsi="Calibri" w:cs="Calibri" w:eastAsia="PingFang SC"/>
+          <w:color w:val="3D3A33"/>
+          <w:sz w:val="22"/>
+          <w:szCs w:val="22"/>
+        </w:rPr>
+        <w:t xml:space="preserve">◦</w:t>
+      </w:r>
+      <w:r>
+        <w:rPr>
+          <w:rFonts w:ascii="Calibri" w:hAnsi="Calibri" w:cs="Calibri" w:eastAsia="PingFang SC"/>
+          <w:color w:val="3D3A33"/>
+          <w:sz w:val="22"/>
+          <w:szCs w:val="22"/>
+        </w:rPr>
+        <w:tab/>
+      </w:r>
+      <w:r>
+        <w:rPr>
+          <w:rFonts w:ascii="Calibri" w:hAnsi="Calibri" w:cs="Calibri" w:eastAsia="PingFang SC"/>
+          <w:color w:val="3D3A33"/>
+          <w:sz w:val="22"/>
+          <w:szCs w:val="22"/>
+        </w:rPr>
+        <w:t xml:space="preserve">Durhkeim's methodology</w:t>
+      </w:r>
+      <w:r>
+        <w:rPr>
+          <w:rFonts w:ascii="Calibri" w:hAnsi="Calibri" w:cs="Calibri" w:eastAsia="PingFang SC"/>
+          <w:color w:val="3D3A33"/>
+          <w:sz w:val="22"/>
+          <w:szCs w:val="22"/>
+        </w:rPr>
+        <w:br/>
+      </w:r>
+      <w:r>
+        <w:rPr>
+          <w:rFonts w:ascii="Calibri" w:hAnsi="Calibri" w:cs="Calibri" w:eastAsia="PingFang SC"/>
+          <w:color w:val="3D3A33"/>
+          <w:sz w:val="22"/>
+          <w:szCs w:val="22"/>
+        </w:rPr>
+        <w:t xml:space="preserve">Durkheim was a methodological collectivist (much like Montesquieu or Rousseau, but much unlike Hobbes, Locke or Mill-Marx being half way between methodological collectivism and individualism).</w:t>
+      </w:r>
+      <w:r>
+        <w:rPr>
+          <w:rFonts w:ascii="Calibri" w:hAnsi="Calibri" w:cs="Calibri" w:eastAsia="PingFang SC"/>
+          <w:color w:val="3D3A33"/>
+          <w:sz w:val="22"/>
+          <w:szCs w:val="22"/>
+        </w:rPr>
+        <w:br/>
+      </w:r>
+      <w:r>
+        <w:rPr>
+          <w:rFonts w:ascii="Calibri" w:hAnsi="Calibri" w:cs="Calibri" w:eastAsia="PingFang SC"/>
+          <w:color w:val="3D3A33"/>
+          <w:sz w:val="22"/>
+          <w:szCs w:val="22"/>
+        </w:rPr>
+        <w:t xml:space="preserve">He believed in "social facts", which are more then the sum total of individual phenomena.</w:t>
       </w:r>
     </w:p>
     <w:sectPr>
